--- a/3EE00BF9-5DD6-488A-BBEC-12220446943D.docx
+++ b/3EE00BF9-5DD6-488A-BBEC-12220446943D.docx
@@ -1,11 +1,11 @@
 
 <file path=word/document.xml><?xml version="1.0" encoding="utf-8"?>
-<w:document xmlns:mc="http://schemas.openxmlformats.org/markup-compatibility/2006" xmlns:ve="http://schemas.openxmlformats.org/markup-compatibility/2006" xmlns:o="urn:schemas-microsoft-com:office:office" xmlns:r="http://schemas.openxmlformats.org/officeDocument/2006/relationships" xmlns:m="http://schemas.openxmlformats.org/officeDocument/2006/math" xmlns:v="urn:schemas-microsoft-com:vml" xmlns:wp="http://schemas.openxmlformats.org/drawingml/2006/wordprocessingDrawing" xmlns:w10="urn:schemas-microsoft-com:office:word" xmlns:w="http://schemas.openxmlformats.org/wordprocessingml/2006/main" xmlns:wne="http://schemas.microsoft.com/office/word/2006/wordml" xmlns:a="http://schemas.openxmlformats.org/drawingml/2006/main" xmlns:pic="http://schemas.openxmlformats.org/drawingml/2006/picture" xmlns:wpg="http://schemas.microsoft.com/office/word/2010/wordprocessingGroup" xmlns:wps="http://schemas.microsoft.com/office/word/2010/wordprocessingShape" xmlns:w14="http://schemas.microsoft.com/office/word/2010/wordml" mc:Ignorable="w14" xml:space="preserve">
+<w:document xmlns:wpc="http://schemas.microsoft.com/office/word/2010/wordprocessingCanvas" xmlns:cx="http://schemas.microsoft.com/office/drawing/2014/chartex" xmlns:cx1="http://schemas.microsoft.com/office/drawing/2015/9/8/chartex" xmlns:cx2="http://schemas.microsoft.com/office/drawing/2015/10/21/chartex" xmlns:cx3="http://schemas.microsoft.com/office/drawing/2016/5/9/chartex" xmlns:cx4="http://schemas.microsoft.com/office/drawing/2016/5/10/chartex" xmlns:cx5="http://schemas.microsoft.com/office/drawing/2016/5/11/chartex" xmlns:cx6="http://schemas.microsoft.com/office/drawing/2016/5/12/chartex" xmlns:cx7="http://schemas.microsoft.com/office/drawing/2016/5/13/chartex" xmlns:cx8="http://schemas.microsoft.com/office/drawing/2016/5/14/chartex" xmlns:mc="http://schemas.openxmlformats.org/markup-compatibility/2006" xmlns:aink="http://schemas.microsoft.com/office/drawing/2016/ink" xmlns:am3d="http://schemas.microsoft.com/office/drawing/2017/model3d" xmlns:o="urn:schemas-microsoft-com:office:office" xmlns:oel="http://schemas.microsoft.com/office/2019/extlst" xmlns:r="http://schemas.openxmlformats.org/officeDocument/2006/relationships" xmlns:m="http://schemas.openxmlformats.org/officeDocument/2006/math" xmlns:v="urn:schemas-microsoft-com:vml" xmlns:wp14="http://schemas.microsoft.com/office/word/2010/wordprocessingDrawing" xmlns:wp="http://schemas.openxmlformats.org/drawingml/2006/wordprocessingDrawing" xmlns:w10="urn:schemas-microsoft-com:office:word" xmlns:w="http://schemas.openxmlformats.org/wordprocessingml/2006/main" xmlns:w14="http://schemas.microsoft.com/office/word/2010/wordml" xmlns:w15="http://schemas.microsoft.com/office/word/2012/wordml" xmlns:w16cex="http://schemas.microsoft.com/office/word/2018/wordml/cex" xmlns:w16cid="http://schemas.microsoft.com/office/word/2016/wordml/cid" xmlns:w16="http://schemas.microsoft.com/office/word/2018/wordml" xmlns:w16du="http://schemas.microsoft.com/office/word/2023/wordml/word16du" xmlns:w16sdtdh="http://schemas.microsoft.com/office/word/2020/wordml/sdtdatahash" xmlns:w16sdtfl="http://schemas.microsoft.com/office/word/2024/wordml/sdtformatlock" xmlns:w16se="http://schemas.microsoft.com/office/word/2015/wordml/symex" xmlns:wpg="http://schemas.microsoft.com/office/word/2010/wordprocessingGroup" xmlns:wpi="http://schemas.microsoft.com/office/word/2010/wordprocessingInk" xmlns:wne="http://schemas.microsoft.com/office/word/2006/wordml" xmlns:wps="http://schemas.microsoft.com/office/word/2010/wordprocessingShape" mc:Ignorable="w14 w15 w16se w16cid w16 w16cex w16sdtdh w16sdtfl w16du wp14">
   <w:body>
     <w:p>
       <w:pPr>
         <w:spacing w:before="62"/>
-        <w:ind w:left="3089" w:right="3087" w:firstLine="0"/>
+        <w:ind w:left="3089" w:right="3087"/>
         <w:jc w:val="center"/>
         <w:rPr>
           <w:b/>
@@ -25,14 +25,14 @@
           <w:spacing w:val="-28"/>
           <w:sz w:val="40"/>
         </w:rPr>
-        <w:t> </w:t>
+        <w:t xml:space="preserve"> </w:t>
       </w:r>
       <w:r>
         <w:rPr>
           <w:b/>
           <w:sz w:val="40"/>
         </w:rPr>
-        <w:t>DEGREE </w:t>
+        <w:t xml:space="preserve">DEGREE </w:t>
       </w:r>
       <w:r>
         <w:rPr>
@@ -45,60 +45,54 @@
     </w:p>
     <w:p>
       <w:pPr>
-        <w:spacing w:before="0"/>
-        <w:ind w:left="2530" w:right="2530" w:firstLine="0"/>
+        <w:ind w:left="2530" w:right="2530"/>
         <w:jc w:val="center"/>
+        <w:rPr>
+          <w:b/>
+          <w:i/>
+        </w:rPr>
+      </w:pPr>
+      <w:r>
+        <w:rPr>
+          <w:b/>
+          <w:i/>
+        </w:rPr>
+        <w:t>Computer</w:t>
+      </w:r>
+      <w:r>
+        <w:rPr>
+          <w:b/>
+          <w:i/>
+          <w:spacing w:val="-7"/>
+        </w:rPr>
+        <w:t xml:space="preserve"> </w:t>
+      </w:r>
+      <w:r>
+        <w:rPr>
+          <w:b/>
+          <w:i/>
+          <w:spacing w:val="-2"/>
+        </w:rPr>
+        <w:t>Science</w:t>
+      </w:r>
+    </w:p>
+    <w:p>
+      <w:pPr>
+        <w:pStyle w:val="BodyText"/>
+        <w:spacing w:before="23"/>
         <w:rPr>
           <w:b/>
           <w:i/>
           <w:sz w:val="22"/>
         </w:rPr>
       </w:pPr>
-      <w:r>
-        <w:rPr>
-          <w:b/>
-          <w:i/>
-          <w:sz w:val="22"/>
-        </w:rPr>
-        <w:t>Computer</w:t>
-      </w:r>
-      <w:r>
-        <w:rPr>
-          <w:b/>
-          <w:i/>
-          <w:spacing w:val="-7"/>
-          <w:sz w:val="22"/>
-        </w:rPr>
-        <w:t> </w:t>
-      </w:r>
-      <w:r>
-        <w:rPr>
-          <w:b/>
-          <w:i/>
-          <w:spacing w:val="-2"/>
-          <w:sz w:val="22"/>
-        </w:rPr>
-        <w:t>Science</w:t>
-      </w:r>
-    </w:p>
-    <w:p>
-      <w:pPr>
-        <w:pStyle w:val="BodyText"/>
-        <w:spacing w:before="23"/>
-        <w:rPr>
-          <w:b/>
-          <w:i/>
-          <w:sz w:val="22"/>
-        </w:rPr>
-      </w:pPr>
     </w:p>
     <w:p>
       <w:pPr>
         <w:pStyle w:val="Title"/>
       </w:pPr>
       <w:r>
-        <w:rPr/>
-        <w:t>PROJECT </w:t>
+        <w:t xml:space="preserve">PROJECT </w:t>
       </w:r>
       <w:r>
         <w:rPr>
@@ -114,35 +108,33 @@
         <w:ind w:left="2530" w:right="2528"/>
         <w:jc w:val="center"/>
       </w:pPr>
-      <w:r>
-        <w:rPr/>
+      <w:bookmarkStart w:id="0" w:name="_Toc226656375"/>
+      <w:r>
         <w:t>Name:</w:t>
       </w:r>
       <w:r>
         <w:rPr>
           <w:spacing w:val="-17"/>
         </w:rPr>
-        <w:t> </w:t>
-      </w:r>
-      <w:r>
-        <w:rPr/>
+        <w:t xml:space="preserve"> </w:t>
+      </w:r>
+      <w:r>
         <w:t>Abdirahman</w:t>
       </w:r>
       <w:r>
         <w:rPr>
           <w:spacing w:val="-17"/>
         </w:rPr>
-        <w:t> </w:t>
-      </w:r>
-      <w:r>
-        <w:rPr/>
+        <w:t xml:space="preserve"> </w:t>
+      </w:r>
+      <w:r>
         <w:t>Jimale ID Number: (K2557660)</w:t>
       </w:r>
-    </w:p>
-    <w:p>
-      <w:pPr>
-        <w:spacing w:before="0"/>
-        <w:ind w:left="1" w:right="0" w:firstLine="0"/>
+      <w:bookmarkEnd w:id="0"/>
+    </w:p>
+    <w:p>
+      <w:pPr>
+        <w:ind w:left="1"/>
         <w:jc w:val="center"/>
         <w:rPr>
           <w:sz w:val="28"/>
@@ -160,7 +152,7 @@
           <w:spacing w:val="-6"/>
           <w:sz w:val="32"/>
         </w:rPr>
-        <w:t> </w:t>
+        <w:t xml:space="preserve"> </w:t>
       </w:r>
       <w:r>
         <w:rPr>
@@ -174,7 +166,7 @@
           <w:spacing w:val="-2"/>
           <w:sz w:val="32"/>
         </w:rPr>
-        <w:t> </w:t>
+        <w:t xml:space="preserve"> </w:t>
       </w:r>
       <w:r>
         <w:rPr>
@@ -188,7 +180,7 @@
           <w:spacing w:val="-15"/>
           <w:sz w:val="28"/>
         </w:rPr>
-        <w:t> </w:t>
+        <w:t xml:space="preserve"> </w:t>
       </w:r>
       <w:r>
         <w:rPr>
@@ -202,7 +194,7 @@
           <w:spacing w:val="-15"/>
           <w:sz w:val="28"/>
         </w:rPr>
-        <w:t> </w:t>
+        <w:t xml:space="preserve"> </w:t>
       </w:r>
       <w:r>
         <w:rPr>
@@ -216,8 +208,9 @@
           <w:spacing w:val="-15"/>
           <w:sz w:val="28"/>
         </w:rPr>
-        <w:t> </w:t>
-      </w:r>
+        <w:t xml:space="preserve"> </w:t>
+      </w:r>
+      <w:proofErr w:type="spellStart"/>
       <w:r>
         <w:rPr>
           <w:spacing w:val="-8"/>
@@ -225,6 +218,7 @@
         </w:rPr>
         <w:t>Organiser</w:t>
       </w:r>
+      <w:proofErr w:type="spellEnd"/>
     </w:p>
     <w:p>
       <w:pPr>
@@ -234,9 +228,7 @@
     </w:p>
     <w:p>
       <w:pPr>
-        <w:spacing w:before="0"/>
-        <w:ind w:left="23" w:right="0" w:firstLine="0"/>
-        <w:jc w:val="left"/>
+        <w:ind w:left="23"/>
         <w:rPr>
           <w:b/>
           <w:sz w:val="24"/>
@@ -266,118 +258,106 @@
         <w:ind w:left="23"/>
       </w:pPr>
       <w:r>
-        <w:rPr/>
         <w:t>I</w:t>
       </w:r>
       <w:r>
         <w:rPr>
           <w:spacing w:val="-3"/>
         </w:rPr>
-        <w:t> </w:t>
-      </w:r>
-      <w:r>
-        <w:rPr/>
+        <w:t xml:space="preserve"> </w:t>
+      </w:r>
+      <w:r>
         <w:t>have</w:t>
       </w:r>
       <w:r>
         <w:rPr>
           <w:spacing w:val="-3"/>
         </w:rPr>
-        <w:t> </w:t>
-      </w:r>
-      <w:r>
-        <w:rPr/>
+        <w:t xml:space="preserve"> </w:t>
+      </w:r>
+      <w:r>
         <w:t>read</w:t>
       </w:r>
       <w:r>
         <w:rPr>
           <w:spacing w:val="-3"/>
         </w:rPr>
-        <w:t> </w:t>
-      </w:r>
-      <w:r>
-        <w:rPr/>
+        <w:t xml:space="preserve"> </w:t>
+      </w:r>
+      <w:r>
         <w:t>and</w:t>
       </w:r>
       <w:r>
         <w:rPr>
           <w:spacing w:val="-3"/>
         </w:rPr>
-        <w:t> </w:t>
-      </w:r>
-      <w:r>
-        <w:rPr/>
+        <w:t xml:space="preserve"> </w:t>
+      </w:r>
+      <w:r>
         <w:t>understood</w:t>
       </w:r>
       <w:r>
         <w:rPr>
           <w:spacing w:val="-3"/>
         </w:rPr>
-        <w:t> </w:t>
-      </w:r>
-      <w:r>
-        <w:rPr/>
+        <w:t xml:space="preserve"> </w:t>
+      </w:r>
+      <w:r>
         <w:t>the</w:t>
       </w:r>
       <w:r>
         <w:rPr>
           <w:spacing w:val="-3"/>
         </w:rPr>
-        <w:t> </w:t>
-      </w:r>
-      <w:r>
-        <w:rPr/>
+        <w:t xml:space="preserve"> </w:t>
+      </w:r>
+      <w:r>
         <w:t>University</w:t>
       </w:r>
       <w:r>
         <w:rPr>
           <w:spacing w:val="-3"/>
         </w:rPr>
-        <w:t> </w:t>
-      </w:r>
-      <w:r>
-        <w:rPr/>
+        <w:t xml:space="preserve"> </w:t>
+      </w:r>
+      <w:r>
         <w:t>regulations</w:t>
       </w:r>
       <w:r>
         <w:rPr>
           <w:spacing w:val="-3"/>
         </w:rPr>
-        <w:t> </w:t>
-      </w:r>
-      <w:r>
-        <w:rPr/>
+        <w:t xml:space="preserve"> </w:t>
+      </w:r>
+      <w:r>
         <w:t>on</w:t>
       </w:r>
       <w:r>
         <w:rPr>
           <w:spacing w:val="-3"/>
         </w:rPr>
-        <w:t> </w:t>
-      </w:r>
-      <w:r>
-        <w:rPr/>
+        <w:t xml:space="preserve"> </w:t>
+      </w:r>
+      <w:r>
         <w:t>academic</w:t>
       </w:r>
       <w:r>
         <w:rPr>
           <w:spacing w:val="-4"/>
         </w:rPr>
-        <w:t> </w:t>
-      </w:r>
-      <w:r>
-        <w:rPr/>
+        <w:t xml:space="preserve"> </w:t>
+      </w:r>
+      <w:r>
         <w:t>misconduct,</w:t>
       </w:r>
       <w:r>
         <w:rPr>
           <w:spacing w:val="-3"/>
         </w:rPr>
-        <w:t> </w:t>
-      </w:r>
-      <w:r>
-        <w:rPr/>
-        <w:t>am aware of the internal rules of the CI6600 module, and as such make the following </w:t>
+        <w:t xml:space="preserve"> </w:t>
+      </w:r>
+      <w:r>
+        <w:t xml:space="preserve">am aware of the internal rules of the CI6600 module, and as such make the following </w:t>
       </w:r>
       <w:r>
         <w:rPr>
@@ -397,13 +377,12 @@
         <w:pStyle w:val="ListParagraph"/>
         <w:numPr>
           <w:ilvl w:val="0"/>
-          <w:numId w:val="1"/>
+          <w:numId w:val="4"/>
         </w:numPr>
         <w:tabs>
-          <w:tab w:pos="454" w:val="left" w:leader="none"/>
+          <w:tab w:val="left" w:pos="454"/>
         </w:tabs>
-        <w:spacing w:line="240" w:lineRule="auto" w:before="0" w:after="0"/>
-        <w:ind w:left="454" w:right="20" w:hanging="360"/>
+        <w:ind w:left="454" w:right="20"/>
         <w:jc w:val="both"/>
         <w:rPr>
           <w:sz w:val="24"/>
@@ -420,7 +399,7 @@
           <w:spacing w:val="-15"/>
           <w:sz w:val="24"/>
         </w:rPr>
-        <w:t> </w:t>
+        <w:t xml:space="preserve"> </w:t>
       </w:r>
       <w:r>
         <w:rPr>
@@ -433,7 +412,7 @@
           <w:spacing w:val="-15"/>
           <w:sz w:val="24"/>
         </w:rPr>
-        <w:t> </w:t>
+        <w:t xml:space="preserve"> </w:t>
       </w:r>
       <w:r>
         <w:rPr>
@@ -446,7 +425,7 @@
           <w:spacing w:val="-16"/>
           <w:sz w:val="24"/>
         </w:rPr>
-        <w:t> </w:t>
+        <w:t xml:space="preserve"> </w:t>
       </w:r>
       <w:r>
         <w:rPr>
@@ -459,7 +438,7 @@
           <w:spacing w:val="-15"/>
           <w:sz w:val="24"/>
         </w:rPr>
-        <w:t> </w:t>
+        <w:t xml:space="preserve"> </w:t>
       </w:r>
       <w:r>
         <w:rPr>
@@ -472,7 +451,7 @@
           <w:spacing w:val="-16"/>
           <w:sz w:val="24"/>
         </w:rPr>
-        <w:t> </w:t>
+        <w:t xml:space="preserve"> </w:t>
       </w:r>
       <w:r>
         <w:rPr>
@@ -485,7 +464,7 @@
           <w:spacing w:val="-16"/>
           <w:sz w:val="24"/>
         </w:rPr>
-        <w:t> </w:t>
+        <w:t xml:space="preserve"> </w:t>
       </w:r>
       <w:r>
         <w:rPr>
@@ -498,7 +477,7 @@
           <w:spacing w:val="-16"/>
           <w:sz w:val="24"/>
         </w:rPr>
-        <w:t> </w:t>
+        <w:t xml:space="preserve"> </w:t>
       </w:r>
       <w:r>
         <w:rPr>
@@ -511,7 +490,7 @@
           <w:spacing w:val="-15"/>
           <w:sz w:val="24"/>
         </w:rPr>
-        <w:t> </w:t>
+        <w:t xml:space="preserve"> </w:t>
       </w:r>
       <w:r>
         <w:rPr>
@@ -524,7 +503,7 @@
           <w:spacing w:val="-15"/>
           <w:sz w:val="24"/>
         </w:rPr>
-        <w:t> </w:t>
+        <w:t xml:space="preserve"> </w:t>
       </w:r>
       <w:r>
         <w:rPr>
@@ -537,7 +516,7 @@
           <w:spacing w:val="-15"/>
           <w:sz w:val="24"/>
         </w:rPr>
-        <w:t> </w:t>
+        <w:t xml:space="preserve"> </w:t>
       </w:r>
       <w:r>
         <w:rPr>
@@ -550,7 +529,7 @@
           <w:spacing w:val="-15"/>
           <w:sz w:val="24"/>
         </w:rPr>
-        <w:t> </w:t>
+        <w:t xml:space="preserve"> </w:t>
       </w:r>
       <w:r>
         <w:rPr>
@@ -563,7 +542,7 @@
           <w:spacing w:val="-15"/>
           <w:sz w:val="24"/>
         </w:rPr>
-        <w:t> </w:t>
+        <w:t xml:space="preserve"> </w:t>
       </w:r>
       <w:r>
         <w:rPr>
@@ -576,7 +555,7 @@
           <w:spacing w:val="-15"/>
           <w:sz w:val="24"/>
         </w:rPr>
-        <w:t> </w:t>
+        <w:t xml:space="preserve"> </w:t>
       </w:r>
       <w:r>
         <w:rPr>
@@ -589,7 +568,7 @@
           <w:spacing w:val="-7"/>
           <w:sz w:val="24"/>
         </w:rPr>
-        <w:t> </w:t>
+        <w:t xml:space="preserve"> </w:t>
       </w:r>
       <w:r>
         <w:rPr>
@@ -602,7 +581,7 @@
           <w:spacing w:val="-7"/>
           <w:sz w:val="24"/>
         </w:rPr>
-        <w:t> </w:t>
+        <w:t xml:space="preserve"> </w:t>
       </w:r>
       <w:r>
         <w:rPr>
@@ -615,7 +594,7 @@
           <w:spacing w:val="-7"/>
           <w:sz w:val="24"/>
         </w:rPr>
-        <w:t> </w:t>
+        <w:t xml:space="preserve"> </w:t>
       </w:r>
       <w:r>
         <w:rPr>
@@ -628,7 +607,7 @@
           <w:spacing w:val="-7"/>
           <w:sz w:val="24"/>
         </w:rPr>
-        <w:t> </w:t>
+        <w:t xml:space="preserve"> </w:t>
       </w:r>
       <w:r>
         <w:rPr>
@@ -641,7 +620,7 @@
           <w:spacing w:val="-7"/>
           <w:sz w:val="24"/>
         </w:rPr>
-        <w:t> </w:t>
+        <w:t xml:space="preserve"> </w:t>
       </w:r>
       <w:r>
         <w:rPr>
@@ -654,7 +633,7 @@
           <w:spacing w:val="-7"/>
           <w:sz w:val="24"/>
         </w:rPr>
-        <w:t> </w:t>
+        <w:t xml:space="preserve"> </w:t>
       </w:r>
       <w:r>
         <w:rPr>
@@ -667,7 +646,7 @@
           <w:spacing w:val="-7"/>
           <w:sz w:val="24"/>
         </w:rPr>
-        <w:t> </w:t>
+        <w:t xml:space="preserve"> </w:t>
       </w:r>
       <w:r>
         <w:rPr>
@@ -680,7 +659,7 @@
           <w:spacing w:val="-7"/>
           <w:sz w:val="24"/>
         </w:rPr>
-        <w:t> </w:t>
+        <w:t xml:space="preserve"> </w:t>
       </w:r>
       <w:r>
         <w:rPr>
@@ -693,7 +672,7 @@
           <w:spacing w:val="-7"/>
           <w:sz w:val="24"/>
         </w:rPr>
-        <w:t> </w:t>
+        <w:t xml:space="preserve"> </w:t>
       </w:r>
       <w:r>
         <w:rPr>
@@ -706,7 +685,7 @@
           <w:spacing w:val="-7"/>
           <w:sz w:val="24"/>
         </w:rPr>
-        <w:t> </w:t>
+        <w:t xml:space="preserve"> </w:t>
       </w:r>
       <w:r>
         <w:rPr>
@@ -719,13 +698,13 @@
           <w:spacing w:val="-7"/>
           <w:sz w:val="24"/>
         </w:rPr>
-        <w:t> </w:t>
-      </w:r>
-      <w:r>
-        <w:rPr>
-          <w:sz w:val="24"/>
-        </w:rPr>
-        <w:t>and </w:t>
+        <w:t xml:space="preserve"> </w:t>
+      </w:r>
+      <w:r>
+        <w:rPr>
+          <w:sz w:val="24"/>
+        </w:rPr>
+        <w:t xml:space="preserve">and </w:t>
       </w:r>
       <w:r>
         <w:rPr>
@@ -740,13 +719,13 @@
         <w:pStyle w:val="ListParagraph"/>
         <w:numPr>
           <w:ilvl w:val="0"/>
-          <w:numId w:val="1"/>
+          <w:numId w:val="4"/>
         </w:numPr>
         <w:tabs>
-          <w:tab w:pos="454" w:val="left" w:leader="none"/>
+          <w:tab w:val="left" w:pos="454"/>
         </w:tabs>
-        <w:spacing w:line="240" w:lineRule="auto" w:before="16" w:after="0"/>
-        <w:ind w:left="454" w:right="20" w:hanging="360"/>
+        <w:spacing w:before="16"/>
+        <w:ind w:left="454" w:right="20"/>
         <w:jc w:val="both"/>
         <w:rPr>
           <w:sz w:val="24"/>
@@ -763,7 +742,7 @@
           <w:spacing w:val="-8"/>
           <w:sz w:val="24"/>
         </w:rPr>
-        <w:t> </w:t>
+        <w:t xml:space="preserve"> </w:t>
       </w:r>
       <w:r>
         <w:rPr>
@@ -776,7 +755,7 @@
           <w:spacing w:val="-8"/>
           <w:sz w:val="24"/>
         </w:rPr>
-        <w:t> </w:t>
+        <w:t xml:space="preserve"> </w:t>
       </w:r>
       <w:r>
         <w:rPr>
@@ -789,7 +768,7 @@
           <w:spacing w:val="-8"/>
           <w:sz w:val="24"/>
         </w:rPr>
-        <w:t> </w:t>
+        <w:t xml:space="preserve"> </w:t>
       </w:r>
       <w:r>
         <w:rPr>
@@ -802,7 +781,7 @@
           <w:spacing w:val="-8"/>
           <w:sz w:val="24"/>
         </w:rPr>
-        <w:t> </w:t>
+        <w:t xml:space="preserve"> </w:t>
       </w:r>
       <w:r>
         <w:rPr>
@@ -815,7 +794,7 @@
           <w:spacing w:val="-8"/>
           <w:sz w:val="24"/>
         </w:rPr>
-        <w:t> </w:t>
+        <w:t xml:space="preserve"> </w:t>
       </w:r>
       <w:r>
         <w:rPr>
@@ -828,7 +807,7 @@
           <w:spacing w:val="-8"/>
           <w:sz w:val="24"/>
         </w:rPr>
-        <w:t> </w:t>
+        <w:t xml:space="preserve"> </w:t>
       </w:r>
       <w:r>
         <w:rPr>
@@ -841,7 +820,7 @@
           <w:spacing w:val="-8"/>
           <w:sz w:val="24"/>
         </w:rPr>
-        <w:t> </w:t>
+        <w:t xml:space="preserve"> </w:t>
       </w:r>
       <w:r>
         <w:rPr>
@@ -854,7 +833,7 @@
           <w:spacing w:val="-8"/>
           <w:sz w:val="24"/>
         </w:rPr>
-        <w:t> </w:t>
+        <w:t xml:space="preserve"> </w:t>
       </w:r>
       <w:r>
         <w:rPr>
@@ -867,7 +846,7 @@
           <w:spacing w:val="-8"/>
           <w:sz w:val="24"/>
         </w:rPr>
-        <w:t> </w:t>
+        <w:t xml:space="preserve"> </w:t>
       </w:r>
       <w:r>
         <w:rPr>
@@ -880,7 +859,7 @@
           <w:spacing w:val="-7"/>
           <w:sz w:val="24"/>
         </w:rPr>
-        <w:t> </w:t>
+        <w:t xml:space="preserve"> </w:t>
       </w:r>
       <w:r>
         <w:rPr>
@@ -893,7 +872,7 @@
           <w:spacing w:val="-8"/>
           <w:sz w:val="24"/>
         </w:rPr>
-        <w:t> </w:t>
+        <w:t xml:space="preserve"> </w:t>
       </w:r>
       <w:r>
         <w:rPr>
@@ -906,7 +885,7 @@
           <w:spacing w:val="-8"/>
           <w:sz w:val="24"/>
         </w:rPr>
-        <w:t> </w:t>
+        <w:t xml:space="preserve"> </w:t>
       </w:r>
       <w:r>
         <w:rPr>
@@ -919,7 +898,7 @@
           <w:spacing w:val="-8"/>
           <w:sz w:val="24"/>
         </w:rPr>
-        <w:t> </w:t>
+        <w:t xml:space="preserve"> </w:t>
       </w:r>
       <w:r>
         <w:rPr>
@@ -932,7 +911,7 @@
           <w:spacing w:val="-8"/>
           <w:sz w:val="24"/>
         </w:rPr>
-        <w:t> </w:t>
+        <w:t xml:space="preserve"> </w:t>
       </w:r>
       <w:r>
         <w:rPr>
@@ -945,7 +924,7 @@
           <w:spacing w:val="-8"/>
           <w:sz w:val="24"/>
         </w:rPr>
-        <w:t> </w:t>
+        <w:t xml:space="preserve"> </w:t>
       </w:r>
       <w:r>
         <w:rPr>
@@ -959,13 +938,13 @@
         <w:pStyle w:val="ListParagraph"/>
         <w:numPr>
           <w:ilvl w:val="0"/>
-          <w:numId w:val="1"/>
+          <w:numId w:val="4"/>
         </w:numPr>
         <w:tabs>
-          <w:tab w:pos="454" w:val="left" w:leader="none"/>
+          <w:tab w:val="left" w:pos="454"/>
         </w:tabs>
-        <w:spacing w:line="240" w:lineRule="auto" w:before="17" w:after="0"/>
-        <w:ind w:left="454" w:right="20" w:hanging="360"/>
+        <w:spacing w:before="17"/>
+        <w:ind w:left="454" w:right="20"/>
         <w:jc w:val="both"/>
         <w:rPr>
           <w:sz w:val="24"/>
@@ -982,7 +961,7 @@
           <w:spacing w:val="-4"/>
           <w:sz w:val="24"/>
         </w:rPr>
-        <w:t> </w:t>
+        <w:t xml:space="preserve"> </w:t>
       </w:r>
       <w:r>
         <w:rPr>
@@ -995,7 +974,7 @@
           <w:spacing w:val="-4"/>
           <w:sz w:val="24"/>
         </w:rPr>
-        <w:t> </w:t>
+        <w:t xml:space="preserve"> </w:t>
       </w:r>
       <w:r>
         <w:rPr>
@@ -1008,7 +987,7 @@
           <w:spacing w:val="-4"/>
           <w:sz w:val="24"/>
         </w:rPr>
-        <w:t> </w:t>
+        <w:t xml:space="preserve"> </w:t>
       </w:r>
       <w:r>
         <w:rPr>
@@ -1021,7 +1000,7 @@
           <w:spacing w:val="-4"/>
           <w:sz w:val="24"/>
         </w:rPr>
-        <w:t> </w:t>
+        <w:t xml:space="preserve"> </w:t>
       </w:r>
       <w:r>
         <w:rPr>
@@ -1034,7 +1013,7 @@
           <w:spacing w:val="-4"/>
           <w:sz w:val="24"/>
         </w:rPr>
-        <w:t> </w:t>
+        <w:t xml:space="preserve"> </w:t>
       </w:r>
       <w:r>
         <w:rPr>
@@ -1047,7 +1026,7 @@
           <w:spacing w:val="-4"/>
           <w:sz w:val="24"/>
         </w:rPr>
-        <w:t> </w:t>
+        <w:t xml:space="preserve"> </w:t>
       </w:r>
       <w:r>
         <w:rPr>
@@ -1060,7 +1039,7 @@
           <w:spacing w:val="-4"/>
           <w:sz w:val="24"/>
         </w:rPr>
-        <w:t> </w:t>
+        <w:t xml:space="preserve"> </w:t>
       </w:r>
       <w:r>
         <w:rPr>
@@ -1073,7 +1052,7 @@
           <w:spacing w:val="-4"/>
           <w:sz w:val="24"/>
         </w:rPr>
-        <w:t> </w:t>
+        <w:t xml:space="preserve"> </w:t>
       </w:r>
       <w:r>
         <w:rPr>
@@ -1086,7 +1065,7 @@
           <w:spacing w:val="-4"/>
           <w:sz w:val="24"/>
         </w:rPr>
-        <w:t> </w:t>
+        <w:t xml:space="preserve"> </w:t>
       </w:r>
       <w:r>
         <w:rPr>
@@ -1099,7 +1078,7 @@
           <w:spacing w:val="-4"/>
           <w:sz w:val="24"/>
         </w:rPr>
-        <w:t> </w:t>
+        <w:t xml:space="preserve"> </w:t>
       </w:r>
       <w:r>
         <w:rPr>
@@ -1112,7 +1091,7 @@
           <w:spacing w:val="-4"/>
           <w:sz w:val="24"/>
         </w:rPr>
-        <w:t> </w:t>
+        <w:t xml:space="preserve"> </w:t>
       </w:r>
       <w:r>
         <w:rPr>
@@ -1125,7 +1104,7 @@
           <w:spacing w:val="-4"/>
           <w:sz w:val="24"/>
         </w:rPr>
-        <w:t> </w:t>
+        <w:t xml:space="preserve"> </w:t>
       </w:r>
       <w:r>
         <w:rPr>
@@ -1138,7 +1117,7 @@
           <w:spacing w:val="-4"/>
           <w:sz w:val="24"/>
         </w:rPr>
-        <w:t> </w:t>
+        <w:t xml:space="preserve"> </w:t>
       </w:r>
       <w:r>
         <w:rPr>
@@ -1151,7 +1130,7 @@
           <w:spacing w:val="-4"/>
           <w:sz w:val="24"/>
         </w:rPr>
-        <w:t> </w:t>
+        <w:t xml:space="preserve"> </w:t>
       </w:r>
       <w:r>
         <w:rPr>
@@ -1164,7 +1143,7 @@
           <w:spacing w:val="-4"/>
           <w:sz w:val="24"/>
         </w:rPr>
-        <w:t> </w:t>
+        <w:t xml:space="preserve"> </w:t>
       </w:r>
       <w:r>
         <w:rPr>
@@ -1178,13 +1157,13 @@
         <w:pStyle w:val="ListParagraph"/>
         <w:numPr>
           <w:ilvl w:val="0"/>
-          <w:numId w:val="1"/>
+          <w:numId w:val="4"/>
         </w:numPr>
         <w:tabs>
-          <w:tab w:pos="454" w:val="left" w:leader="none"/>
+          <w:tab w:val="left" w:pos="454"/>
         </w:tabs>
-        <w:spacing w:line="240" w:lineRule="auto" w:before="16" w:after="0"/>
-        <w:ind w:left="454" w:right="21" w:hanging="360"/>
+        <w:spacing w:before="16"/>
+        <w:ind w:left="454" w:right="21"/>
         <w:jc w:val="both"/>
         <w:rPr>
           <w:sz w:val="24"/>
@@ -1201,7 +1180,7 @@
           <w:spacing w:val="-1"/>
           <w:sz w:val="24"/>
         </w:rPr>
-        <w:t> </w:t>
+        <w:t xml:space="preserve"> </w:t>
       </w:r>
       <w:r>
         <w:rPr>
@@ -1214,7 +1193,7 @@
           <w:spacing w:val="-1"/>
           <w:sz w:val="24"/>
         </w:rPr>
-        <w:t> </w:t>
+        <w:t xml:space="preserve"> </w:t>
       </w:r>
       <w:r>
         <w:rPr>
@@ -1227,7 +1206,7 @@
           <w:spacing w:val="-1"/>
           <w:sz w:val="24"/>
         </w:rPr>
-        <w:t> </w:t>
+        <w:t xml:space="preserve"> </w:t>
       </w:r>
       <w:r>
         <w:rPr>
@@ -1240,7 +1219,7 @@
           <w:spacing w:val="-1"/>
           <w:sz w:val="24"/>
         </w:rPr>
-        <w:t> </w:t>
+        <w:t xml:space="preserve"> </w:t>
       </w:r>
       <w:r>
         <w:rPr>
@@ -1253,7 +1232,7 @@
           <w:spacing w:val="-1"/>
           <w:sz w:val="24"/>
         </w:rPr>
-        <w:t> </w:t>
+        <w:t xml:space="preserve"> </w:t>
       </w:r>
       <w:r>
         <w:rPr>
@@ -1266,7 +1245,7 @@
           <w:spacing w:val="-1"/>
           <w:sz w:val="24"/>
         </w:rPr>
-        <w:t> </w:t>
+        <w:t xml:space="preserve"> </w:t>
       </w:r>
       <w:r>
         <w:rPr>
@@ -1279,7 +1258,7 @@
           <w:spacing w:val="-1"/>
           <w:sz w:val="24"/>
         </w:rPr>
-        <w:t> </w:t>
+        <w:t xml:space="preserve"> </w:t>
       </w:r>
       <w:r>
         <w:rPr>
@@ -1292,7 +1271,7 @@
           <w:spacing w:val="-1"/>
           <w:sz w:val="24"/>
         </w:rPr>
-        <w:t> </w:t>
+        <w:t xml:space="preserve"> </w:t>
       </w:r>
       <w:r>
         <w:rPr>
@@ -1306,13 +1285,13 @@
         <w:pStyle w:val="ListParagraph"/>
         <w:numPr>
           <w:ilvl w:val="0"/>
-          <w:numId w:val="1"/>
+          <w:numId w:val="4"/>
         </w:numPr>
         <w:tabs>
-          <w:tab w:pos="454" w:val="left" w:leader="none"/>
+          <w:tab w:val="left" w:pos="454"/>
         </w:tabs>
-        <w:spacing w:line="240" w:lineRule="auto" w:before="16" w:after="0"/>
-        <w:ind w:left="454" w:right="20" w:hanging="360"/>
+        <w:spacing w:before="16"/>
+        <w:ind w:left="454" w:right="20"/>
         <w:jc w:val="both"/>
         <w:rPr>
           <w:sz w:val="24"/>
@@ -1329,7 +1308,7 @@
           <w:spacing w:val="-11"/>
           <w:sz w:val="24"/>
         </w:rPr>
-        <w:t> </w:t>
+        <w:t xml:space="preserve"> </w:t>
       </w:r>
       <w:r>
         <w:rPr>
@@ -1342,7 +1321,7 @@
           <w:spacing w:val="-11"/>
           <w:sz w:val="24"/>
         </w:rPr>
-        <w:t> </w:t>
+        <w:t xml:space="preserve"> </w:t>
       </w:r>
       <w:r>
         <w:rPr>
@@ -1355,7 +1334,7 @@
           <w:spacing w:val="-11"/>
           <w:sz w:val="24"/>
         </w:rPr>
-        <w:t> </w:t>
+        <w:t xml:space="preserve"> </w:t>
       </w:r>
       <w:r>
         <w:rPr>
@@ -1368,7 +1347,7 @@
           <w:spacing w:val="-11"/>
           <w:sz w:val="24"/>
         </w:rPr>
-        <w:t> </w:t>
+        <w:t xml:space="preserve"> </w:t>
       </w:r>
       <w:r>
         <w:rPr>
@@ -1381,7 +1360,7 @@
           <w:spacing w:val="-11"/>
           <w:sz w:val="24"/>
         </w:rPr>
-        <w:t> </w:t>
+        <w:t xml:space="preserve"> </w:t>
       </w:r>
       <w:r>
         <w:rPr>
@@ -1394,7 +1373,7 @@
           <w:spacing w:val="-11"/>
           <w:sz w:val="24"/>
         </w:rPr>
-        <w:t> </w:t>
+        <w:t xml:space="preserve"> </w:t>
       </w:r>
       <w:r>
         <w:rPr>
@@ -1407,7 +1386,7 @@
           <w:spacing w:val="-11"/>
           <w:sz w:val="24"/>
         </w:rPr>
-        <w:t> </w:t>
+        <w:t xml:space="preserve"> </w:t>
       </w:r>
       <w:r>
         <w:rPr>
@@ -1420,7 +1399,7 @@
           <w:spacing w:val="-11"/>
           <w:sz w:val="24"/>
         </w:rPr>
-        <w:t> </w:t>
+        <w:t xml:space="preserve"> </w:t>
       </w:r>
       <w:r>
         <w:rPr>
@@ -1433,7 +1412,7 @@
           <w:spacing w:val="-11"/>
           <w:sz w:val="24"/>
         </w:rPr>
-        <w:t> </w:t>
+        <w:t xml:space="preserve"> </w:t>
       </w:r>
       <w:r>
         <w:rPr>
@@ -1446,7 +1425,7 @@
           <w:spacing w:val="-11"/>
           <w:sz w:val="24"/>
         </w:rPr>
-        <w:t> </w:t>
+        <w:t xml:space="preserve"> </w:t>
       </w:r>
       <w:r>
         <w:rPr>
@@ -1459,7 +1438,7 @@
           <w:spacing w:val="-11"/>
           <w:sz w:val="24"/>
         </w:rPr>
-        <w:t> </w:t>
+        <w:t xml:space="preserve"> </w:t>
       </w:r>
       <w:r>
         <w:rPr>
@@ -1472,7 +1451,7 @@
           <w:spacing w:val="-11"/>
           <w:sz w:val="24"/>
         </w:rPr>
-        <w:t> </w:t>
+        <w:t xml:space="preserve"> </w:t>
       </w:r>
       <w:r>
         <w:rPr>
@@ -1486,13 +1465,13 @@
         <w:pStyle w:val="ListParagraph"/>
         <w:numPr>
           <w:ilvl w:val="0"/>
-          <w:numId w:val="1"/>
+          <w:numId w:val="4"/>
         </w:numPr>
         <w:tabs>
-          <w:tab w:pos="454" w:val="left" w:leader="none"/>
+          <w:tab w:val="left" w:pos="454"/>
         </w:tabs>
-        <w:spacing w:line="240" w:lineRule="auto" w:before="16" w:after="0"/>
-        <w:ind w:left="454" w:right="20" w:hanging="360"/>
+        <w:spacing w:before="16"/>
+        <w:ind w:left="454" w:right="20"/>
         <w:jc w:val="both"/>
         <w:rPr>
           <w:sz w:val="24"/>
@@ -1510,13 +1489,13 @@
         <w:pStyle w:val="ListParagraph"/>
         <w:numPr>
           <w:ilvl w:val="0"/>
-          <w:numId w:val="1"/>
+          <w:numId w:val="4"/>
         </w:numPr>
         <w:tabs>
-          <w:tab w:pos="454" w:val="left" w:leader="none"/>
+          <w:tab w:val="left" w:pos="454"/>
         </w:tabs>
-        <w:spacing w:line="240" w:lineRule="auto" w:before="16" w:after="0"/>
-        <w:ind w:left="454" w:right="20" w:hanging="360"/>
+        <w:spacing w:before="16"/>
+        <w:ind w:left="454" w:right="20"/>
         <w:jc w:val="both"/>
         <w:rPr>
           <w:sz w:val="24"/>
@@ -1526,7 +1505,7 @@
         <w:rPr>
           <w:sz w:val="24"/>
         </w:rPr>
-        <w:t>To the best of my knowledge, the project in this report has not been previously undertaken either by myself or another student in the previous two academic </w:t>
+        <w:t xml:space="preserve">To the best of my knowledge, the project in this report has not been previously undertaken either by myself or another student in the previous two academic </w:t>
       </w:r>
       <w:r>
         <w:rPr>
@@ -1543,9 +1522,7 @@
     </w:p>
     <w:p>
       <w:pPr>
-        <w:spacing w:before="0"/>
-        <w:ind w:left="23" w:right="0" w:firstLine="0"/>
-        <w:jc w:val="left"/>
+        <w:ind w:left="23"/>
         <w:rPr>
           <w:sz w:val="24"/>
         </w:rPr>
@@ -1563,7 +1540,7 @@
           <w:spacing w:val="-2"/>
           <w:sz w:val="24"/>
         </w:rPr>
-        <w:t> </w:t>
+        <w:t xml:space="preserve"> </w:t>
       </w:r>
       <w:r>
         <w:rPr>
@@ -1580,90 +1557,67 @@
     </w:p>
     <w:p>
       <w:pPr>
-        <w:spacing w:before="0"/>
-        <w:ind w:left="23" w:right="0" w:firstLine="0"/>
-        <w:jc w:val="left"/>
-        <w:rPr>
-          <w:sz w:val="24"/>
-        </w:rPr>
-      </w:pPr>
-      <w:r>
-        <w:rPr>
-          <w:b/>
-          <w:sz w:val="24"/>
-        </w:rPr>
-        <w:t>Signature:</w:t>
-      </w:r>
-      <w:r>
-        <w:rPr>
-          <w:b/>
-          <w:spacing w:val="-5"/>
-          <w:sz w:val="24"/>
-        </w:rPr>
-        <w:t> </w:t>
-      </w:r>
-      <w:r>
-        <w:rPr>
-          <w:sz w:val="24"/>
-        </w:rPr>
-        <w:t>(Abdirahman</w:t>
-      </w:r>
-      <w:r>
-        <w:rPr>
-          <w:spacing w:val="-4"/>
-          <w:sz w:val="24"/>
-        </w:rPr>
-        <w:t> </w:t>
-      </w:r>
-      <w:r>
-        <w:rPr>
-          <w:spacing w:val="-2"/>
-          <w:sz w:val="24"/>
-        </w:rPr>
-        <w:t>Jimale)</w:t>
-      </w:r>
-    </w:p>
-    <w:p>
-      <w:pPr>
-        <w:spacing w:after="0"/>
-        <w:jc w:val="left"/>
+        <w:ind w:left="23"/>
         <w:rPr>
           <w:sz w:val="24"/>
         </w:rPr>
         <w:sectPr>
           <w:type w:val="continuous"/>
           <w:pgSz w:w="11910" w:h="16840"/>
-          <w:pgMar w:top="1360" w:bottom="280" w:left="1417" w:right="1417"/>
+          <w:pgMar w:top="1360" w:right="1417" w:bottom="280" w:left="1417" w:header="720" w:footer="720" w:gutter="0"/>
+          <w:cols w:space="720"/>
         </w:sectPr>
       </w:pPr>
+      <w:r>
+        <w:rPr>
+          <w:b/>
+          <w:sz w:val="24"/>
+        </w:rPr>
+        <w:t>Signature:</w:t>
+      </w:r>
+      <w:r>
+        <w:rPr>
+          <w:b/>
+          <w:spacing w:val="-5"/>
+          <w:sz w:val="24"/>
+        </w:rPr>
+        <w:t xml:space="preserve"> </w:t>
+      </w:r>
+      <w:r>
+        <w:rPr>
+          <w:sz w:val="24"/>
+        </w:rPr>
+        <w:t>(Abdirahman</w:t>
+      </w:r>
+      <w:r>
+        <w:rPr>
+          <w:spacing w:val="-4"/>
+          <w:sz w:val="24"/>
+        </w:rPr>
+        <w:t xml:space="preserve"> </w:t>
+      </w:r>
+      <w:r>
+        <w:rPr>
+          <w:spacing w:val="-2"/>
+          <w:sz w:val="24"/>
+        </w:rPr>
+        <w:t>Jimale)</w:t>
+      </w:r>
     </w:p>
     <w:p>
       <w:pPr>
         <w:spacing w:before="45"/>
-        <w:ind w:left="23" w:right="0" w:firstLine="0"/>
-        <w:jc w:val="left"/>
-        <w:rPr>
-          <w:sz w:val="22"/>
-        </w:rPr>
-      </w:pPr>
-      <w:bookmarkStart w:name="_bookmark0" w:id="1"/>
+        <w:ind w:left="23"/>
+      </w:pPr>
+      <w:bookmarkStart w:id="1" w:name="_bookmark0"/>
       <w:bookmarkEnd w:id="1"/>
-      <w:r>
-        <w:rPr/>
-      </w:r>
-      <w:r>
-        <w:rPr>
-          <w:spacing w:val="-10"/>
-          <w:sz w:val="22"/>
-        </w:rPr>
-        <w:t>(</w:t>
-      </w:r>
     </w:p>
     <w:p>
       <w:pPr>
         <w:pStyle w:val="Heading1"/>
         <w:spacing w:before="249"/>
       </w:pPr>
+      <w:bookmarkStart w:id="2" w:name="_Toc226656376"/>
       <w:r>
         <w:rPr>
           <w:color w:val="2F5496"/>
@@ -1672,569 +1626,1498 @@
         </w:rPr>
         <w:t>Contents</w:t>
       </w:r>
-    </w:p>
+      <w:bookmarkEnd w:id="2"/>
+    </w:p>
+    <w:sdt>
+      <w:sdtPr>
+        <w:id w:val="-1842920695"/>
+        <w:docPartObj>
+          <w:docPartGallery w:val="Table of Contents"/>
+          <w:docPartUnique/>
+        </w:docPartObj>
+      </w:sdtPr>
+      <w:sdtEndPr>
+        <w:rPr>
+          <w:rFonts w:ascii="Arial" w:eastAsia="Arial" w:hAnsi="Arial" w:cs="Arial"/>
+          <w:noProof/>
+          <w:color w:val="auto"/>
+          <w:sz w:val="22"/>
+          <w:szCs w:val="22"/>
+        </w:rPr>
+      </w:sdtEndPr>
+      <w:sdtContent>
+        <w:p>
+          <w:pPr>
+            <w:pStyle w:val="TOCHeading"/>
+          </w:pPr>
+          <w:r>
+            <w:t>Table of Contents</w:t>
+          </w:r>
+        </w:p>
+        <w:p>
+          <w:pPr>
+            <w:pStyle w:val="TOC1"/>
+            <w:tabs>
+              <w:tab w:val="right" w:leader="dot" w:pos="9066"/>
+            </w:tabs>
+            <w:rPr>
+              <w:noProof/>
+            </w:rPr>
+          </w:pPr>
+          <w:r>
+            <w:rPr>
+              <w:b w:val="0"/>
+              <w:bCs w:val="0"/>
+            </w:rPr>
+            <w:fldChar w:fldCharType="begin"/>
+          </w:r>
+          <w:r>
+            <w:instrText xml:space="preserve"> TOC \o "1-3" \h \z \u </w:instrText>
+          </w:r>
+          <w:r>
+            <w:rPr>
+              <w:b w:val="0"/>
+              <w:bCs w:val="0"/>
+            </w:rPr>
+            <w:fldChar w:fldCharType="separate"/>
+          </w:r>
+          <w:hyperlink w:anchor="_Toc226656375" w:history="1">
+            <w:r>
+              <w:rPr>
+                <w:rStyle w:val="Hyperlink"/>
+                <w:noProof/>
+              </w:rPr>
+              <w:t>Name:</w:t>
+            </w:r>
+            <w:r>
+              <w:rPr>
+                <w:rStyle w:val="Hyperlink"/>
+                <w:noProof/>
+                <w:spacing w:val="-17"/>
+              </w:rPr>
+              <w:t xml:space="preserve"> </w:t>
+            </w:r>
+            <w:r>
+              <w:rPr>
+                <w:rStyle w:val="Hyperlink"/>
+                <w:noProof/>
+              </w:rPr>
+              <w:t>Abdirahman</w:t>
+            </w:r>
+            <w:r>
+              <w:rPr>
+                <w:rStyle w:val="Hyperlink"/>
+                <w:noProof/>
+                <w:spacing w:val="-17"/>
+              </w:rPr>
+              <w:t xml:space="preserve"> </w:t>
+            </w:r>
+            <w:r>
+              <w:rPr>
+                <w:rStyle w:val="Hyperlink"/>
+                <w:noProof/>
+              </w:rPr>
+              <w:t>Jimale ID Number: (K2557660)</w:t>
+            </w:r>
+            <w:r>
+              <w:rPr>
+                <w:noProof/>
+                <w:webHidden/>
+              </w:rPr>
+              <w:tab/>
+            </w:r>
+            <w:r>
+              <w:rPr>
+                <w:noProof/>
+                <w:webHidden/>
+              </w:rPr>
+              <w:fldChar w:fldCharType="begin"/>
+            </w:r>
+            <w:r>
+              <w:rPr>
+                <w:noProof/>
+                <w:webHidden/>
+              </w:rPr>
+              <w:instrText xml:space="preserve"> PAGEREF _Toc226656375 \h </w:instrText>
+            </w:r>
+            <w:r>
+              <w:rPr>
+                <w:noProof/>
+                <w:webHidden/>
+              </w:rPr>
+            </w:r>
+            <w:r>
+              <w:rPr>
+                <w:noProof/>
+                <w:webHidden/>
+              </w:rPr>
+              <w:fldChar w:fldCharType="separate"/>
+            </w:r>
+            <w:r>
+              <w:rPr>
+                <w:noProof/>
+                <w:webHidden/>
+              </w:rPr>
+              <w:t>1</w:t>
+            </w:r>
+            <w:r>
+              <w:rPr>
+                <w:noProof/>
+                <w:webHidden/>
+              </w:rPr>
+              <w:fldChar w:fldCharType="end"/>
+            </w:r>
+          </w:hyperlink>
+        </w:p>
+        <w:p>
+          <w:pPr>
+            <w:pStyle w:val="TOC1"/>
+            <w:tabs>
+              <w:tab w:val="right" w:leader="dot" w:pos="9066"/>
+            </w:tabs>
+            <w:rPr>
+              <w:noProof/>
+            </w:rPr>
+          </w:pPr>
+          <w:hyperlink w:anchor="_Toc226656376" w:history="1">
+            <w:r>
+              <w:rPr>
+                <w:rStyle w:val="Hyperlink"/>
+                <w:noProof/>
+                <w:spacing w:val="-2"/>
+                <w:w w:val="110"/>
+              </w:rPr>
+              <w:t>Contents</w:t>
+            </w:r>
+            <w:r>
+              <w:rPr>
+                <w:noProof/>
+                <w:webHidden/>
+              </w:rPr>
+              <w:tab/>
+            </w:r>
+            <w:r>
+              <w:rPr>
+                <w:noProof/>
+                <w:webHidden/>
+              </w:rPr>
+              <w:fldChar w:fldCharType="begin"/>
+            </w:r>
+            <w:r>
+              <w:rPr>
+                <w:noProof/>
+                <w:webHidden/>
+              </w:rPr>
+              <w:instrText xml:space="preserve"> PAGEREF _Toc226656376 \h </w:instrText>
+            </w:r>
+            <w:r>
+              <w:rPr>
+                <w:noProof/>
+                <w:webHidden/>
+              </w:rPr>
+            </w:r>
+            <w:r>
+              <w:rPr>
+                <w:noProof/>
+                <w:webHidden/>
+              </w:rPr>
+              <w:fldChar w:fldCharType="separate"/>
+            </w:r>
+            <w:r>
+              <w:rPr>
+                <w:noProof/>
+                <w:webHidden/>
+              </w:rPr>
+              <w:t>2</w:t>
+            </w:r>
+            <w:r>
+              <w:rPr>
+                <w:noProof/>
+                <w:webHidden/>
+              </w:rPr>
+              <w:fldChar w:fldCharType="end"/>
+            </w:r>
+          </w:hyperlink>
+        </w:p>
+        <w:p>
+          <w:pPr>
+            <w:pStyle w:val="TOC1"/>
+            <w:tabs>
+              <w:tab w:val="right" w:leader="dot" w:pos="9066"/>
+            </w:tabs>
+            <w:rPr>
+              <w:noProof/>
+            </w:rPr>
+          </w:pPr>
+          <w:hyperlink w:anchor="_Toc226656377" w:history="1">
+            <w:r>
+              <w:rPr>
+                <w:rStyle w:val="Hyperlink"/>
+                <w:noProof/>
+                <w:spacing w:val="-2"/>
+                <w:w w:val="115"/>
+              </w:rPr>
+              <w:t>Appendix</w:t>
+            </w:r>
+            <w:r>
+              <w:rPr>
+                <w:noProof/>
+                <w:webHidden/>
+              </w:rPr>
+              <w:tab/>
+            </w:r>
+            <w:r>
+              <w:rPr>
+                <w:noProof/>
+                <w:webHidden/>
+              </w:rPr>
+              <w:fldChar w:fldCharType="begin"/>
+            </w:r>
+            <w:r>
+              <w:rPr>
+                <w:noProof/>
+                <w:webHidden/>
+              </w:rPr>
+              <w:instrText xml:space="preserve"> PAGEREF _Toc226656377 \h </w:instrText>
+            </w:r>
+            <w:r>
+              <w:rPr>
+                <w:noProof/>
+                <w:webHidden/>
+              </w:rPr>
+            </w:r>
+            <w:r>
+              <w:rPr>
+                <w:noProof/>
+                <w:webHidden/>
+              </w:rPr>
+              <w:fldChar w:fldCharType="separate"/>
+            </w:r>
+            <w:r>
+              <w:rPr>
+                <w:noProof/>
+                <w:webHidden/>
+              </w:rPr>
+              <w:t>15</w:t>
+            </w:r>
+            <w:r>
+              <w:rPr>
+                <w:noProof/>
+                <w:webHidden/>
+              </w:rPr>
+              <w:fldChar w:fldCharType="end"/>
+            </w:r>
+          </w:hyperlink>
+        </w:p>
+        <w:p>
+          <w:pPr>
+            <w:pStyle w:val="TOC2"/>
+            <w:tabs>
+              <w:tab w:val="right" w:leader="dot" w:pos="9066"/>
+            </w:tabs>
+            <w:rPr>
+              <w:noProof/>
+            </w:rPr>
+          </w:pPr>
+          <w:hyperlink w:anchor="_Toc226656378" w:history="1">
+            <w:r>
+              <w:rPr>
+                <w:rStyle w:val="Hyperlink"/>
+                <w:noProof/>
+                <w:w w:val="105"/>
+              </w:rPr>
+              <w:t>A</w:t>
+            </w:r>
+            <w:r>
+              <w:rPr>
+                <w:rStyle w:val="Hyperlink"/>
+                <w:noProof/>
+                <w:spacing w:val="-8"/>
+                <w:w w:val="105"/>
+              </w:rPr>
+              <w:t xml:space="preserve"> </w:t>
+            </w:r>
+            <w:r>
+              <w:rPr>
+                <w:rStyle w:val="Hyperlink"/>
+                <w:noProof/>
+                <w:w w:val="105"/>
+              </w:rPr>
+              <w:t>–</w:t>
+            </w:r>
+            <w:r>
+              <w:rPr>
+                <w:rStyle w:val="Hyperlink"/>
+                <w:noProof/>
+                <w:spacing w:val="-8"/>
+                <w:w w:val="105"/>
+              </w:rPr>
+              <w:t xml:space="preserve"> </w:t>
+            </w:r>
+            <w:r>
+              <w:rPr>
+                <w:rStyle w:val="Hyperlink"/>
+                <w:noProof/>
+                <w:spacing w:val="-2"/>
+                <w:w w:val="105"/>
+              </w:rPr>
+              <w:t>Questionnaire</w:t>
+            </w:r>
+            <w:r>
+              <w:rPr>
+                <w:noProof/>
+                <w:webHidden/>
+              </w:rPr>
+              <w:tab/>
+            </w:r>
+            <w:r>
+              <w:rPr>
+                <w:noProof/>
+                <w:webHidden/>
+              </w:rPr>
+              <w:fldChar w:fldCharType="begin"/>
+            </w:r>
+            <w:r>
+              <w:rPr>
+                <w:noProof/>
+                <w:webHidden/>
+              </w:rPr>
+              <w:instrText xml:space="preserve"> PAGEREF _Toc226656378 \h </w:instrText>
+            </w:r>
+            <w:r>
+              <w:rPr>
+                <w:noProof/>
+                <w:webHidden/>
+              </w:rPr>
+            </w:r>
+            <w:r>
+              <w:rPr>
+                <w:noProof/>
+                <w:webHidden/>
+              </w:rPr>
+              <w:fldChar w:fldCharType="separate"/>
+            </w:r>
+            <w:r>
+              <w:rPr>
+                <w:noProof/>
+                <w:webHidden/>
+              </w:rPr>
+              <w:t>15</w:t>
+            </w:r>
+            <w:r>
+              <w:rPr>
+                <w:noProof/>
+                <w:webHidden/>
+              </w:rPr>
+              <w:fldChar w:fldCharType="end"/>
+            </w:r>
+          </w:hyperlink>
+        </w:p>
+        <w:p>
+          <w:pPr>
+            <w:pStyle w:val="TOC2"/>
+            <w:tabs>
+              <w:tab w:val="right" w:leader="dot" w:pos="9066"/>
+            </w:tabs>
+            <w:rPr>
+              <w:noProof/>
+            </w:rPr>
+          </w:pPr>
+          <w:hyperlink w:anchor="_Toc226656379" w:history="1">
+            <w:r>
+              <w:rPr>
+                <w:rStyle w:val="Hyperlink"/>
+                <w:noProof/>
+                <w:w w:val="105"/>
+              </w:rPr>
+              <w:t>B</w:t>
+            </w:r>
+            <w:r>
+              <w:rPr>
+                <w:rStyle w:val="Hyperlink"/>
+                <w:noProof/>
+                <w:spacing w:val="43"/>
+                <w:w w:val="105"/>
+              </w:rPr>
+              <w:t xml:space="preserve"> </w:t>
+            </w:r>
+            <w:r>
+              <w:rPr>
+                <w:rStyle w:val="Hyperlink"/>
+                <w:noProof/>
+                <w:w w:val="105"/>
+              </w:rPr>
+              <w:t>–</w:t>
+            </w:r>
+            <w:r>
+              <w:rPr>
+                <w:rStyle w:val="Hyperlink"/>
+                <w:noProof/>
+                <w:spacing w:val="44"/>
+                <w:w w:val="105"/>
+              </w:rPr>
+              <w:t xml:space="preserve"> </w:t>
+            </w:r>
+            <w:r>
+              <w:rPr>
+                <w:rStyle w:val="Hyperlink"/>
+                <w:noProof/>
+                <w:w w:val="105"/>
+              </w:rPr>
+              <w:t>Summary</w:t>
+            </w:r>
+            <w:r>
+              <w:rPr>
+                <w:rStyle w:val="Hyperlink"/>
+                <w:noProof/>
+                <w:spacing w:val="44"/>
+                <w:w w:val="105"/>
+              </w:rPr>
+              <w:t xml:space="preserve"> </w:t>
+            </w:r>
+            <w:r>
+              <w:rPr>
+                <w:rStyle w:val="Hyperlink"/>
+                <w:noProof/>
+                <w:w w:val="105"/>
+              </w:rPr>
+              <w:t>of</w:t>
+            </w:r>
+            <w:r>
+              <w:rPr>
+                <w:rStyle w:val="Hyperlink"/>
+                <w:noProof/>
+                <w:spacing w:val="43"/>
+                <w:w w:val="105"/>
+              </w:rPr>
+              <w:t xml:space="preserve"> </w:t>
+            </w:r>
+            <w:r>
+              <w:rPr>
+                <w:rStyle w:val="Hyperlink"/>
+                <w:noProof/>
+                <w:w w:val="105"/>
+              </w:rPr>
+              <w:t>Questionnaire</w:t>
+            </w:r>
+            <w:r>
+              <w:rPr>
+                <w:rStyle w:val="Hyperlink"/>
+                <w:noProof/>
+                <w:spacing w:val="44"/>
+                <w:w w:val="105"/>
+              </w:rPr>
+              <w:t xml:space="preserve"> </w:t>
+            </w:r>
+            <w:r>
+              <w:rPr>
+                <w:rStyle w:val="Hyperlink"/>
+                <w:noProof/>
+                <w:spacing w:val="-2"/>
+                <w:w w:val="105"/>
+              </w:rPr>
+              <w:t>Responses</w:t>
+            </w:r>
+            <w:r>
+              <w:rPr>
+                <w:noProof/>
+                <w:webHidden/>
+              </w:rPr>
+              <w:tab/>
+            </w:r>
+            <w:r>
+              <w:rPr>
+                <w:noProof/>
+                <w:webHidden/>
+              </w:rPr>
+              <w:fldChar w:fldCharType="begin"/>
+            </w:r>
+            <w:r>
+              <w:rPr>
+                <w:noProof/>
+                <w:webHidden/>
+              </w:rPr>
+              <w:instrText xml:space="preserve"> PAGEREF _Toc226656379 \h </w:instrText>
+            </w:r>
+            <w:r>
+              <w:rPr>
+                <w:noProof/>
+                <w:webHidden/>
+              </w:rPr>
+            </w:r>
+            <w:r>
+              <w:rPr>
+                <w:noProof/>
+                <w:webHidden/>
+              </w:rPr>
+              <w:fldChar w:fldCharType="separate"/>
+            </w:r>
+            <w:r>
+              <w:rPr>
+                <w:noProof/>
+                <w:webHidden/>
+              </w:rPr>
+              <w:t>15</w:t>
+            </w:r>
+            <w:r>
+              <w:rPr>
+                <w:noProof/>
+                <w:webHidden/>
+              </w:rPr>
+              <w:fldChar w:fldCharType="end"/>
+            </w:r>
+          </w:hyperlink>
+        </w:p>
+        <w:p>
+          <w:pPr>
+            <w:pStyle w:val="TOC1"/>
+            <w:tabs>
+              <w:tab w:val="right" w:leader="dot" w:pos="9066"/>
+            </w:tabs>
+            <w:rPr>
+              <w:noProof/>
+            </w:rPr>
+          </w:pPr>
+          <w:hyperlink w:anchor="_Toc226656380" w:history="1">
+            <w:r>
+              <w:rPr>
+                <w:rStyle w:val="Hyperlink"/>
+                <w:noProof/>
+                <w:w w:val="110"/>
+              </w:rPr>
+              <w:t>References</w:t>
+            </w:r>
+            <w:r>
+              <w:rPr>
+                <w:rStyle w:val="Hyperlink"/>
+                <w:noProof/>
+                <w:spacing w:val="-6"/>
+                <w:w w:val="110"/>
+              </w:rPr>
+              <w:t xml:space="preserve"> </w:t>
+            </w:r>
+            <w:r>
+              <w:rPr>
+                <w:rStyle w:val="Hyperlink"/>
+                <w:noProof/>
+                <w:spacing w:val="-4"/>
+                <w:w w:val="110"/>
+              </w:rPr>
+              <w:t>List</w:t>
+            </w:r>
+            <w:r>
+              <w:rPr>
+                <w:noProof/>
+                <w:webHidden/>
+              </w:rPr>
+              <w:tab/>
+            </w:r>
+            <w:r>
+              <w:rPr>
+                <w:noProof/>
+                <w:webHidden/>
+              </w:rPr>
+              <w:fldChar w:fldCharType="begin"/>
+            </w:r>
+            <w:r>
+              <w:rPr>
+                <w:noProof/>
+                <w:webHidden/>
+              </w:rPr>
+              <w:instrText xml:space="preserve"> PAGEREF _Toc226656380 \h </w:instrText>
+            </w:r>
+            <w:r>
+              <w:rPr>
+                <w:noProof/>
+                <w:webHidden/>
+              </w:rPr>
+            </w:r>
+            <w:r>
+              <w:rPr>
+                <w:noProof/>
+                <w:webHidden/>
+              </w:rPr>
+              <w:fldChar w:fldCharType="separate"/>
+            </w:r>
+            <w:r>
+              <w:rPr>
+                <w:noProof/>
+                <w:webHidden/>
+              </w:rPr>
+              <w:t>16</w:t>
+            </w:r>
+            <w:r>
+              <w:rPr>
+                <w:noProof/>
+                <w:webHidden/>
+              </w:rPr>
+              <w:fldChar w:fldCharType="end"/>
+            </w:r>
+          </w:hyperlink>
+        </w:p>
+        <w:p>
+          <w:r>
+            <w:rPr>
+              <w:b/>
+              <w:bCs/>
+              <w:noProof/>
+            </w:rPr>
+            <w:fldChar w:fldCharType="end"/>
+          </w:r>
+        </w:p>
+      </w:sdtContent>
+    </w:sdt>
     <w:p>
       <w:pPr>
         <w:tabs>
-          <w:tab w:pos="9039" w:val="right" w:leader="dot"/>
-        </w:tabs>
-        <w:spacing w:before="40"/>
-        <w:ind w:left="23" w:right="0" w:firstLine="0"/>
-        <w:jc w:val="left"/>
-        <w:rPr>
-          <w:sz w:val="22"/>
-        </w:rPr>
-      </w:pPr>
-      <w:hyperlink w:history="true" w:anchor="_bookmark0">
-        <w:r>
-          <w:rPr>
-            <w:w w:val="90"/>
-            <w:sz w:val="22"/>
-          </w:rPr>
-          <w:t>Chapter</w:t>
-        </w:r>
-        <w:r>
-          <w:rPr>
-            <w:spacing w:val="4"/>
-            <w:sz w:val="22"/>
-          </w:rPr>
-          <w:t> </w:t>
-        </w:r>
-        <w:r>
-          <w:rPr>
-            <w:w w:val="90"/>
-            <w:sz w:val="22"/>
-          </w:rPr>
-          <w:t>1:</w:t>
-        </w:r>
-        <w:r>
-          <w:rPr>
-            <w:spacing w:val="5"/>
-            <w:sz w:val="22"/>
-          </w:rPr>
-          <w:t> </w:t>
-        </w:r>
-        <w:r>
-          <w:rPr>
-            <w:w w:val="90"/>
-            <w:sz w:val="22"/>
-          </w:rPr>
-          <w:t>Introduction</w:t>
-        </w:r>
-        <w:r>
-          <w:rPr>
-            <w:spacing w:val="4"/>
-            <w:sz w:val="22"/>
-          </w:rPr>
-          <w:t> </w:t>
-        </w:r>
-        <w:r>
-          <w:rPr>
-            <w:w w:val="90"/>
-            <w:sz w:val="22"/>
-          </w:rPr>
-          <w:t>and</w:t>
-        </w:r>
-        <w:r>
-          <w:rPr>
-            <w:spacing w:val="5"/>
-            <w:sz w:val="22"/>
-          </w:rPr>
-          <w:t> </w:t>
-        </w:r>
-        <w:r>
-          <w:rPr>
-            <w:w w:val="90"/>
-            <w:sz w:val="22"/>
-          </w:rPr>
-          <w:t>State</w:t>
-        </w:r>
-        <w:r>
-          <w:rPr>
-            <w:spacing w:val="5"/>
-            <w:sz w:val="22"/>
-          </w:rPr>
-          <w:t> </w:t>
-        </w:r>
-        <w:r>
-          <w:rPr>
-            <w:w w:val="90"/>
-            <w:sz w:val="22"/>
-          </w:rPr>
-          <w:t>of</w:t>
-        </w:r>
-        <w:r>
-          <w:rPr>
-            <w:spacing w:val="4"/>
-            <w:sz w:val="22"/>
-          </w:rPr>
-          <w:t> </w:t>
-        </w:r>
-        <w:r>
-          <w:rPr>
-            <w:w w:val="90"/>
-            <w:sz w:val="22"/>
-          </w:rPr>
-          <w:t>the</w:t>
-        </w:r>
-        <w:r>
-          <w:rPr>
-            <w:spacing w:val="5"/>
-            <w:sz w:val="22"/>
-          </w:rPr>
-          <w:t> </w:t>
-        </w:r>
-        <w:r>
-          <w:rPr>
-            <w:w w:val="90"/>
-            <w:sz w:val="22"/>
-          </w:rPr>
-          <w:t>Art</w:t>
-        </w:r>
-        <w:r>
-          <w:rPr>
-            <w:spacing w:val="4"/>
-            <w:sz w:val="22"/>
-          </w:rPr>
-          <w:t> </w:t>
-        </w:r>
-        <w:r>
-          <w:rPr>
-            <w:spacing w:val="-2"/>
-            <w:w w:val="90"/>
-            <w:sz w:val="22"/>
-          </w:rPr>
-          <w:t>Review</w:t>
-        </w:r>
-      </w:hyperlink>
-      <w:r>
-        <w:rPr>
-          <w:sz w:val="22"/>
-        </w:rPr>
-        <w:tab/>
-      </w:r>
-      <w:r>
-        <w:rPr>
-          <w:spacing w:val="-5"/>
-          <w:sz w:val="22"/>
-        </w:rPr>
-        <w:t>3-</w:t>
-      </w:r>
-      <w:r>
-        <w:rPr>
-          <w:w w:val="90"/>
-          <w:sz w:val="22"/>
-        </w:rPr>
-        <w:t>4</w:t>
-      </w:r>
-    </w:p>
-    <w:p>
-      <w:pPr>
-        <w:tabs>
-          <w:tab w:pos="8817" w:val="left" w:leader="dot"/>
+          <w:tab w:val="left" w:leader="dot" w:pos="6349"/>
         </w:tabs>
         <w:spacing w:before="116"/>
-        <w:ind w:left="243" w:right="0" w:firstLine="0"/>
-        <w:jc w:val="left"/>
-        <w:rPr>
-          <w:sz w:val="22"/>
-        </w:rPr>
-      </w:pPr>
-      <w:hyperlink w:history="true" w:anchor="_bookmark1">
-        <w:r>
-          <w:rPr>
-            <w:w w:val="90"/>
-            <w:sz w:val="22"/>
-          </w:rPr>
-          <w:t>Aims</w:t>
-        </w:r>
-        <w:r>
-          <w:rPr>
-            <w:spacing w:val="-8"/>
-            <w:w w:val="90"/>
-            <w:sz w:val="22"/>
-          </w:rPr>
-          <w:t> </w:t>
-        </w:r>
-        <w:r>
-          <w:rPr>
-            <w:w w:val="90"/>
-            <w:sz w:val="22"/>
-          </w:rPr>
-          <w:t>and</w:t>
-        </w:r>
-        <w:r>
-          <w:rPr>
-            <w:spacing w:val="-8"/>
-            <w:w w:val="90"/>
-            <w:sz w:val="22"/>
-          </w:rPr>
-          <w:t> </w:t>
-        </w:r>
-        <w:r>
-          <w:rPr>
-            <w:spacing w:val="-2"/>
-            <w:w w:val="90"/>
-            <w:sz w:val="22"/>
-          </w:rPr>
-          <w:t>Objectives</w:t>
-        </w:r>
-      </w:hyperlink>
-      <w:r>
-        <w:rPr>
-          <w:sz w:val="22"/>
-        </w:rPr>
-        <w:tab/>
-      </w:r>
-      <w:r>
-        <w:rPr>
-          <w:spacing w:val="-5"/>
-          <w:sz w:val="22"/>
-        </w:rPr>
-        <w:t>5=</w:t>
-      </w:r>
-    </w:p>
-    <w:p>
-      <w:pPr>
-        <w:tabs>
-          <w:tab w:pos="6350" w:val="left" w:leader="dot"/>
-        </w:tabs>
-        <w:spacing w:before="116"/>
-        <w:ind w:left="23" w:right="0" w:firstLine="0"/>
-        <w:jc w:val="left"/>
+        <w:ind w:left="243"/>
         <w:rPr>
           <w:b/>
-          <w:sz w:val="22"/>
-        </w:rPr>
-      </w:pPr>
-      <w:r>
-        <w:rPr>
-          <w:spacing w:val="-2"/>
-          <w:w w:val="90"/>
-          <w:sz w:val="22"/>
-        </w:rPr>
-        <w:t>Chapter</w:t>
-      </w:r>
-      <w:r>
-        <w:rPr>
-          <w:spacing w:val="-7"/>
-          <w:sz w:val="22"/>
-        </w:rPr>
-        <w:t> </w:t>
-      </w:r>
-      <w:r>
-        <w:rPr>
-          <w:spacing w:val="-2"/>
-          <w:w w:val="90"/>
-          <w:sz w:val="22"/>
-        </w:rPr>
-        <w:t>3:</w:t>
-      </w:r>
-      <w:r>
-        <w:rPr>
-          <w:spacing w:val="-6"/>
-          <w:sz w:val="22"/>
-        </w:rPr>
-        <w:t> </w:t>
-      </w:r>
-      <w:r>
-        <w:rPr>
-          <w:spacing w:val="-2"/>
-          <w:w w:val="90"/>
-          <w:sz w:val="22"/>
-        </w:rPr>
-        <w:t>Analysis</w:t>
-      </w:r>
-      <w:r>
-        <w:rPr>
-          <w:spacing w:val="-6"/>
-          <w:sz w:val="22"/>
-        </w:rPr>
-        <w:t> </w:t>
-      </w:r>
-      <w:r>
-        <w:rPr>
-          <w:spacing w:val="-2"/>
-          <w:w w:val="90"/>
-          <w:sz w:val="22"/>
-        </w:rPr>
-        <w:t>and</w:t>
-      </w:r>
-      <w:r>
-        <w:rPr>
-          <w:spacing w:val="-6"/>
-          <w:sz w:val="22"/>
-        </w:rPr>
-        <w:t> </w:t>
-      </w:r>
-      <w:r>
-        <w:rPr>
-          <w:spacing w:val="-2"/>
-          <w:w w:val="90"/>
-          <w:sz w:val="22"/>
-        </w:rPr>
-        <w:t>Design</w:t>
-      </w:r>
-      <w:r>
-        <w:rPr>
-          <w:sz w:val="22"/>
-        </w:rPr>
-        <w:tab/>
-      </w:r>
-      <w:r>
+        </w:rPr>
+      </w:pPr>
+    </w:p>
+    <w:p>
+      <w:pPr>
+        <w:rPr>
+          <w:sz w:val="24"/>
+          <w:szCs w:val="24"/>
+        </w:rPr>
+      </w:pPr>
+      <w:r>
+        <w:br w:type="page"/>
+      </w:r>
+    </w:p>
+    <w:p>
+      <w:pPr>
+        <w:pStyle w:val="Heading1"/>
+      </w:pPr>
+      <w:r>
+        <w:lastRenderedPageBreak/>
+        <w:t>Chapter 1: Introduction and State of the Art Review</w:t>
+      </w:r>
+    </w:p>
+    <w:p>
+      <w:pPr>
+        <w:pStyle w:val="Heading1"/>
+      </w:pPr>
+    </w:p>
+    <w:p>
+      <w:pPr>
+        <w:pStyle w:val="BodyText"/>
+      </w:pPr>
+      <w:r>
+        <w:t xml:space="preserve">Club and amateur sports teams play an important role in promoting health, teamwork, and social inclusion but many small clubs and university societies still rely on DIY tools such as WhatsApp, Facebook Messenger or shared spreadsheets to </w:t>
+      </w:r>
+      <w:proofErr w:type="spellStart"/>
+      <w:r>
+        <w:t>organise</w:t>
+      </w:r>
+      <w:proofErr w:type="spellEnd"/>
+      <w:r>
+        <w:t xml:space="preserve"> matches, training sessions and communicate with members. These systems often lead to confusion, missed sessions and unnecessary effort. For small, volunteer-led clubs with limited budgets and varying levels of technical skill, the administrative side of keeping everyone informed can quickly become overwhelming. In addition to managing regular team members, many amateur sports teams also face challenges related to fluctuating participation. Players may be unavailable at short notice, leading teams to rely on informal methods to find replacements, such as messaging friends or posting in group chats. This process is often unstructured and further contributes to confusion and inefficiency. Supporting flexible participation in a clear and controlled way therefore represents an important extension of the coordination problem faced by amateur teams. Grassroots sports play a vital role in the community, offering opportunities for physical activity, social connection and personal development. However, many of these teams are run by volunteers who must juggle multiple responsibilities alongside work and family commitments. With the increasing shift towards digital communication, especially since the 2020 pandemic, the reliance on messaging apps and informal tools has grown. This has made coordination easier in some ways but has also introduced new challenges, such as information overload and </w:t>
+      </w:r>
+      <w:proofErr w:type="spellStart"/>
+      <w:r>
+        <w:t>disorganisation</w:t>
+      </w:r>
+      <w:proofErr w:type="spellEnd"/>
+      <w:r>
+        <w:t xml:space="preserve">. A simple, structured and affordable digital solution could significantly reduce these pressures and help more people stay engaged in community sport. Over the last few years, several digital tools have appeared to help teams manage their activities more efficiently. Commercial platforms such as TeamSnap, Heja, </w:t>
+      </w:r>
+      <w:proofErr w:type="spellStart"/>
+      <w:r>
+        <w:t>Spond</w:t>
+      </w:r>
+      <w:proofErr w:type="spellEnd"/>
+      <w:r>
+        <w:t xml:space="preserve"> and </w:t>
+      </w:r>
+      <w:proofErr w:type="spellStart"/>
+      <w:r>
+        <w:t>SportEasy</w:t>
+      </w:r>
+      <w:proofErr w:type="spellEnd"/>
+      <w:r>
+        <w:t xml:space="preserve"> provide features for scheduling, messaging and tracking player availability, while some clubs make use of general-purpose tools like Google Calendar or Slack. However, most of these services are subscription-based and assume a high level of digital literacy or are designed around professional or North American team structures which don’t reflect the needs of smaller UK amateur sides. User feedback often highlights problems such as excessive advertising, complicated sign-up processes, or extra features that casual community teams simply don’t need.</w:t>
+      </w:r>
+    </w:p>
+    <w:p>
+      <w:pPr>
+        <w:pStyle w:val="BodyText"/>
+      </w:pPr>
+    </w:p>
+    <w:p>
+      <w:pPr>
+        <w:pStyle w:val="BodyText"/>
+      </w:pPr>
+      <w:r>
+        <w:t xml:space="preserve">When comparing these tools more closely it becomes clear that both </w:t>
+      </w:r>
+      <w:proofErr w:type="gramStart"/>
+      <w:r>
+        <w:t>address</w:t>
+      </w:r>
+      <w:proofErr w:type="gramEnd"/>
+      <w:r>
+        <w:t xml:space="preserve"> only part of the problem. TeamSnap and </w:t>
+      </w:r>
+      <w:proofErr w:type="spellStart"/>
+      <w:r>
+        <w:t>SportEasy</w:t>
+      </w:r>
+      <w:proofErr w:type="spellEnd"/>
+      <w:r>
+        <w:t xml:space="preserve"> offer many features including payments and analytics however their paid models and complex interfaces can be off-putting to small volunteer teams. On the other hand, Heja and </w:t>
+      </w:r>
+      <w:proofErr w:type="spellStart"/>
+      <w:r>
+        <w:t>Spond</w:t>
+      </w:r>
+      <w:proofErr w:type="spellEnd"/>
+      <w:r>
+        <w:t xml:space="preserve"> are more accessible and freer to use but they rely on advertisements and provide limited control over data storage or privacy settings. Whereas Generic tools like Google Calendar and Slack are flexible but lack sport specific features such as availability tracking or automated reminders. This suggests there is a gap for a middle-ground solution which combines the simplicity and cost-free nature of communication apps with the structure and scheduling capabilities of dedicated sports management platforms. Academic and industry research identifies </w:t>
+      </w:r>
+      <w:proofErr w:type="spellStart"/>
+      <w:r>
+        <w:t>organisational</w:t>
+      </w:r>
+      <w:proofErr w:type="spellEnd"/>
+      <w:r>
+        <w:t xml:space="preserve"> barriers as one of the main reasons people stop participating in grassroots sport. Studies in community sport management have found that poor communication and scheduling issues also often reduce participation especially in volunteer-run clubs. Research in human and </w:t>
+      </w:r>
+      <w:r>
+        <w:lastRenderedPageBreak/>
+        <w:t xml:space="preserve">computer interaction has also looked at group scheduling and notification systems therefore suggesting that digital tools should be simple, transparent and give users control since overly complex systems often discourage continued use. This work therefore shows that while existing technologies solve part of the problem, none offer a straightforward, free and context-appropriate solution for small community teams. Other platforms, such as Footy Addicts, focus on enabling individual players to find and join games on a more casual basis. While these services support participation, they are not primarily designed around the ongoing coordination needs of established teams. This highlights a separation in existing solutions between tools that support team </w:t>
+      </w:r>
+      <w:proofErr w:type="spellStart"/>
+      <w:r>
+        <w:t>organisation</w:t>
+      </w:r>
+      <w:proofErr w:type="spellEnd"/>
+      <w:r>
+        <w:t xml:space="preserve"> and those that focus on casual participation, suggesting an opportunity for a system that can support both within a controlled and team-</w:t>
+      </w:r>
+      <w:proofErr w:type="spellStart"/>
+      <w:r>
+        <w:t>centred</w:t>
+      </w:r>
+      <w:proofErr w:type="spellEnd"/>
+      <w:r>
+        <w:t xml:space="preserve"> context. Lessons from these previous studies point to a few clear priorities for any new approach. Therefore, the platform needs to focus on simplicity and usability so that users can create or respond to events quickly and easily on mobile devices. Secondly, it should support core coordination tasks like scheduling, availability checks and sending reminders without unnecessary extra features. Finally, by considering local sporting culture and feedback from real users, the system can more accurately reflect the real-world experiences of grassroots sport. Considering the </w:t>
+      </w:r>
+      <w:proofErr w:type="spellStart"/>
+      <w:r>
+        <w:t>organisational</w:t>
+      </w:r>
+      <w:proofErr w:type="spellEnd"/>
+      <w:r>
+        <w:t xml:space="preserve"> challenges faced by amateur teams and the limitations of existing tools, there is a clear need for a user-friendly and accessible digital </w:t>
+      </w:r>
+      <w:proofErr w:type="spellStart"/>
+      <w:r>
+        <w:t>organiser</w:t>
+      </w:r>
+      <w:proofErr w:type="spellEnd"/>
+      <w:r>
+        <w:t xml:space="preserve"> tailored to this environment. Such a system should not only improve communication and scheduling within teams but also reflect the flexible and informal nature of amateur sport by supporting controlled participation when team numbers fluctuate. This project therefore aims to design and evaluate a system that addresses both coordination and participation challenges in amateur sports settings.</w:t>
+      </w:r>
+    </w:p>
+    <w:p>
+      <w:pPr>
+        <w:pStyle w:val="BodyText"/>
+      </w:pPr>
+    </w:p>
+    <w:p>
+      <w:pPr>
+        <w:pStyle w:val="Heading2"/>
+      </w:pPr>
+      <w:r>
+        <w:t xml:space="preserve">Aims and Objectives </w:t>
+      </w:r>
+    </w:p>
+    <w:p>
+      <w:pPr>
+        <w:pStyle w:val="BodyText"/>
+      </w:pPr>
+      <w:r>
+        <w:t xml:space="preserve">The aim of this project is to design and build a simple, easy-to-use system that helps local amateur sports teams </w:t>
+      </w:r>
+      <w:proofErr w:type="spellStart"/>
+      <w:r>
+        <w:t>organise</w:t>
+      </w:r>
+      <w:proofErr w:type="spellEnd"/>
+      <w:r>
+        <w:t xml:space="preserve"> their activities more effectively. The system will focus on improving communication, scheduling and attendance tracking therefore making it easier for players and coaches to stay up to date without relying on multiple apps or complicated tools. Many small clubs and university teams still use group chats, spreadsheets or social media to </w:t>
+      </w:r>
+      <w:proofErr w:type="spellStart"/>
+      <w:r>
+        <w:t>organise</w:t>
+      </w:r>
+      <w:proofErr w:type="spellEnd"/>
+      <w:r>
+        <w:t xml:space="preserve"> training sessions and matches. While these tools are familiar and accessible they can quickly become confusing and messages get lost and then schedules aren’t updated, and not everyone receives the same information. Larger or commercial team management apps like TeamSnap or Heja often include extra features that smaller teams don’t need and their subscription fees can be difficult to justify for volunteer-run groups. This project aims to create a free, lightweight and accessible alternative that fits the needs of local sports teams. </w:t>
+      </w:r>
+    </w:p>
+    <w:p>
+      <w:pPr>
+        <w:pStyle w:val="BodyText"/>
+      </w:pPr>
+    </w:p>
+    <w:p>
+      <w:pPr>
+        <w:pStyle w:val="BodyText"/>
+      </w:pPr>
+      <w:r>
+        <w:t xml:space="preserve">To achieve this aim, the project will: </w:t>
+      </w:r>
+    </w:p>
+    <w:p>
+      <w:pPr>
+        <w:pStyle w:val="BodyText"/>
+      </w:pPr>
+      <w:r>
+        <w:t>•</w:t>
+      </w:r>
+      <w:r>
+        <w:t xml:space="preserve"> </w:t>
+      </w:r>
+      <w:r>
+        <w:t>Research how local amateur teams currently communicate and plan their sessions, identifying the most common problems and needs.</w:t>
+      </w:r>
+    </w:p>
+    <w:p>
+      <w:pPr>
+        <w:pStyle w:val="BodyText"/>
+      </w:pPr>
+      <w:r>
+        <w:t>•</w:t>
+      </w:r>
+      <w:r>
+        <w:t xml:space="preserve"> </w:t>
+      </w:r>
+      <w:r>
+        <w:t>Design a straightforward web-based platform that lets coaches and players schedule matches, confirm availability, and share updates in one place.</w:t>
+      </w:r>
+    </w:p>
+    <w:p>
+      <w:pPr>
+        <w:pStyle w:val="BodyText"/>
+      </w:pPr>
+      <w:r>
+        <w:t>•</w:t>
+      </w:r>
+      <w:r>
+        <w:t xml:space="preserve"> </w:t>
+      </w:r>
+      <w:r>
+        <w:t>Develop key features such as event reminders, attendance tracking and team messaging while keeping the interface simple and mobile-friendly.</w:t>
+      </w:r>
+    </w:p>
+    <w:p>
+      <w:pPr>
+        <w:pStyle w:val="BodyText"/>
+      </w:pPr>
+      <w:r>
+        <w:t>•</w:t>
+      </w:r>
+      <w:r>
+        <w:t xml:space="preserve"> </w:t>
+      </w:r>
+      <w:r>
+        <w:t>Test the system with real users from a local amateur team to check that it is clear, reliable and genuinely helps with coordination.</w:t>
+      </w:r>
+    </w:p>
+    <w:p>
+      <w:pPr>
+        <w:pStyle w:val="BodyText"/>
+      </w:pPr>
+      <w:r>
+        <w:t>•</w:t>
+      </w:r>
+      <w:r>
+        <w:t xml:space="preserve"> </w:t>
+      </w:r>
+      <w:r>
+        <w:t xml:space="preserve">Evaluate the overall success of the system by collecting feedback, reviewing </w:t>
+      </w:r>
+      <w:r>
+        <w:lastRenderedPageBreak/>
+        <w:t>usability and identifying areas for future improvement.</w:t>
+      </w:r>
+    </w:p>
+    <w:p>
+      <w:pPr>
+        <w:pStyle w:val="BodyText"/>
+      </w:pPr>
+      <w:r>
+        <w:t xml:space="preserve">By completing these objectives, the project aims to show that technology designed with simplicity and real user needs in mind can make a meaningful difference in how amateur sports teams </w:t>
+      </w:r>
+      <w:proofErr w:type="spellStart"/>
+      <w:r>
+        <w:t>organise</w:t>
+      </w:r>
+      <w:proofErr w:type="spellEnd"/>
+      <w:r>
+        <w:t xml:space="preserve"> and communicate. The final product will be a working prototype that demonstrates a practical, low-cost way for community teams to reduce confusion, save time and stay connected.</w:t>
+      </w:r>
+    </w:p>
+    <w:p>
+      <w:pPr>
+        <w:pStyle w:val="BodyText"/>
+      </w:pPr>
+    </w:p>
+    <w:p>
+      <w:pPr>
+        <w:pStyle w:val="Heading1"/>
+      </w:pPr>
+      <w:r>
+        <w:t xml:space="preserve">Chapter 2: Analysis and Design </w:t>
+      </w:r>
+    </w:p>
+    <w:p>
+      <w:pPr>
+        <w:pStyle w:val="Heading2"/>
+      </w:pPr>
+      <w:r>
+        <w:t>2.1</w:t>
+      </w:r>
+      <w:r>
+        <w:t xml:space="preserve">: </w:t>
+      </w:r>
+      <w:r>
+        <w:t xml:space="preserve">Chapter Overview </w:t>
+      </w:r>
+    </w:p>
+    <w:p>
+      <w:pPr>
+        <w:pStyle w:val="BodyText"/>
+      </w:pPr>
+      <w:r>
+        <w:t xml:space="preserve">This chapter presents the analysis and design of the Amateur Sports Team </w:t>
+      </w:r>
+      <w:proofErr w:type="spellStart"/>
+      <w:r>
+        <w:t>Organiser</w:t>
+      </w:r>
+      <w:proofErr w:type="spellEnd"/>
+      <w:r>
+        <w:t xml:space="preserve"> (ASTO). Building on the issues identified in Chapter 1, the aim of this chapter is to explore the </w:t>
+      </w:r>
+      <w:proofErr w:type="spellStart"/>
+      <w:r>
+        <w:t>organisational</w:t>
+      </w:r>
+      <w:proofErr w:type="spellEnd"/>
+      <w:r>
+        <w:t xml:space="preserve"> challenges faced by amateur football teams and demonstrate how engagement with real stakeholders informed the system requirements and overall design direction. The chapter focuses on understanding how amateur teams currently </w:t>
+      </w:r>
+      <w:proofErr w:type="spellStart"/>
+      <w:r>
+        <w:t>organise</w:t>
+      </w:r>
+      <w:proofErr w:type="spellEnd"/>
+      <w:r>
+        <w:t xml:space="preserve"> football sessions, where problems occur, and what users need from a digital </w:t>
+      </w:r>
+      <w:proofErr w:type="spellStart"/>
+      <w:r>
+        <w:t>organiser</w:t>
+      </w:r>
+      <w:proofErr w:type="spellEnd"/>
+      <w:r>
+        <w:t>. Rather than treating analysis and design as separate stages, this chapter shows how user insights directly shaped decisions about what ASTO should provide and how it should function.</w:t>
+      </w:r>
+    </w:p>
+    <w:p>
+      <w:pPr>
+        <w:pStyle w:val="BodyText"/>
+      </w:pPr>
+    </w:p>
+    <w:p>
+      <w:pPr>
+        <w:pStyle w:val="Heading2"/>
+      </w:pPr>
+      <w:r>
+        <w:t xml:space="preserve">2.2 Project Context and Stakeholders </w:t>
+      </w:r>
+    </w:p>
+    <w:p>
+      <w:pPr>
+        <w:pStyle w:val="BodyText"/>
+      </w:pPr>
+      <w:r>
+        <w:t xml:space="preserve">ASTO is intended for amateur football teams, including university teams, casual social groups and community-based leagues. In these environments </w:t>
+      </w:r>
+      <w:proofErr w:type="spellStart"/>
+      <w:r>
+        <w:t>organisation</w:t>
+      </w:r>
+      <w:proofErr w:type="spellEnd"/>
+      <w:r>
+        <w:t xml:space="preserve"> is usually informal and handled by volunteers who balance football with work, study or other commitments. As a </w:t>
+      </w:r>
+      <w:proofErr w:type="gramStart"/>
+      <w:r>
+        <w:t>result</w:t>
+      </w:r>
+      <w:proofErr w:type="gramEnd"/>
+      <w:r>
+        <w:t xml:space="preserve"> the team coordination often relies on convenience rather than structured systems. The primary stakeholders for ASTO are team </w:t>
+      </w:r>
+      <w:proofErr w:type="spellStart"/>
+      <w:r>
+        <w:t>organisers</w:t>
+      </w:r>
+      <w:proofErr w:type="spellEnd"/>
+      <w:r>
+        <w:t xml:space="preserve"> such as captains or coaches. These individuals are responsible for arranging sessions, communicating changes and ensuring that enough players attend. </w:t>
+      </w:r>
+      <w:proofErr w:type="spellStart"/>
+      <w:r>
+        <w:t>Organisers</w:t>
+      </w:r>
+      <w:proofErr w:type="spellEnd"/>
+      <w:r>
+        <w:t xml:space="preserve"> are directly impacted by unclear availability, missed messages and </w:t>
+      </w:r>
+      <w:proofErr w:type="gramStart"/>
+      <w:r>
+        <w:t>last minute</w:t>
+      </w:r>
+      <w:proofErr w:type="gramEnd"/>
+      <w:r>
+        <w:t xml:space="preserve"> cancellations. Players form the second key stakeholder group. Players rely on accurate session information to decide whether they can attend. Casual players, who may not participate every week were also considered stakeholders because their availability can determine whether sessions go ahead.</w:t>
+      </w:r>
+    </w:p>
+    <w:p>
+      <w:pPr>
+        <w:pStyle w:val="BodyText"/>
+      </w:pPr>
+      <w:r>
+        <w:t xml:space="preserve">By identifying both </w:t>
+      </w:r>
+      <w:proofErr w:type="spellStart"/>
+      <w:r>
+        <w:t>organisers</w:t>
+      </w:r>
+      <w:proofErr w:type="spellEnd"/>
+      <w:r>
+        <w:t xml:space="preserve"> and players as stakeholders, the project ensures that ASTO supports the full range of responsibilities and </w:t>
+      </w:r>
+      <w:proofErr w:type="spellStart"/>
+      <w:r>
+        <w:t>behaviours</w:t>
+      </w:r>
+      <w:proofErr w:type="spellEnd"/>
+      <w:r>
+        <w:t xml:space="preserve"> involved in amateur football </w:t>
+      </w:r>
+      <w:proofErr w:type="spellStart"/>
+      <w:r>
+        <w:t>organisation</w:t>
+      </w:r>
+      <w:proofErr w:type="spellEnd"/>
+      <w:r>
+        <w:t>.</w:t>
+      </w:r>
+    </w:p>
+    <w:p>
+      <w:pPr>
+        <w:pStyle w:val="BodyText"/>
+      </w:pPr>
+    </w:p>
+    <w:p>
+      <w:pPr>
+        <w:pStyle w:val="Heading2"/>
+      </w:pPr>
+      <w:r>
+        <w:t xml:space="preserve">2.3 Stakeholder Engagement </w:t>
+      </w:r>
+    </w:p>
+    <w:p>
+      <w:pPr>
+        <w:pStyle w:val="BodyText"/>
+      </w:pPr>
+      <w:r>
+        <w:t xml:space="preserve">To explore stakeholder requirements, a questionnaire-based approach was used. This method was selected because it allowed feedback to be gathered efficiently while respecting the limited time availability of amateur players and volunteer </w:t>
+      </w:r>
+      <w:proofErr w:type="spellStart"/>
+      <w:r>
+        <w:t>organisers</w:t>
+      </w:r>
+      <w:proofErr w:type="spellEnd"/>
+      <w:r>
+        <w:t xml:space="preserve">. The questionnaire was set out using Google Forms and completed anonymously. Questions were designed to be short, clear and relatable, focusing on how football sessions are currently </w:t>
+      </w:r>
+      <w:proofErr w:type="spellStart"/>
+      <w:r>
+        <w:t>organised</w:t>
+      </w:r>
+      <w:proofErr w:type="spellEnd"/>
+      <w:r>
+        <w:t xml:space="preserve">, how often problems occur and what users would find helpful in a dedicated </w:t>
+      </w:r>
+      <w:proofErr w:type="spellStart"/>
+      <w:r>
+        <w:t>organiser</w:t>
+      </w:r>
+      <w:proofErr w:type="spellEnd"/>
+      <w:r>
+        <w:t xml:space="preserve">. Multiple choice questions were used to allow easy comparison of responses, with one optional open-ended question included to capture additional comments. A total of six participants completed the questionnaire. Responses included team </w:t>
+      </w:r>
+      <w:proofErr w:type="spellStart"/>
+      <w:r>
+        <w:t>organisers</w:t>
+      </w:r>
+      <w:proofErr w:type="spellEnd"/>
+      <w:r>
+        <w:t xml:space="preserve"> and players with different levels of involvement in amateur football. The full questionnaire is provided in the appendices of the submitted project artefact.</w:t>
+      </w:r>
+    </w:p>
+    <w:p>
+      <w:pPr>
+        <w:pStyle w:val="BodyText"/>
+      </w:pPr>
+    </w:p>
+    <w:p>
+      <w:pPr>
+        <w:pStyle w:val="Heading2"/>
+      </w:pPr>
+      <w:r>
+        <w:t xml:space="preserve">2.4 Entity Relationship Design (ERD) </w:t>
+      </w:r>
+    </w:p>
+    <w:p>
+      <w:pPr>
+        <w:pStyle w:val="BodyText"/>
+      </w:pPr>
+      <w:r>
+        <w:t xml:space="preserve">The data model was designed around the minimum entities needed to support </w:t>
+      </w:r>
+      <w:proofErr w:type="spellStart"/>
+      <w:r>
+        <w:t>organiser</w:t>
+      </w:r>
+      <w:proofErr w:type="spellEnd"/>
+      <w:r>
+        <w:t xml:space="preserve"> workflows, team coordination and controlled participation in open sessions. The schema includes five core tables: User, Team, Event, Attendance and Notification. Relationships are structured so that </w:t>
+      </w:r>
+      <w:proofErr w:type="gramStart"/>
+      <w:r>
+        <w:t>teams</w:t>
+      </w:r>
+      <w:proofErr w:type="gramEnd"/>
+      <w:r>
+        <w:t xml:space="preserve"> own events, users belong to teams, users can RSVP per event, and notifications are generated per user.</w:t>
+      </w:r>
+    </w:p>
+    <w:p>
+      <w:r>
+        <w:rPr>
+          <w:noProof/>
+        </w:rPr>
+        <w:drawing>
+          <wp:inline distT="0" distB="0" distL="0" distR="0" wp14:anchorId="032D0D36" wp14:editId="7260866A">
+            <wp:extent cx="5334000" cy="2772515"/>
+            <wp:effectExtent l="0" t="0" r="0" b="0"/>
+            <wp:docPr id="13" name="Picture" descr="Figure 2.1 Entity Relationship Diagram for ASTO"/>
+            <wp:cNvGraphicFramePr/>
+            <a:graphic xmlns:a="http://schemas.openxmlformats.org/drawingml/2006/main">
+              <a:graphicData uri="http://schemas.openxmlformats.org/drawingml/2006/picture">
+                <pic:pic xmlns:pic="http://schemas.openxmlformats.org/drawingml/2006/picture">
+                  <pic:nvPicPr>
+                    <pic:cNvPr id="14" name="Picture" descr="docs/diagrams/erd.png"/>
+                    <pic:cNvPicPr>
+                      <a:picLocks noChangeAspect="1" noChangeArrowheads="1"/>
+                    </pic:cNvPicPr>
+                  </pic:nvPicPr>
+                  <pic:blipFill>
+                    <a:blip r:embed="rId6"/>
+                    <a:stretch>
+                      <a:fillRect/>
+                    </a:stretch>
+                  </pic:blipFill>
+                  <pic:spPr bwMode="auto">
+                    <a:xfrm>
+                      <a:off x="0" y="0"/>
+                      <a:ext cx="5334000" cy="2772515"/>
+                    </a:xfrm>
+                    <a:prstGeom prst="rect">
+                      <a:avLst/>
+                    </a:prstGeom>
+                    <a:noFill/>
+                    <a:ln w="9525">
+                      <a:noFill/>
+                      <a:headEnd/>
+                      <a:tailEnd/>
+                    </a:ln>
+                  </pic:spPr>
+                </pic:pic>
+              </a:graphicData>
+            </a:graphic>
+          </wp:inline>
+        </w:drawing>
+      </w:r>
+    </w:p>
+    <w:p>
+      <w:r>
+        <w:t>Figure 2.1 Entity Relationship Diagram for ASTO</w:t>
+      </w:r>
+    </w:p>
+    <w:p/>
+    <w:p>
+      <w:pPr>
+        <w:pStyle w:val="BodyText"/>
+      </w:pPr>
+      <w:r>
+        <w:t>Figure 2.1 shows that attendance is modelled as a linking entity between users and events with a composite uniqueness constraint, preventing duplicate RSVP records for a single user-event pair.</w:t>
+      </w:r>
+    </w:p>
+    <w:p>
+      <w:pPr>
+        <w:pStyle w:val="BodyText"/>
+      </w:pPr>
+    </w:p>
+    <w:p>
+      <w:pPr>
+        <w:pStyle w:val="Heading2"/>
+      </w:pPr>
+      <w:r>
+        <w:t xml:space="preserve">2.5 System Architecture Design ASTO </w:t>
+      </w:r>
+    </w:p>
+    <w:p>
+      <w:pPr>
+        <w:pStyle w:val="BodyText"/>
+      </w:pPr>
+      <w:r>
+        <w:t xml:space="preserve">uses a layered web architecture that separates client rendering, application logic and data persistence. Flask blueprints handle routing, forms enforce input validation, role checks enforce </w:t>
+      </w:r>
+      <w:proofErr w:type="spellStart"/>
+      <w:r>
+        <w:t>authorisation</w:t>
+      </w:r>
+      <w:proofErr w:type="spellEnd"/>
+      <w:r>
+        <w:t xml:space="preserve">, and </w:t>
+      </w:r>
+      <w:proofErr w:type="spellStart"/>
+      <w:r>
+        <w:t>SQLAlchemy</w:t>
+      </w:r>
+      <w:proofErr w:type="spellEnd"/>
+      <w:r>
+        <w:t xml:space="preserve"> manages persistence to PostgreSQL (or SQLite for local validation). Optional email notifications are dispatched through </w:t>
+      </w:r>
+      <w:proofErr w:type="spellStart"/>
+      <w:r>
+        <w:t>Formsubmit</w:t>
+      </w:r>
+      <w:proofErr w:type="spellEnd"/>
+      <w:r>
+        <w:t xml:space="preserve"> when enabled.</w:t>
+      </w:r>
+    </w:p>
+    <w:p>
+      <w:r>
+        <w:rPr>
+          <w:noProof/>
+        </w:rPr>
+        <w:lastRenderedPageBreak/>
+        <w:drawing>
+          <wp:inline distT="0" distB="0" distL="0" distR="0" wp14:anchorId="7C117A61" wp14:editId="4590E555">
+            <wp:extent cx="5334000" cy="4145413"/>
+            <wp:effectExtent l="0" t="0" r="0" b="0"/>
+            <wp:docPr id="16" name="Picture" descr="Figure 2.2 High-level ASTO architecture"/>
+            <wp:cNvGraphicFramePr/>
+            <a:graphic xmlns:a="http://schemas.openxmlformats.org/drawingml/2006/main">
+              <a:graphicData uri="http://schemas.openxmlformats.org/drawingml/2006/picture">
+                <pic:pic xmlns:pic="http://schemas.openxmlformats.org/drawingml/2006/picture">
+                  <pic:nvPicPr>
+                    <pic:cNvPr id="17" name="Picture" descr="docs/diagrams/architecture.png"/>
+                    <pic:cNvPicPr>
+                      <a:picLocks noChangeAspect="1" noChangeArrowheads="1"/>
+                    </pic:cNvPicPr>
+                  </pic:nvPicPr>
+                  <pic:blipFill>
+                    <a:blip r:embed="rId7"/>
+                    <a:stretch>
+                      <a:fillRect/>
+                    </a:stretch>
+                  </pic:blipFill>
+                  <pic:spPr bwMode="auto">
+                    <a:xfrm>
+                      <a:off x="0" y="0"/>
+                      <a:ext cx="5334000" cy="4145413"/>
+                    </a:xfrm>
+                    <a:prstGeom prst="rect">
+                      <a:avLst/>
+                    </a:prstGeom>
+                    <a:noFill/>
+                    <a:ln w="9525">
+                      <a:noFill/>
+                      <a:headEnd/>
+                      <a:tailEnd/>
+                    </a:ln>
+                  </pic:spPr>
+                </pic:pic>
+              </a:graphicData>
+            </a:graphic>
+          </wp:inline>
+        </w:drawing>
+      </w:r>
+    </w:p>
+    <w:p>
+      <w:r>
+        <w:t>Figure 2.2 High-level ASTO architecture</w:t>
+      </w:r>
+    </w:p>
+    <w:p>
+      <w:r>
+        <w:rPr>
+          <w:noProof/>
+        </w:rPr>
+        <w:drawing>
+          <wp:inline distT="0" distB="0" distL="0" distR="0" wp14:anchorId="62BABEBA" wp14:editId="3133BF09">
+            <wp:extent cx="5303520" cy="4121726"/>
+            <wp:effectExtent l="0" t="0" r="0" b="0"/>
+            <wp:docPr id="18" name="Picture 18"/>
+            <wp:cNvGraphicFramePr>
+              <a:graphicFrameLocks xmlns:a="http://schemas.openxmlformats.org/drawingml/2006/main" noChangeAspect="1"/>
+            </wp:cNvGraphicFramePr>
+            <a:graphic xmlns:a="http://schemas.openxmlformats.org/drawingml/2006/main">
+              <a:graphicData uri="http://schemas.openxmlformats.org/drawingml/2006/picture">
+                <pic:pic xmlns:pic="http://schemas.openxmlformats.org/drawingml/2006/picture">
+                  <pic:nvPicPr>
+                    <pic:cNvPr id="0" name="architecture.png"/>
+                    <pic:cNvPicPr/>
+                  </pic:nvPicPr>
+                  <pic:blipFill>
+                    <a:blip r:embed="rId8"/>
+                    <a:stretch>
+                      <a:fillRect/>
+                    </a:stretch>
+                  </pic:blipFill>
+                  <pic:spPr>
+                    <a:xfrm>
+                      <a:off x="0" y="0"/>
+                      <a:ext cx="5303520" cy="4121726"/>
+                    </a:xfrm>
+                    <a:prstGeom prst="rect">
+                      <a:avLst/>
+                    </a:prstGeom>
+                  </pic:spPr>
+                </pic:pic>
+              </a:graphicData>
+            </a:graphic>
+          </wp:inline>
+        </w:drawing>
+      </w:r>
+    </w:p>
+    <w:p>
+      <w:pPr>
+        <w:pStyle w:val="BodyText"/>
+      </w:pPr>
+      <w:r>
+        <w:t xml:space="preserve">Figure 2.2 </w:t>
+      </w:r>
+      <w:proofErr w:type="spellStart"/>
+      <w:r>
+        <w:t>summarises</w:t>
+      </w:r>
+      <w:proofErr w:type="spellEnd"/>
+      <w:r>
+        <w:t xml:space="preserve"> request flow from browser clients into Flask route handlers, through business logic and ORM operations, and back to rendered templates. This </w:t>
+      </w:r>
+      <w:r>
+        <w:lastRenderedPageBreak/>
+        <w:t>architecture keeps the prototype simple while preserving clear separation of concerns.</w:t>
+      </w:r>
+    </w:p>
+    <w:p>
+      <w:pPr>
         <w:rPr>
           <w:b/>
-          <w:w w:val="85"/>
-          <w:sz w:val="22"/>
-        </w:rPr>
-        <w:t>Error!</w:t>
-      </w:r>
+        </w:rPr>
+      </w:pPr>
       <w:r>
         <w:rPr>
           <w:b/>
-          <w:sz w:val="22"/>
-        </w:rPr>
-        <w:t> </w:t>
-      </w:r>
-      <w:r>
-        <w:rPr>
-          <w:b/>
-          <w:w w:val="85"/>
-          <w:sz w:val="22"/>
-        </w:rPr>
-        <w:t>Bookmark</w:t>
-      </w:r>
-      <w:r>
-        <w:rPr>
-          <w:b/>
-          <w:spacing w:val="1"/>
-          <w:sz w:val="22"/>
-        </w:rPr>
-        <w:t> </w:t>
-      </w:r>
-      <w:r>
-        <w:rPr>
-          <w:b/>
-          <w:w w:val="85"/>
-          <w:sz w:val="22"/>
-        </w:rPr>
-        <w:t>not</w:t>
-      </w:r>
-      <w:r>
-        <w:rPr>
-          <w:b/>
-          <w:sz w:val="22"/>
-        </w:rPr>
-        <w:t> </w:t>
-      </w:r>
-      <w:r>
-        <w:rPr>
-          <w:b/>
-          <w:spacing w:val="-2"/>
-          <w:w w:val="85"/>
-          <w:sz w:val="22"/>
-        </w:rPr>
-        <w:t>defined.</w:t>
-      </w:r>
-    </w:p>
-    <w:p>
-      <w:pPr>
-        <w:tabs>
-          <w:tab w:pos="6349" w:val="left" w:leader="dot"/>
-        </w:tabs>
-        <w:spacing w:before="115"/>
-        <w:ind w:left="243" w:right="0" w:firstLine="0"/>
-        <w:jc w:val="left"/>
-        <w:rPr>
-          <w:b/>
-          <w:sz w:val="22"/>
-        </w:rPr>
-      </w:pPr>
-      <w:r>
-        <w:rPr>
-          <w:spacing w:val="-2"/>
-          <w:sz w:val="22"/>
-        </w:rPr>
-        <w:t>Analysis</w:t>
-      </w:r>
-      <w:r>
-        <w:rPr>
-          <w:sz w:val="22"/>
-        </w:rPr>
-        <w:tab/>
-      </w:r>
-      <w:r>
-        <w:rPr>
-          <w:b/>
-          <w:w w:val="85"/>
-          <w:sz w:val="22"/>
-        </w:rPr>
-        <w:t>Error!</w:t>
-      </w:r>
-      <w:r>
-        <w:rPr>
-          <w:b/>
-          <w:sz w:val="22"/>
-        </w:rPr>
-        <w:t> </w:t>
-      </w:r>
-      <w:r>
-        <w:rPr>
-          <w:b/>
-          <w:w w:val="85"/>
-          <w:sz w:val="22"/>
-        </w:rPr>
-        <w:t>Bookmark</w:t>
-      </w:r>
-      <w:r>
-        <w:rPr>
-          <w:b/>
-          <w:spacing w:val="1"/>
-          <w:sz w:val="22"/>
-        </w:rPr>
-        <w:t> </w:t>
-      </w:r>
-      <w:r>
-        <w:rPr>
-          <w:b/>
-          <w:w w:val="85"/>
-          <w:sz w:val="22"/>
-        </w:rPr>
-        <w:t>not</w:t>
-      </w:r>
-      <w:r>
-        <w:rPr>
-          <w:b/>
-          <w:sz w:val="22"/>
-        </w:rPr>
-        <w:t> </w:t>
-      </w:r>
-      <w:r>
-        <w:rPr>
-          <w:b/>
-          <w:spacing w:val="-2"/>
-          <w:w w:val="85"/>
-          <w:sz w:val="22"/>
-        </w:rPr>
-        <w:t>defined.</w:t>
-      </w:r>
-    </w:p>
-    <w:p>
-      <w:pPr>
-        <w:tabs>
-          <w:tab w:pos="6349" w:val="left" w:leader="dot"/>
-        </w:tabs>
-        <w:spacing w:before="116"/>
-        <w:ind w:left="243" w:right="0" w:firstLine="0"/>
-        <w:jc w:val="left"/>
-        <w:rPr>
-          <w:b/>
-          <w:sz w:val="22"/>
-        </w:rPr>
-      </w:pPr>
-      <w:r>
-        <w:rPr>
-          <w:spacing w:val="-2"/>
-          <w:sz w:val="22"/>
-        </w:rPr>
-        <w:t>Design</w:t>
-      </w:r>
-      <w:r>
-        <w:rPr>
-          <w:sz w:val="22"/>
-        </w:rPr>
-        <w:tab/>
-      </w:r>
-      <w:r>
-        <w:rPr>
-          <w:b/>
-          <w:w w:val="85"/>
-          <w:sz w:val="22"/>
-        </w:rPr>
-        <w:t>Error!</w:t>
-      </w:r>
-      <w:r>
-        <w:rPr>
-          <w:b/>
-          <w:sz w:val="22"/>
-        </w:rPr>
-        <w:t> </w:t>
-      </w:r>
-      <w:r>
-        <w:rPr>
-          <w:b/>
-          <w:w w:val="85"/>
-          <w:sz w:val="22"/>
-        </w:rPr>
-        <w:t>Bookmark</w:t>
-      </w:r>
-      <w:r>
-        <w:rPr>
-          <w:b/>
-          <w:spacing w:val="1"/>
-          <w:sz w:val="22"/>
-        </w:rPr>
-        <w:t> </w:t>
-      </w:r>
-      <w:r>
-        <w:rPr>
-          <w:b/>
-          <w:w w:val="85"/>
-          <w:sz w:val="22"/>
-        </w:rPr>
-        <w:t>not</w:t>
-      </w:r>
-      <w:r>
-        <w:rPr>
-          <w:b/>
-          <w:sz w:val="22"/>
-        </w:rPr>
-        <w:t> </w:t>
-      </w:r>
-      <w:r>
-        <w:rPr>
-          <w:b/>
-          <w:spacing w:val="-2"/>
-          <w:w w:val="85"/>
-          <w:sz w:val="22"/>
-        </w:rPr>
-        <w:t>defined.</w:t>
-      </w:r>
-    </w:p>
-    <w:p>
-      <w:r>
-        <w:br/>
-      </w:r>
-    </w:p>
-    <w:p>
-      <w:r>
-        <w:rPr>
-          <w:b/>
-        </w:rPr>
-        <w:t>Chapter 4: Realisation</w:t>
-      </w:r>
+        </w:rPr>
+        <w:br w:type="page"/>
+      </w:r>
+    </w:p>
+    <w:p>
+      <w:pPr>
+        <w:pStyle w:val="Heading1"/>
+      </w:pPr>
+      <w:r>
+        <w:lastRenderedPageBreak/>
+        <w:t xml:space="preserve">Chapter 4: </w:t>
+      </w:r>
+      <w:proofErr w:type="spellStart"/>
+      <w:r>
+        <w:t>Realisation</w:t>
+      </w:r>
+      <w:proofErr w:type="spellEnd"/>
     </w:p>
     <w:p/>
     <w:p>
-      <w:r>
-        <w:rPr>
-          <w:b/>
-        </w:rPr>
+      <w:pPr>
+        <w:pStyle w:val="Heading2"/>
+      </w:pPr>
+      <w:r>
         <w:t>4.1 Chapter Overview</w:t>
       </w:r>
     </w:p>
     <w:p/>
     <w:p>
       <w:r>
-        <w:t>This chapter presents the realisation of the Amateur Sports Team Organiser (ASTO) as a working web application. The implementation translates the analysed stakeholder requirements (Chapter 2) into a usable system that supports session scheduling, availability tracking, organiser control, and open-session participation. In line with the CI6600 handbook guidance, this chapter explains how the artefact can be recreated, how it is used, and what output it generates, with supporting high-quality screenshots (Kingston University, 2025).</w:t>
+        <w:t xml:space="preserve">This chapter presents the </w:t>
+      </w:r>
+      <w:proofErr w:type="spellStart"/>
+      <w:r>
+        <w:t>realisation</w:t>
+      </w:r>
+      <w:proofErr w:type="spellEnd"/>
+      <w:r>
+        <w:t xml:space="preserve"> of the Amateur Sports Team </w:t>
+      </w:r>
+      <w:proofErr w:type="spellStart"/>
+      <w:r>
+        <w:t>Organiser</w:t>
+      </w:r>
+      <w:proofErr w:type="spellEnd"/>
+      <w:r>
+        <w:t xml:space="preserve"> (ASTO) as a working web application. The implementation translates the </w:t>
+      </w:r>
+      <w:proofErr w:type="spellStart"/>
+      <w:r>
+        <w:t>analysed</w:t>
+      </w:r>
+      <w:proofErr w:type="spellEnd"/>
+      <w:r>
+        <w:t xml:space="preserve"> stakeholder requirements (Chapter 2) into a usable system that supports session scheduling, availability tracking, </w:t>
+      </w:r>
+      <w:proofErr w:type="spellStart"/>
+      <w:r>
+        <w:t>organiser</w:t>
+      </w:r>
+      <w:proofErr w:type="spellEnd"/>
+      <w:r>
+        <w:t xml:space="preserve"> control, and open-session participation. In line with the CI6600 handbook guidance, this chapter explains how the artefact can be recreated, how it is used, and what output it generates, with supporting high-quality screenshots (Kingston University, 2025).</w:t>
       </w:r>
     </w:p>
     <w:p/>
     <w:p>
-      <w:r>
-        <w:rPr>
-          <w:b/>
-        </w:rPr>
+      <w:pPr>
+        <w:pStyle w:val="Heading2"/>
+      </w:pPr>
+      <w:r>
         <w:t>4.2 Intended Audience</w:t>
       </w:r>
     </w:p>
@@ -2268,19 +3151,19 @@
     </w:p>
     <w:p/>
     <w:p>
-      <w:r>
-        <w:rPr>
-          <w:b/>
-        </w:rPr>
+      <w:pPr>
+        <w:pStyle w:val="Heading2"/>
+      </w:pPr>
+      <w:r>
         <w:t>4.3 Implementation Environment</w:t>
       </w:r>
     </w:p>
     <w:p/>
     <w:p>
-      <w:r>
-        <w:rPr>
-          <w:b/>
-        </w:rPr>
+      <w:pPr>
+        <w:pStyle w:val="Heading3"/>
+      </w:pPr>
+      <w:r>
         <w:t>4.3.1 Hardware Context</w:t>
       </w:r>
     </w:p>
@@ -2292,17 +3175,25 @@
     </w:p>
     <w:p/>
     <w:p>
-      <w:r>
-        <w:rPr>
-          <w:b/>
-        </w:rPr>
+      <w:pPr>
+        <w:pStyle w:val="Heading3"/>
+      </w:pPr>
+      <w:r>
         <w:t>4.3.2 Software Stack</w:t>
       </w:r>
     </w:p>
     <w:p/>
     <w:p>
       <w:r>
-        <w:t>ASTO was realised with the following software components:</w:t>
+        <w:t xml:space="preserve">ASTO was </w:t>
+      </w:r>
+      <w:proofErr w:type="spellStart"/>
+      <w:r>
+        <w:t>realised</w:t>
+      </w:r>
+      <w:proofErr w:type="spellEnd"/>
+      <w:r>
+        <w:t xml:space="preserve"> with the following software components:</w:t>
       </w:r>
     </w:p>
     <w:p/>
@@ -2323,7 +3214,31 @@
     </w:p>
     <w:p>
       <w:r>
-        <w:t>• SQLAlchemy (via Flask-SQLAlchemy) for data modelling and persistence (SQLAlchemy Authors, 2026).</w:t>
+        <w:t xml:space="preserve">• </w:t>
+      </w:r>
+      <w:proofErr w:type="spellStart"/>
+      <w:r>
+        <w:t>SQLAlchemy</w:t>
+      </w:r>
+      <w:proofErr w:type="spellEnd"/>
+      <w:r>
+        <w:t xml:space="preserve"> (via Flask-</w:t>
+      </w:r>
+      <w:proofErr w:type="spellStart"/>
+      <w:r>
+        <w:t>SQLAlchemy</w:t>
+      </w:r>
+      <w:proofErr w:type="spellEnd"/>
+      <w:r>
+        <w:t>) for data modelling and persistence (</w:t>
+      </w:r>
+      <w:proofErr w:type="spellStart"/>
+      <w:r>
+        <w:t>SQLAlchemy</w:t>
+      </w:r>
+      <w:proofErr w:type="spellEnd"/>
+      <w:r>
+        <w:t xml:space="preserve"> Authors, 2026).</w:t>
       </w:r>
     </w:p>
     <w:p>
@@ -2333,7 +3248,23 @@
     </w:p>
     <w:p>
       <w:r>
-        <w:t>• pytest for automated requirement regression testing (pytest Development Team, 2026).</w:t>
+        <w:t xml:space="preserve">• </w:t>
+      </w:r>
+      <w:proofErr w:type="spellStart"/>
+      <w:r>
+        <w:t>pytest</w:t>
+      </w:r>
+      <w:proofErr w:type="spellEnd"/>
+      <w:r>
+        <w:t xml:space="preserve"> for automated requirement regression testing (</w:t>
+      </w:r>
+      <w:proofErr w:type="spellStart"/>
+      <w:r>
+        <w:t>pytest</w:t>
+      </w:r>
+      <w:proofErr w:type="spellEnd"/>
+      <w:r>
+        <w:t xml:space="preserve"> Development Team, 2026).</w:t>
       </w:r>
     </w:p>
     <w:p>
@@ -2343,10 +3274,22 @@
     </w:p>
     <w:p/>
     <w:p>
-      <w:r>
-        <w:rPr>
-          <w:b/>
-        </w:rPr>
+      <w:pPr>
+        <w:rPr>
+          <w:sz w:val="26"/>
+          <w:szCs w:val="26"/>
+        </w:rPr>
+      </w:pPr>
+      <w:r>
+        <w:br w:type="page"/>
+      </w:r>
+    </w:p>
+    <w:p>
+      <w:pPr>
+        <w:pStyle w:val="Heading2"/>
+      </w:pPr>
+      <w:r>
+        <w:lastRenderedPageBreak/>
         <w:t>4.4 Steps to Recreate the Implementation</w:t>
       </w:r>
     </w:p>
@@ -2401,7 +3344,15 @@
     <w:p/>
     <w:p>
       <w:r>
-        <w:t>source .venv/bin/activate</w:t>
+        <w:t>source .</w:t>
+      </w:r>
+      <w:proofErr w:type="spellStart"/>
+      <w:r>
+        <w:t>venv</w:t>
+      </w:r>
+      <w:proofErr w:type="spellEnd"/>
+      <w:r>
+        <w:t>/bin/activate</w:t>
       </w:r>
     </w:p>
     <w:p>
@@ -2416,7 +3367,71 @@
     </w:p>
     <w:p>
       <w:r>
-        <w:t>python -c "from app import create_app, db; app=create_app(); ctx=app.app_context(); ctx.push(); db.create_all(); ctx.pop()"</w:t>
+        <w:t xml:space="preserve">python -c "from app import </w:t>
+      </w:r>
+      <w:proofErr w:type="spellStart"/>
+      <w:r>
+        <w:t>create_app</w:t>
+      </w:r>
+      <w:proofErr w:type="spellEnd"/>
+      <w:r>
+        <w:t xml:space="preserve">, </w:t>
+      </w:r>
+      <w:proofErr w:type="spellStart"/>
+      <w:r>
+        <w:t>db</w:t>
+      </w:r>
+      <w:proofErr w:type="spellEnd"/>
+      <w:r>
+        <w:t>; app=</w:t>
+      </w:r>
+      <w:proofErr w:type="spellStart"/>
+      <w:r>
+        <w:t>create_app</w:t>
+      </w:r>
+      <w:proofErr w:type="spellEnd"/>
+      <w:r>
+        <w:t xml:space="preserve">(); </w:t>
+      </w:r>
+      <w:proofErr w:type="spellStart"/>
+      <w:r>
+        <w:t>ctx</w:t>
+      </w:r>
+      <w:proofErr w:type="spellEnd"/>
+      <w:r>
+        <w:t>=</w:t>
+      </w:r>
+      <w:proofErr w:type="spellStart"/>
+      <w:r>
+        <w:t>app.app_context</w:t>
+      </w:r>
+      <w:proofErr w:type="spellEnd"/>
+      <w:r>
+        <w:t xml:space="preserve">(); </w:t>
+      </w:r>
+      <w:proofErr w:type="spellStart"/>
+      <w:r>
+        <w:t>ctx.push</w:t>
+      </w:r>
+      <w:proofErr w:type="spellEnd"/>
+      <w:r>
+        <w:t xml:space="preserve">(); </w:t>
+      </w:r>
+      <w:proofErr w:type="spellStart"/>
+      <w:r>
+        <w:t>db.create_all</w:t>
+      </w:r>
+      <w:proofErr w:type="spellEnd"/>
+      <w:r>
+        <w:t xml:space="preserve">(); </w:t>
+      </w:r>
+      <w:proofErr w:type="spellStart"/>
+      <w:r>
+        <w:t>ctx.pop</w:t>
+      </w:r>
+      <w:proofErr w:type="spellEnd"/>
+      <w:r>
+        <w:t>()"</w:t>
       </w:r>
     </w:p>
     <w:p>
@@ -2438,11 +3453,150 @@
     </w:p>
     <w:p/>
     <w:p>
+      <w:pPr>
+        <w:pStyle w:val="Heading2"/>
+      </w:pPr>
+      <w:r>
+        <w:t>4.5 Steps to Use the Implementation and Generate Output</w:t>
+      </w:r>
+    </w:p>
+    <w:p/>
+    <w:p>
+      <w:pPr>
+        <w:pStyle w:val="Heading3"/>
+      </w:pPr>
+      <w:r>
+        <w:t xml:space="preserve">4.5.1 Authentication and Role </w:t>
+      </w:r>
+      <w:proofErr w:type="spellStart"/>
+      <w:r>
+        <w:t>Behaviour</w:t>
+      </w:r>
+      <w:proofErr w:type="spellEnd"/>
+    </w:p>
+    <w:p/>
+    <w:p>
+      <w:r>
+        <w:t xml:space="preserve">The system provides login and role-based access control for manager, team leader, and player roles. Public registration creates player accounts only, while elevated roles are </w:t>
+      </w:r>
+      <w:proofErr w:type="spellStart"/>
+      <w:r>
+        <w:t>organiser</w:t>
+      </w:r>
+      <w:proofErr w:type="spellEnd"/>
+      <w:r>
+        <w:t xml:space="preserve">-assigned. This prevents self-elevation in the normal sign-up flow and implements </w:t>
+      </w:r>
+      <w:proofErr w:type="spellStart"/>
+      <w:r>
+        <w:t>organiser-authorisation</w:t>
+      </w:r>
+      <w:proofErr w:type="spellEnd"/>
+      <w:r>
+        <w:t xml:space="preserve"> control required by FR1.</w:t>
+      </w:r>
+    </w:p>
+    <w:p/>
+    <w:p>
+      <w:pPr>
+        <w:pStyle w:val="Heading3"/>
+      </w:pPr>
+      <w:r>
+        <w:t>4.5.2 Team and Session Management</w:t>
+      </w:r>
+    </w:p>
+    <w:p/>
+    <w:p>
+      <w:r>
+        <w:t>Managers and team leaders can:</w:t>
+      </w:r>
+    </w:p>
+    <w:p/>
+    <w:p>
+      <w:r>
+        <w:t>• View team dashboards.</w:t>
+      </w:r>
+    </w:p>
+    <w:p>
+      <w:r>
+        <w:t>• Create events with title, time, location, and type.</w:t>
+      </w:r>
+    </w:p>
+    <w:p>
+      <w:r>
+        <w:t>• Mark sessions as open.</w:t>
+      </w:r>
+    </w:p>
+    <w:p>
+      <w:r>
+        <w:t>• Set capacity limits.</w:t>
+      </w:r>
+    </w:p>
+    <w:p/>
+    <w:p>
+      <w:r>
+        <w:t>Players can:</w:t>
+      </w:r>
+    </w:p>
+    <w:p/>
+    <w:p>
+      <w:r>
+        <w:t>• View upcoming sessions.</w:t>
+      </w:r>
+    </w:p>
+    <w:p>
+      <w:r>
+        <w:t>• RSVP as yes, maybe, or no.</w:t>
+      </w:r>
+    </w:p>
+    <w:p>
+      <w:r>
+        <w:t>• Receive updated session information through in-app notifications.</w:t>
+      </w:r>
+    </w:p>
+    <w:p/>
+    <w:p>
+      <w:pPr>
+        <w:pStyle w:val="Heading3"/>
+      </w:pPr>
+      <w:r>
+        <w:t>4.5.3 Open Session Workflow</w:t>
+      </w:r>
+    </w:p>
+    <w:p/>
+    <w:p>
+      <w:r>
+        <w:t xml:space="preserve">When attendance is low, </w:t>
+      </w:r>
+      <w:proofErr w:type="spellStart"/>
+      <w:r>
+        <w:t>organisers</w:t>
+      </w:r>
+      <w:proofErr w:type="spellEnd"/>
+      <w:r>
+        <w:t xml:space="preserve"> can mark a session as open and set capacity. The open-sessions view presents future sessions that still have available places, supporting controlled </w:t>
+      </w:r>
+      <w:r>
+        <w:lastRenderedPageBreak/>
+        <w:t>participation and reducing cancellation risk.</w:t>
+      </w:r>
+    </w:p>
+    <w:p/>
+    <w:p>
+      <w:pPr>
+        <w:pStyle w:val="Heading2"/>
+      </w:pPr>
+      <w:r>
+        <w:t>4.6 Examples of Implementation Output (Screenshots)</w:t>
+      </w:r>
+    </w:p>
+    <w:p/>
+    <w:p>
       <w:r>
         <w:rPr>
           <w:b/>
         </w:rPr>
-        <w:t>4.5 Steps to Use the Implementation and Generate Output</w:t>
+        <w:t>Figure 4.1 Dashboard Output (Desktop)</w:t>
       </w:r>
     </w:p>
     <w:p/>
@@ -2451,133 +3605,31 @@
         <w:rPr>
           <w:b/>
         </w:rPr>
-        <w:t>4.5.1 Authentication and Role Behaviour</w:t>
-      </w:r>
-    </w:p>
-    <w:p/>
-    <w:p>
-      <w:r>
-        <w:t>The system provides login and role-based access control for manager, team leader, and player roles. Public registration creates player accounts only, while elevated roles are organiser-assigned. This prevents self-elevation in the normal sign-up flow and implements organiser-authorisation control required by FR1.</w:t>
-      </w:r>
-    </w:p>
-    <w:p/>
-    <w:p>
-      <w:r>
-        <w:rPr>
-          <w:b/>
-        </w:rPr>
-        <w:t>4.5.2 Team and Session Management</w:t>
-      </w:r>
-    </w:p>
-    <w:p/>
-    <w:p>
-      <w:r>
-        <w:t>Managers and team leaders can:</w:t>
-      </w:r>
-    </w:p>
-    <w:p/>
-    <w:p>
-      <w:r>
-        <w:t>• View team dashboards.</w:t>
-      </w:r>
-    </w:p>
-    <w:p>
-      <w:r>
-        <w:t>• Create events with title, time, location, and type.</w:t>
-      </w:r>
-    </w:p>
-    <w:p>
-      <w:r>
-        <w:t>• Mark sessions as open.</w:t>
-      </w:r>
-    </w:p>
-    <w:p>
-      <w:r>
-        <w:t>• Set capacity limits.</w:t>
-      </w:r>
-    </w:p>
-    <w:p/>
-    <w:p>
-      <w:r>
-        <w:t>Players can:</w:t>
-      </w:r>
-    </w:p>
-    <w:p/>
-    <w:p>
-      <w:r>
-        <w:t>• View upcoming sessions.</w:t>
-      </w:r>
-    </w:p>
-    <w:p>
-      <w:r>
-        <w:t>• RSVP as yes, maybe, or no.</w:t>
-      </w:r>
-    </w:p>
-    <w:p>
-      <w:r>
-        <w:t>• Receive updated session information through in-app notifications.</w:t>
-      </w:r>
-    </w:p>
-    <w:p/>
-    <w:p>
-      <w:r>
-        <w:rPr>
-          <w:b/>
-        </w:rPr>
-        <w:t>4.5.3 Open Session Workflow</w:t>
-      </w:r>
-    </w:p>
-    <w:p/>
-    <w:p>
-      <w:r>
-        <w:t>When attendance is low, organisers can mark a session as open and set capacity. The open-sessions view presents future sessions that still have available places, supporting controlled participation and reducing cancellation risk.</w:t>
-      </w:r>
-    </w:p>
-    <w:p/>
-    <w:p>
-      <w:r>
-        <w:rPr>
-          <w:b/>
-        </w:rPr>
-        <w:t>4.6 Examples of Implementation Output (Screenshots)</w:t>
-      </w:r>
-    </w:p>
-    <w:p/>
-    <w:p>
-      <w:r>
-        <w:rPr>
-          <w:b/>
-        </w:rPr>
-        <w:t>Figure 4.1 Dashboard Output (Desktop)</w:t>
-      </w:r>
-    </w:p>
-    <w:p/>
-    <w:p>
-      <w:r>
-        <w:rPr>
-          <w:b/>
-        </w:rPr>
         <w:t>Figure 4.1 Dashboard view showing teams and upcoming events</w:t>
       </w:r>
     </w:p>
     <w:p>
       <w:r>
+        <w:rPr>
+          <w:noProof/>
+        </w:rPr>
         <w:drawing>
-          <wp:inline>
+          <wp:inline distT="0" distB="0" distL="0" distR="0" wp14:anchorId="29349177" wp14:editId="60BD49DC">
             <wp:extent cx="5303520" cy="2981774"/>
+            <wp:effectExtent l="0" t="0" r="0" b="0"/>
             <wp:docPr id="1" name="Picture 1"/>
             <wp:cNvGraphicFramePr>
-              <a:graphicFrameLocks noChangeAspect="1"/>
+              <a:graphicFrameLocks xmlns:a="http://schemas.openxmlformats.org/drawingml/2006/main" noChangeAspect="1"/>
             </wp:cNvGraphicFramePr>
-            <a:graphic>
+            <a:graphic xmlns:a="http://schemas.openxmlformats.org/drawingml/2006/main">
               <a:graphicData uri="http://schemas.openxmlformats.org/drawingml/2006/picture">
-                <pic:pic>
+                <pic:pic xmlns:pic="http://schemas.openxmlformats.org/drawingml/2006/picture">
                   <pic:nvPicPr>
                     <pic:cNvPr id="0" name="chapter4-dashboard-desktop-v3.png"/>
                     <pic:cNvPicPr/>
                   </pic:nvPicPr>
                   <pic:blipFill>
-                    <a:blip r:embed="rId12"/>
+                    <a:blip r:embed="rId6"/>
                     <a:stretch>
                       <a:fillRect/>
                     </a:stretch>
@@ -2587,7 +3639,9 @@
                       <a:off x="0" y="0"/>
                       <a:ext cx="5303520" cy="2981774"/>
                     </a:xfrm>
-                    <a:prstGeom prst="rect"/>
+                    <a:prstGeom prst="rect">
+                      <a:avLst/>
+                    </a:prstGeom>
                   </pic:spPr>
                 </pic:pic>
               </a:graphicData>
@@ -2599,7 +3653,15 @@
     <w:p/>
     <w:p>
       <w:r>
-        <w:t>Figure 4.1 demonstrates that team and event information is consolidated in a single interface, supporting quick situational awareness for organisers and players.</w:t>
+        <w:t xml:space="preserve">Figure 4.1 demonstrates that team and event information is consolidated in a single interface, supporting quick situational awareness for </w:t>
+      </w:r>
+      <w:proofErr w:type="spellStart"/>
+      <w:r>
+        <w:t>organisers</w:t>
+      </w:r>
+      <w:proofErr w:type="spellEnd"/>
+      <w:r>
+        <w:t xml:space="preserve"> and players.</w:t>
       </w:r>
     </w:p>
     <w:p/>
@@ -2622,22 +3684,26 @@
     </w:p>
     <w:p>
       <w:r>
+        <w:rPr>
+          <w:noProof/>
+        </w:rPr>
         <w:drawing>
-          <wp:inline>
+          <wp:inline distT="0" distB="0" distL="0" distR="0" wp14:anchorId="58C76FA3" wp14:editId="76129D93">
             <wp:extent cx="5303520" cy="2981774"/>
+            <wp:effectExtent l="0" t="0" r="0" b="0"/>
             <wp:docPr id="2" name="Picture 2"/>
             <wp:cNvGraphicFramePr>
-              <a:graphicFrameLocks noChangeAspect="1"/>
+              <a:graphicFrameLocks xmlns:a="http://schemas.openxmlformats.org/drawingml/2006/main" noChangeAspect="1"/>
             </wp:cNvGraphicFramePr>
-            <a:graphic>
+            <a:graphic xmlns:a="http://schemas.openxmlformats.org/drawingml/2006/main">
               <a:graphicData uri="http://schemas.openxmlformats.org/drawingml/2006/picture">
-                <pic:pic>
+                <pic:pic xmlns:pic="http://schemas.openxmlformats.org/drawingml/2006/picture">
                   <pic:nvPicPr>
                     <pic:cNvPr id="0" name="chapter4-create-event-desktop-v3.png"/>
                     <pic:cNvPicPr/>
                   </pic:nvPicPr>
                   <pic:blipFill>
-                    <a:blip r:embed="rId13"/>
+                    <a:blip r:embed="rId9"/>
                     <a:stretch>
                       <a:fillRect/>
                     </a:stretch>
@@ -2647,7 +3713,9 @@
                       <a:off x="0" y="0"/>
                       <a:ext cx="5303520" cy="2981774"/>
                     </a:xfrm>
-                    <a:prstGeom prst="rect"/>
+                    <a:prstGeom prst="rect">
+                      <a:avLst/>
+                    </a:prstGeom>
                   </pic:spPr>
                 </pic:pic>
               </a:graphicData>
@@ -2682,22 +3750,26 @@
     </w:p>
     <w:p>
       <w:r>
+        <w:rPr>
+          <w:noProof/>
+        </w:rPr>
         <w:drawing>
-          <wp:inline>
+          <wp:inline distT="0" distB="0" distL="0" distR="0" wp14:anchorId="4333F6AE" wp14:editId="3B8B48CD">
             <wp:extent cx="5303520" cy="2981774"/>
+            <wp:effectExtent l="0" t="0" r="0" b="0"/>
             <wp:docPr id="3" name="Picture 3"/>
             <wp:cNvGraphicFramePr>
-              <a:graphicFrameLocks noChangeAspect="1"/>
+              <a:graphicFrameLocks xmlns:a="http://schemas.openxmlformats.org/drawingml/2006/main" noChangeAspect="1"/>
             </wp:cNvGraphicFramePr>
-            <a:graphic>
+            <a:graphic xmlns:a="http://schemas.openxmlformats.org/drawingml/2006/main">
               <a:graphicData uri="http://schemas.openxmlformats.org/drawingml/2006/picture">
-                <pic:pic>
+                <pic:pic xmlns:pic="http://schemas.openxmlformats.org/drawingml/2006/picture">
                   <pic:nvPicPr>
                     <pic:cNvPr id="0" name="chapter4-open-sessions-desktop-v3.png"/>
                     <pic:cNvPicPr/>
                   </pic:nvPicPr>
                   <pic:blipFill>
-                    <a:blip r:embed="rId14"/>
+                    <a:blip r:embed="rId10"/>
                     <a:stretch>
                       <a:fillRect/>
                     </a:stretch>
@@ -2707,7 +3779,9 @@
                       <a:off x="0" y="0"/>
                       <a:ext cx="5303520" cy="2981774"/>
                     </a:xfrm>
-                    <a:prstGeom prst="rect"/>
+                    <a:prstGeom prst="rect">
+                      <a:avLst/>
+                    </a:prstGeom>
                   </pic:spPr>
                 </pic:pic>
               </a:graphicData>
@@ -2742,22 +3816,26 @@
     </w:p>
     <w:p>
       <w:r>
+        <w:rPr>
+          <w:noProof/>
+        </w:rPr>
         <w:drawing>
-          <wp:inline>
+          <wp:inline distT="0" distB="0" distL="0" distR="0" wp14:anchorId="6974C746" wp14:editId="400DAA5C">
             <wp:extent cx="5303520" cy="2981774"/>
+            <wp:effectExtent l="0" t="0" r="0" b="0"/>
             <wp:docPr id="4" name="Picture 4"/>
             <wp:cNvGraphicFramePr>
-              <a:graphicFrameLocks noChangeAspect="1"/>
+              <a:graphicFrameLocks xmlns:a="http://schemas.openxmlformats.org/drawingml/2006/main" noChangeAspect="1"/>
             </wp:cNvGraphicFramePr>
-            <a:graphic>
+            <a:graphic xmlns:a="http://schemas.openxmlformats.org/drawingml/2006/main">
               <a:graphicData uri="http://schemas.openxmlformats.org/drawingml/2006/picture">
-                <pic:pic>
+                <pic:pic xmlns:pic="http://schemas.openxmlformats.org/drawingml/2006/picture">
                   <pic:nvPicPr>
                     <pic:cNvPr id="0" name="chapter6-notifications-desktop-v2.png"/>
                     <pic:cNvPicPr/>
                   </pic:nvPicPr>
                   <pic:blipFill>
-                    <a:blip r:embed="rId15"/>
+                    <a:blip r:embed="rId7"/>
                     <a:stretch>
                       <a:fillRect/>
                     </a:stretch>
@@ -2767,7 +3845,9 @@
                       <a:off x="0" y="0"/>
                       <a:ext cx="5303520" cy="2981774"/>
                     </a:xfrm>
-                    <a:prstGeom prst="rect"/>
+                    <a:prstGeom prst="rect">
+                      <a:avLst/>
+                    </a:prstGeom>
                   </pic:spPr>
                 </pic:pic>
               </a:graphicData>
@@ -2784,157 +3864,243 @@
     </w:p>
     <w:p/>
     <w:p>
-      <w:r>
-        <w:rPr>
-          <w:b/>
-        </w:rPr>
+      <w:pPr>
+        <w:pStyle w:val="Heading2"/>
+      </w:pPr>
+      <w:r>
         <w:t>4.7 Chapter 4 Conclusion</w:t>
       </w:r>
     </w:p>
     <w:p/>
     <w:p>
       <w:r>
-        <w:t>The ASTO implementation delivers a working artefact that maps directly to the identified coordination and participation problems in amateur sports teams. Core flows for session creation, RSVP, updates, and open-session participation are implemented in a way that remains lightweight and accessible. The artefact therefore satisfies the implementation intent of a practical, low-cost organiser while preserving scope control and usability focus (Sommerville, 2016; Pressman and Maxim, 2020).</w:t>
+        <w:lastRenderedPageBreak/>
+        <w:t xml:space="preserve">The ASTO implementation delivers a working artefact that maps directly to the identified coordination and participation problems in amateur sports teams. Core flows for session creation, RSVP, updates, and open-session participation are implemented in a way that remains lightweight and accessible. The artefact therefore satisfies the implementation intent of a practical, low-cost </w:t>
+      </w:r>
+      <w:proofErr w:type="spellStart"/>
+      <w:r>
+        <w:t>organiser</w:t>
+      </w:r>
+      <w:proofErr w:type="spellEnd"/>
+      <w:r>
+        <w:t xml:space="preserve"> while preserving scope control and usability focus (Sommerville, 2016; Pressman and Maxim, 2020).</w:t>
       </w:r>
     </w:p>
     <w:p/>
     <w:p/>
     <w:p/>
     <w:p>
-      <w:r>
+      <w:pPr>
         <w:rPr>
           <w:b/>
         </w:rPr>
+      </w:pPr>
+      <w:r>
+        <w:rPr>
+          <w:b/>
+        </w:rPr>
+        <w:br w:type="page"/>
+      </w:r>
+    </w:p>
+    <w:p>
+      <w:pPr>
+        <w:pStyle w:val="Heading1"/>
+      </w:pPr>
+      <w:r>
+        <w:lastRenderedPageBreak/>
         <w:t>Chapter 6: Testing, Validation and Critical Review</w:t>
       </w:r>
     </w:p>
     <w:p/>
     <w:p>
+      <w:pPr>
+        <w:pStyle w:val="Heading2"/>
+      </w:pPr>
+      <w:r>
+        <w:t>6.1 Chapter Overview</w:t>
+      </w:r>
+    </w:p>
+    <w:p/>
+    <w:p>
+      <w:r>
+        <w:t>This chapter evaluates ASTO against functional and non-functional requirements, documents testing and validation outcomes, and provides a critical review of project execution and results. The structure follows the handbook’s emphasis on realistic critical reflection, evidence-backed validation, and future development planning (Kingston University, 2025).</w:t>
+      </w:r>
+    </w:p>
+    <w:p/>
+    <w:p>
+      <w:pPr>
+        <w:pStyle w:val="Heading2"/>
+      </w:pPr>
+      <w:r>
+        <w:t>6.2 Testing and Validation Strategy</w:t>
+      </w:r>
+    </w:p>
+    <w:p/>
+    <w:p>
+      <w:r>
+        <w:t>A mixed strategy was used:</w:t>
+      </w:r>
+    </w:p>
+    <w:p/>
+    <w:p>
+      <w:r>
+        <w:t xml:space="preserve">• Automated backend regression tests using </w:t>
+      </w:r>
+      <w:proofErr w:type="spellStart"/>
+      <w:r>
+        <w:t>pytest</w:t>
+      </w:r>
+      <w:proofErr w:type="spellEnd"/>
+      <w:r>
+        <w:t xml:space="preserve"> for repeatable requirement checks.</w:t>
+      </w:r>
+    </w:p>
+    <w:p>
+      <w:r>
+        <w:t>• Browser-level validation using Playwright for end-to-end user flow confirmation.</w:t>
+      </w:r>
+    </w:p>
+    <w:p>
+      <w:r>
+        <w:t xml:space="preserve">• Mobile viewport validation for responsive </w:t>
+      </w:r>
+      <w:proofErr w:type="spellStart"/>
+      <w:r>
+        <w:t>behaviour</w:t>
+      </w:r>
+      <w:proofErr w:type="spellEnd"/>
+      <w:r>
+        <w:t xml:space="preserve"> evidence.</w:t>
+      </w:r>
+    </w:p>
+    <w:p>
+      <w:r>
+        <w:t>• Manual exploratory checks to confirm notification and session flows after automated runs.</w:t>
+      </w:r>
+    </w:p>
+    <w:p/>
+    <w:p>
+      <w:r>
+        <w:t>This combination improves confidence by testing both logical correctness and real user interaction paths (Myers, Sandler and Badgett, 2011).</w:t>
+      </w:r>
+    </w:p>
+    <w:p/>
+    <w:p>
+      <w:pPr>
+        <w:pStyle w:val="Heading2"/>
+      </w:pPr>
+      <w:r>
+        <w:t>6.3 Functional Requirement Validation</w:t>
+      </w:r>
+    </w:p>
+    <w:p/>
+    <w:p>
       <w:r>
         <w:rPr>
           <w:b/>
         </w:rPr>
-        <w:t>6.1 Chapter Overview</w:t>
+        <w:t>FR1 to FR6 Results</w:t>
       </w:r>
     </w:p>
     <w:p/>
     <w:p>
       <w:r>
-        <w:t>This chapter evaluates ASTO against functional and non-functional requirements, documents testing and validation outcomes, and provides a critical review of project execution and results. The structure follows the handbook’s emphasis on realistic critical reflection, evidence-backed validation, and future development planning (Kingston University, 2025).</w:t>
+        <w:t>| ID | Requirement Summary | Validation Method | Result |</w:t>
+      </w:r>
+    </w:p>
+    <w:p>
+      <w:r>
+        <w:t>|---|---|---|---|</w:t>
+      </w:r>
+    </w:p>
+    <w:p>
+      <w:r>
+        <w:t xml:space="preserve">| FR1 | </w:t>
+      </w:r>
+      <w:proofErr w:type="spellStart"/>
+      <w:r>
+        <w:t>Organiser</w:t>
+      </w:r>
+      <w:proofErr w:type="spellEnd"/>
+      <w:r>
+        <w:t xml:space="preserve"> </w:t>
+      </w:r>
+      <w:proofErr w:type="spellStart"/>
+      <w:r>
+        <w:t>authorisation</w:t>
+      </w:r>
+      <w:proofErr w:type="spellEnd"/>
+      <w:r>
+        <w:t xml:space="preserve"> control | Registration + role access checks (</w:t>
+      </w:r>
+      <w:proofErr w:type="spellStart"/>
+      <w:r>
+        <w:t>pytest</w:t>
+      </w:r>
+      <w:proofErr w:type="spellEnd"/>
+      <w:r>
+        <w:t xml:space="preserve"> and Playwright) | Met |</w:t>
+      </w:r>
+    </w:p>
+    <w:p>
+      <w:r>
+        <w:t>| FR2 | Up-to-date upcoming session view | Dashboard filter tests and Playwright checks | Met |</w:t>
+      </w:r>
+    </w:p>
+    <w:p>
+      <w:r>
+        <w:t xml:space="preserve">| FR3 | Availability capture per session | RSVP flow inspection and route </w:t>
+      </w:r>
+      <w:proofErr w:type="spellStart"/>
+      <w:r>
+        <w:t>behaviour</w:t>
+      </w:r>
+      <w:proofErr w:type="spellEnd"/>
+      <w:r>
+        <w:t xml:space="preserve"> checks | Met |</w:t>
+      </w:r>
+    </w:p>
+    <w:p>
+      <w:r>
+        <w:t>| FR4 | Notification on session updates | Notification route/template verification and manual flow test | Met |</w:t>
+      </w:r>
+    </w:p>
+    <w:p>
+      <w:r>
+        <w:t>| FR5 | Open-session controls in normal create flow | UI test for open/capacity controls on create-event page | Met |</w:t>
+      </w:r>
+    </w:p>
+    <w:p>
+      <w:r>
+        <w:t xml:space="preserve">| FR6 | Open sessions filtered to those needing players | Query/filter verification + Playwright </w:t>
+      </w:r>
+      <w:proofErr w:type="spellStart"/>
+      <w:r>
+        <w:t>behaviour</w:t>
+      </w:r>
+      <w:proofErr w:type="spellEnd"/>
+      <w:r>
+        <w:t xml:space="preserve"> checks | Met |</w:t>
       </w:r>
     </w:p>
     <w:p/>
     <w:p>
       <w:r>
-        <w:rPr>
-          <w:b/>
-        </w:rPr>
-        <w:t>6.2 Testing and Validation Strategy</w:t>
+        <w:t>Automated regression execution returned five passing tests:</w:t>
       </w:r>
     </w:p>
     <w:p/>
     <w:p>
-      <w:r>
-        <w:t>A mixed strategy was used:</w:t>
-      </w:r>
-    </w:p>
-    <w:p/>
-    <w:p>
-      <w:r>
-        <w:t>• Automated backend regression tests using pytest for repeatable requirement checks.</w:t>
-      </w:r>
-    </w:p>
-    <w:p>
-      <w:r>
-        <w:t>• Browser-level validation using Playwright for end-to-end user flow confirmation.</w:t>
-      </w:r>
-    </w:p>
-    <w:p>
-      <w:r>
-        <w:t>• Mobile viewport validation for responsive behaviour evidence.</w:t>
-      </w:r>
-    </w:p>
-    <w:p>
-      <w:r>
-        <w:t>• Manual exploratory checks to confirm notification and session flows after automated runs.</w:t>
-      </w:r>
-    </w:p>
-    <w:p/>
-    <w:p>
-      <w:r>
-        <w:t>This combination improves confidence by testing both logical correctness and real user interaction paths (Myers, Sandler and Badgett, 2011).</w:t>
-      </w:r>
-    </w:p>
-    <w:p/>
-    <w:p>
-      <w:r>
-        <w:rPr>
-          <w:b/>
-        </w:rPr>
-        <w:t>6.3 Functional Requirement Validation</w:t>
-      </w:r>
-    </w:p>
-    <w:p/>
-    <w:p>
-      <w:r>
-        <w:rPr>
-          <w:b/>
-        </w:rPr>
-        <w:t>FR1 to FR6 Results</w:t>
-      </w:r>
-    </w:p>
-    <w:p/>
-    <w:p>
-      <w:r>
-        <w:t>| ID | Requirement Summary | Validation Method | Result |</w:t>
-      </w:r>
-    </w:p>
-    <w:p>
-      <w:r>
-        <w:t>|---|---|---|---|</w:t>
-      </w:r>
-    </w:p>
-    <w:p>
-      <w:r>
-        <w:t>| FR1 | Organiser authorisation control | Registration + role access checks (pytest and Playwright) | Met |</w:t>
-      </w:r>
-    </w:p>
-    <w:p>
-      <w:r>
-        <w:t>| FR2 | Up-to-date upcoming session view | Dashboard filter tests and Playwright checks | Met |</w:t>
-      </w:r>
-    </w:p>
-    <w:p>
-      <w:r>
-        <w:t>| FR3 | Availability capture per session | RSVP flow inspection and route behaviour checks | Met |</w:t>
-      </w:r>
-    </w:p>
-    <w:p>
-      <w:r>
-        <w:t>| FR4 | Notification on session updates | Notification route/template verification and manual flow test | Met |</w:t>
-      </w:r>
-    </w:p>
-    <w:p>
-      <w:r>
-        <w:t>| FR5 | Open-session controls in normal create flow | UI test for open/capacity controls on create-event page | Met |</w:t>
-      </w:r>
-    </w:p>
-    <w:p>
-      <w:r>
-        <w:t>| FR6 | Open sessions filtered to those needing players | Query/filter verification + Playwright behaviour checks | Met |</w:t>
-      </w:r>
-    </w:p>
-    <w:p/>
-    <w:p>
-      <w:r>
-        <w:t>Automated regression execution returned five passing tests:</w:t>
-      </w:r>
-    </w:p>
-    <w:p/>
-    <w:p>
-      <w:r>
-        <w:t>pytest -q</w:t>
-      </w:r>
+      <w:proofErr w:type="spellStart"/>
+      <w:proofErr w:type="gramStart"/>
+      <w:r>
+        <w:t>pytest</w:t>
+      </w:r>
+      <w:proofErr w:type="spellEnd"/>
+      <w:r>
+        <w:t xml:space="preserve"> -q</w:t>
+      </w:r>
+      <w:proofErr w:type="gramEnd"/>
     </w:p>
     <w:p>
       <w:r>
@@ -2955,80 +4121,94 @@
     </w:p>
     <w:p/>
     <w:p>
+      <w:pPr>
+        <w:pStyle w:val="Heading2"/>
+      </w:pPr>
+      <w:r>
+        <w:t>6.4 Non-Functional Requirement Validation</w:t>
+      </w:r>
+    </w:p>
+    <w:p/>
+    <w:p>
+      <w:r>
+        <w:t>| ID | Non-Functional Requirement | Evidence | Result |</w:t>
+      </w:r>
+    </w:p>
+    <w:p>
+      <w:r>
+        <w:t>|---|---|---|---|</w:t>
+      </w:r>
+    </w:p>
+    <w:p>
+      <w:r>
+        <w:lastRenderedPageBreak/>
+        <w:t>| NFR1 | Usable by users with limited technical experience | Task-based Playwright walkthroughs of registration, login, dashboard, and RSVP | Met |</w:t>
+      </w:r>
+    </w:p>
+    <w:p>
+      <w:r>
+        <w:t>| NFR2 | Accessible on common mobile devices | Mobile viewport test at 390x844 with no horizontal overflow | Met |</w:t>
+      </w:r>
+    </w:p>
+    <w:p>
+      <w:r>
+        <w:t xml:space="preserve">| NFR3 | Free to use for </w:t>
+      </w:r>
+      <w:proofErr w:type="spellStart"/>
+      <w:r>
+        <w:t>organisers</w:t>
+      </w:r>
+      <w:proofErr w:type="spellEnd"/>
+      <w:r>
+        <w:t xml:space="preserve"> and players | Open-source stack and no paid core dependencies | Met |</w:t>
+      </w:r>
+    </w:p>
+    <w:p>
+      <w:r>
+        <w:t>| NFR4 | Reliable access to accurate session information | Time-based filtering + dependency guards + repeatable regression tests | Met |</w:t>
+      </w:r>
+    </w:p>
+    <w:p/>
+    <w:p>
       <w:r>
         <w:rPr>
           <w:b/>
         </w:rPr>
-        <w:t>6.4 Non-Functional Requirement Validation</w:t>
+        <w:t>Figure 6.1 Mobile Validation Evidence</w:t>
       </w:r>
     </w:p>
     <w:p/>
     <w:p>
       <w:r>
-        <w:t>| ID | Non-Functional Requirement | Evidence | Result |</w:t>
-      </w:r>
-    </w:p>
-    <w:p>
-      <w:r>
-        <w:t>|---|---|---|---|</w:t>
-      </w:r>
-    </w:p>
-    <w:p>
-      <w:r>
-        <w:t>| NFR1 | Usable by users with limited technical experience | Task-based Playwright walkthroughs of registration, login, dashboard, and RSVP | Met |</w:t>
-      </w:r>
-    </w:p>
-    <w:p>
-      <w:r>
-        <w:t>| NFR2 | Accessible on common mobile devices | Mobile viewport test at 390x844 with no horizontal overflow | Met |</w:t>
-      </w:r>
-    </w:p>
-    <w:p>
-      <w:r>
-        <w:t>| NFR3 | Free to use for organisers and players | Open-source stack and no paid core dependencies | Met |</w:t>
-      </w:r>
-    </w:p>
-    <w:p>
-      <w:r>
-        <w:t>| NFR4 | Reliable access to accurate session information | Time-based filtering + dependency guards + repeatable regression tests | Met |</w:t>
-      </w:r>
-    </w:p>
-    <w:p/>
-    <w:p>
-      <w:r>
         <w:rPr>
           <w:b/>
         </w:rPr>
-        <w:t>Figure 6.1 Mobile Validation Evidence</w:t>
-      </w:r>
-    </w:p>
-    <w:p/>
-    <w:p>
-      <w:r>
-        <w:rPr>
-          <w:b/>
-        </w:rPr>
         <w:t>Figure 6.1 Mobile dashboard rendering at 390x844</w:t>
       </w:r>
     </w:p>
     <w:p>
       <w:r>
+        <w:rPr>
+          <w:noProof/>
+        </w:rPr>
+        <w:lastRenderedPageBreak/>
         <w:drawing>
-          <wp:inline>
+          <wp:inline distT="0" distB="0" distL="0" distR="0" wp14:anchorId="674D74C5" wp14:editId="2185923E">
             <wp:extent cx="5303520" cy="11477361"/>
+            <wp:effectExtent l="0" t="0" r="0" b="0"/>
             <wp:docPr id="5" name="Picture 5"/>
             <wp:cNvGraphicFramePr>
-              <a:graphicFrameLocks noChangeAspect="1"/>
+              <a:graphicFrameLocks xmlns:a="http://schemas.openxmlformats.org/drawingml/2006/main" noChangeAspect="1"/>
             </wp:cNvGraphicFramePr>
-            <a:graphic>
+            <a:graphic xmlns:a="http://schemas.openxmlformats.org/drawingml/2006/main">
               <a:graphicData uri="http://schemas.openxmlformats.org/drawingml/2006/picture">
-                <pic:pic>
+                <pic:pic xmlns:pic="http://schemas.openxmlformats.org/drawingml/2006/picture">
                   <pic:nvPicPr>
                     <pic:cNvPr id="0" name="chapter6-dashboard-mobile-v2.png"/>
                     <pic:cNvPicPr/>
                   </pic:nvPicPr>
                   <pic:blipFill>
-                    <a:blip r:embed="rId16"/>
+                    <a:blip r:embed="rId11"/>
                     <a:stretch>
                       <a:fillRect/>
                     </a:stretch>
@@ -3038,7 +4218,9 @@
                       <a:off x="0" y="0"/>
                       <a:ext cx="5303520" cy="11477361"/>
                     </a:xfrm>
-                    <a:prstGeom prst="rect"/>
+                    <a:prstGeom prst="rect">
+                      <a:avLst/>
+                    </a:prstGeom>
                   </pic:spPr>
                 </pic:pic>
               </a:graphicData>
@@ -3056,17 +4238,41 @@
     <w:p/>
     <w:p>
       <w:r>
-        <w:t>• innerWidth = 390</w:t>
-      </w:r>
-    </w:p>
-    <w:p>
-      <w:r>
-        <w:t>• scrollWidth = 390</w:t>
-      </w:r>
-    </w:p>
-    <w:p>
-      <w:r>
-        <w:t>• horizontalOverflow = false</w:t>
+        <w:t xml:space="preserve">• </w:t>
+      </w:r>
+      <w:proofErr w:type="spellStart"/>
+      <w:r>
+        <w:t>innerWidth</w:t>
+      </w:r>
+      <w:proofErr w:type="spellEnd"/>
+      <w:r>
+        <w:t xml:space="preserve"> = 390</w:t>
+      </w:r>
+    </w:p>
+    <w:p>
+      <w:r>
+        <w:t xml:space="preserve">• </w:t>
+      </w:r>
+      <w:proofErr w:type="spellStart"/>
+      <w:r>
+        <w:t>scrollWidth</w:t>
+      </w:r>
+      <w:proofErr w:type="spellEnd"/>
+      <w:r>
+        <w:t xml:space="preserve"> = 390</w:t>
+      </w:r>
+    </w:p>
+    <w:p>
+      <w:r>
+        <w:t xml:space="preserve">• </w:t>
+      </w:r>
+      <w:proofErr w:type="spellStart"/>
+      <w:r>
+        <w:t>horizontalOverflow</w:t>
+      </w:r>
+      <w:proofErr w:type="spellEnd"/>
+      <w:r>
+        <w:t xml:space="preserve"> = false</w:t>
       </w:r>
     </w:p>
     <w:p/>
@@ -3077,140 +4283,207 @@
     </w:p>
     <w:p/>
     <w:p>
+      <w:pPr>
+        <w:pStyle w:val="Heading2"/>
+      </w:pPr>
+      <w:r>
+        <w:t>6.5 Critical Review of Project Outcomes</w:t>
+      </w:r>
+    </w:p>
+    <w:p/>
+    <w:p>
+      <w:pPr>
+        <w:pStyle w:val="Heading3"/>
+      </w:pPr>
+      <w:r>
+        <w:t>6.5.1 Review Against Aims and Objectives</w:t>
+      </w:r>
+    </w:p>
+    <w:p/>
+    <w:p>
+      <w:r>
+        <w:t xml:space="preserve">The project aimed to provide a simple </w:t>
+      </w:r>
+      <w:proofErr w:type="spellStart"/>
+      <w:r>
+        <w:t>organiser</w:t>
+      </w:r>
+      <w:proofErr w:type="spellEnd"/>
+      <w:r>
+        <w:t xml:space="preserve"> for amateur teams and reduce confusion caused by fragmented communication channels. The delivered prototype meets this aim through </w:t>
+      </w:r>
+      <w:proofErr w:type="spellStart"/>
+      <w:r>
+        <w:t>centralised</w:t>
+      </w:r>
+      <w:proofErr w:type="spellEnd"/>
+      <w:r>
+        <w:t xml:space="preserve"> event visibility, explicit RSVP states, and </w:t>
+      </w:r>
+      <w:proofErr w:type="spellStart"/>
+      <w:r>
+        <w:t>organiser</w:t>
+      </w:r>
+      <w:proofErr w:type="spellEnd"/>
+      <w:r>
+        <w:t>-led open-session controls. Validation indicates that previously partial requirements are now demonstrably met through both automated and browser-level evidence.</w:t>
+      </w:r>
+    </w:p>
+    <w:p/>
+    <w:p>
+      <w:pPr>
+        <w:pStyle w:val="Heading3"/>
+      </w:pPr>
+      <w:r>
+        <w:t>6.5.2 What Worked Well</w:t>
+      </w:r>
+    </w:p>
+    <w:p/>
+    <w:p>
+      <w:r>
+        <w:t>• Requirement traceability from stakeholder analysis to feature delivery remained clear.</w:t>
+      </w:r>
+    </w:p>
+    <w:p>
+      <w:r>
+        <w:t>• Scope control prevented feature creep and protected usability.</w:t>
+      </w:r>
+    </w:p>
+    <w:p>
+      <w:r>
+        <w:t xml:space="preserve">• Regression tests provided reliable checks for critical </w:t>
+      </w:r>
+      <w:proofErr w:type="spellStart"/>
+      <w:r>
+        <w:t>behaviour</w:t>
+      </w:r>
+      <w:proofErr w:type="spellEnd"/>
+      <w:r>
+        <w:t>.</w:t>
+      </w:r>
+    </w:p>
+    <w:p>
+      <w:r>
+        <w:t>• Playwright validation produced reproducible evidence suitable for report assessment.</w:t>
+      </w:r>
+    </w:p>
+    <w:p>
+      <w:pPr>
+        <w:pStyle w:val="Heading3"/>
+      </w:pPr>
+    </w:p>
+    <w:p>
+      <w:pPr>
+        <w:pStyle w:val="Heading3"/>
+      </w:pPr>
       <w:r>
         <w:rPr>
           <w:b/>
         </w:rPr>
-        <w:t>6.5 Critical Review of Project Outcomes</w:t>
+        <w:t>6.5.3 What Could Be Improved</w:t>
       </w:r>
     </w:p>
     <w:p/>
     <w:p>
       <w:r>
-        <w:rPr>
-          <w:b/>
-        </w:rPr>
-        <w:t>6.5.1 Review Against Aims and Objectives</w:t>
+        <w:t xml:space="preserve">• Alembic migration </w:t>
+      </w:r>
+      <w:proofErr w:type="spellStart"/>
+      <w:r>
+        <w:t>behaviour</w:t>
+      </w:r>
+      <w:proofErr w:type="spellEnd"/>
+      <w:r>
+        <w:t xml:space="preserve"> with SQLite constraints required a workaround during local validation; future work should strengthen migration strategy consistency across development databases.</w:t>
+      </w:r>
+    </w:p>
+    <w:p>
+      <w:r>
+        <w:t>• Usability evidence would be stronger with a larger participant sample and SUS scoring rather than task completion only (Brooke, 1996).</w:t>
+      </w:r>
+    </w:p>
+    <w:p>
+      <w:r>
+        <w:t>• Notification evaluation should include measured delivery latency and user-response impact over longer periods.</w:t>
+      </w:r>
+    </w:p>
+    <w:p>
+      <w:pPr>
+        <w:pStyle w:val="Heading3"/>
+      </w:pPr>
+    </w:p>
+    <w:p>
+      <w:pPr>
+        <w:pStyle w:val="Heading2"/>
+      </w:pPr>
+      <w:r>
+        <w:t>6.6 Milestones, Deliverables and Time Management Review</w:t>
       </w:r>
     </w:p>
     <w:p/>
     <w:p>
       <w:r>
-        <w:t>The project aimed to provide a simple organiser for amateur teams and reduce confusion caused by fragmented communication channels. The delivered prototype meets this aim through centralised event visibility, explicit RSVP states, and organiser-led open-session controls. Validation indicates that previously partial requirements are now demonstrably met through both automated and browser-level evidence.</w:t>
+        <w:t xml:space="preserve">Project delivery achieved the principal artefact and required report </w:t>
+      </w:r>
+      <w:proofErr w:type="gramStart"/>
+      <w:r>
+        <w:t>chapters, and</w:t>
+      </w:r>
+      <w:proofErr w:type="gramEnd"/>
+      <w:r>
+        <w:t xml:space="preserve"> produced supporting evidence assets. Iterative delivery, with frequent regression checks, reduced late-stage defects and allowed targeted correction of requirement gaps. However, testing instrumentation for broader user studies should have been planned earlier to increase empirical depth in evaluation.</w:t>
       </w:r>
     </w:p>
     <w:p/>
     <w:p>
-      <w:r>
-        <w:rPr>
-          <w:b/>
-        </w:rPr>
-        <w:t>6.5.2 What Worked Well</w:t>
+      <w:pPr>
+        <w:pStyle w:val="Heading2"/>
+      </w:pPr>
+      <w:r>
+        <w:t>6.7 Future Development</w:t>
       </w:r>
     </w:p>
     <w:p/>
     <w:p>
       <w:r>
-        <w:t>• Requirement traceability from stakeholder analysis to feature delivery remained clear.</w:t>
-      </w:r>
-    </w:p>
-    <w:p>
-      <w:r>
-        <w:t>• Scope control prevented feature creep and protected usability.</w:t>
-      </w:r>
-    </w:p>
-    <w:p>
-      <w:r>
-        <w:t>• Regression tests provided reliable checks for critical behaviour.</w:t>
-      </w:r>
-    </w:p>
-    <w:p>
-      <w:r>
-        <w:t>• Playwright validation produced reproducible evidence suitable for report assessment.</w:t>
+        <w:t>Future iterations should consider:</w:t>
       </w:r>
     </w:p>
     <w:p/>
     <w:p>
       <w:r>
-        <w:rPr>
-          <w:b/>
-        </w:rPr>
-        <w:t>6.5.3 What Could Be Improved</w:t>
+        <w:t>1. Integrated calendar sync (for example, iCal export) while preserving simplicity.</w:t>
+      </w:r>
+    </w:p>
+    <w:p>
+      <w:r>
+        <w:t xml:space="preserve">2. Better </w:t>
+      </w:r>
+      <w:proofErr w:type="spellStart"/>
+      <w:r>
+        <w:t>organiser</w:t>
+      </w:r>
+      <w:proofErr w:type="spellEnd"/>
+      <w:r>
+        <w:t xml:space="preserve"> analytics (attendance trends and dropout risk) with clear privacy controls.</w:t>
+      </w:r>
+    </w:p>
+    <w:p>
+      <w:r>
+        <w:t>3. Expanded user studies including accessibility and inclusivity testing.</w:t>
+      </w:r>
+    </w:p>
+    <w:p>
+      <w:r>
+        <w:t>4. Production-grade deployment hardening, including stricter observability and backup strategies.</w:t>
       </w:r>
     </w:p>
     <w:p/>
     <w:p>
-      <w:r>
-        <w:t>• Alembic migration behaviour with SQLite constraints required a workaround during local validation; future work should strengthen migration strategy consistency across development databases.</w:t>
-      </w:r>
-    </w:p>
-    <w:p>
-      <w:r>
-        <w:t>• Usability evidence would be stronger with a larger participant sample and SUS scoring rather than task completion only (Brooke, 1996).</w:t>
-      </w:r>
-    </w:p>
-    <w:p>
-      <w:r>
-        <w:t>• Notification evaluation should include measured delivery latency and user-response impact over longer periods.</w:t>
-      </w:r>
-    </w:p>
-    <w:p/>
-    <w:p>
-      <w:r>
-        <w:rPr>
-          <w:b/>
-        </w:rPr>
-        <w:t>6.6 Milestones, Deliverables and Time Management Review</w:t>
-      </w:r>
-    </w:p>
-    <w:p/>
-    <w:p>
-      <w:r>
-        <w:t>Project delivery achieved the principal artefact and required report chapters, and produced supporting evidence assets. Iterative delivery, with frequent regression checks, reduced late-stage defects and allowed targeted correction of requirement gaps. However, testing instrumentation for broader user studies should have been planned earlier to increase empirical depth in evaluation.</w:t>
-      </w:r>
-    </w:p>
-    <w:p/>
-    <w:p>
-      <w:r>
-        <w:rPr>
-          <w:b/>
-        </w:rPr>
-        <w:t>6.7 Future Development</w:t>
-      </w:r>
-    </w:p>
-    <w:p/>
-    <w:p>
-      <w:r>
-        <w:t>Future iterations should consider:</w:t>
-      </w:r>
-    </w:p>
-    <w:p/>
-    <w:p>
-      <w:r>
-        <w:t>1. Integrated calendar sync (for example, iCal export) while preserving simplicity.</w:t>
-      </w:r>
-    </w:p>
-    <w:p>
-      <w:r>
-        <w:t>2. Better organiser analytics (attendance trends and dropout risk) with clear privacy controls.</w:t>
-      </w:r>
-    </w:p>
-    <w:p>
-      <w:r>
-        <w:t>3. Expanded user studies including accessibility and inclusivity testing.</w:t>
-      </w:r>
-    </w:p>
-    <w:p>
-      <w:r>
-        <w:t>4. Production-grade deployment hardening, including stricter observability and backup strategies.</w:t>
-      </w:r>
-    </w:p>
-    <w:p/>
-    <w:p>
-      <w:r>
-        <w:rPr>
-          <w:b/>
-        </w:rPr>
+      <w:pPr>
+        <w:pStyle w:val="Heading2"/>
+      </w:pPr>
+      <w:r>
         <w:t>6.8 Chapter 6 Conclusion</w:t>
       </w:r>
     </w:p>
@@ -3225,77 +4498,22 @@
     <w:p>
       <w:pPr>
         <w:pStyle w:val="Heading1"/>
-        <w:spacing w:before="0"/>
-      </w:pPr>
-      <w:r>
-        <w:rPr>
-          <w:color w:val="2F5496"/>
-          <w:spacing w:val="-2"/>
-          <w:w w:val="115"/>
-        </w:rPr>
+      </w:pPr>
+      <w:bookmarkStart w:id="3" w:name="_Toc226656377"/>
+      <w:r>
         <w:t>Appendix</w:t>
       </w:r>
-    </w:p>
-    <w:p>
-      <w:pPr>
-        <w:pStyle w:val="BodyText"/>
-        <w:rPr>
-          <w:sz w:val="32"/>
-        </w:rPr>
-      </w:pPr>
-    </w:p>
-    <w:p>
-      <w:pPr>
-        <w:pStyle w:val="BodyText"/>
-        <w:spacing w:before="115"/>
-        <w:rPr>
-          <w:sz w:val="32"/>
-        </w:rPr>
-      </w:pPr>
+      <w:bookmarkEnd w:id="3"/>
     </w:p>
     <w:p>
       <w:pPr>
         <w:pStyle w:val="Heading2"/>
-        <w:ind w:left="23" w:firstLine="0"/>
-      </w:pPr>
-      <w:r>
-        <w:rPr>
-          <w:color w:val="2F5496"/>
-          <w:w w:val="105"/>
-        </w:rPr>
-        <w:t>A</w:t>
-      </w:r>
-      <w:r>
-        <w:rPr>
-          <w:color w:val="2F5496"/>
-          <w:spacing w:val="-8"/>
-          <w:w w:val="105"/>
-        </w:rPr>
-        <w:t> </w:t>
-      </w:r>
-      <w:r>
-        <w:rPr>
-          <w:color w:val="2F5496"/>
-          <w:w w:val="105"/>
-        </w:rPr>
-        <w:t>–</w:t>
-      </w:r>
-      <w:r>
-        <w:rPr>
-          <w:color w:val="2F5496"/>
-          <w:spacing w:val="-8"/>
-          <w:w w:val="105"/>
-        </w:rPr>
-        <w:t> </w:t>
-      </w:r>
-      <w:r>
-        <w:rPr>
-          <w:color w:val="2F5496"/>
-          <w:spacing w:val="-2"/>
-          <w:w w:val="105"/>
-        </w:rPr>
-        <w:t>Questionnaire</w:t>
-      </w:r>
+      </w:pPr>
+      <w:bookmarkStart w:id="4" w:name="_Toc226656378"/>
+      <w:r>
+        <w:t>A – Questionnaire</w:t>
+      </w:r>
+      <w:bookmarkEnd w:id="4"/>
     </w:p>
     <w:p>
       <w:pPr>
@@ -3313,7 +4531,7 @@
         <w:rPr>
           <w:spacing w:val="4"/>
         </w:rPr>
-        <w:t> </w:t>
+        <w:t xml:space="preserve"> </w:t>
       </w:r>
       <w:r>
         <w:rPr>
@@ -3325,7 +4543,7 @@
         <w:rPr>
           <w:spacing w:val="5"/>
         </w:rPr>
-        <w:t> </w:t>
+        <w:t xml:space="preserve"> </w:t>
       </w:r>
       <w:r>
         <w:rPr>
@@ -3337,19 +4555,21 @@
         <w:rPr>
           <w:spacing w:val="4"/>
         </w:rPr>
-        <w:t> </w:t>
-      </w:r>
+        <w:t xml:space="preserve"> </w:t>
+      </w:r>
+      <w:proofErr w:type="spellStart"/>
       <w:r>
         <w:rPr>
           <w:w w:val="90"/>
         </w:rPr>
         <w:t>Organisation</w:t>
       </w:r>
+      <w:proofErr w:type="spellEnd"/>
       <w:r>
         <w:rPr>
           <w:spacing w:val="5"/>
         </w:rPr>
-        <w:t> </w:t>
+        <w:t xml:space="preserve"> </w:t>
       </w:r>
       <w:r>
         <w:rPr>
@@ -3370,14 +4590,12 @@
         <w:pStyle w:val="ListParagraph"/>
         <w:numPr>
           <w:ilvl w:val="0"/>
-          <w:numId w:val="4"/>
+          <w:numId w:val="1"/>
         </w:numPr>
         <w:tabs>
-          <w:tab w:pos="741" w:val="left" w:leader="none"/>
+          <w:tab w:val="left" w:pos="741"/>
         </w:tabs>
-        <w:spacing w:line="240" w:lineRule="auto" w:before="0" w:after="0"/>
-        <w:ind w:left="741" w:right="0" w:hanging="358"/>
-        <w:jc w:val="left"/>
+        <w:ind w:left="741" w:hanging="358"/>
         <w:rPr>
           <w:sz w:val="24"/>
         </w:rPr>
@@ -3394,7 +4612,7 @@
           <w:spacing w:val="4"/>
           <w:sz w:val="24"/>
         </w:rPr>
-        <w:t> </w:t>
+        <w:t xml:space="preserve"> </w:t>
       </w:r>
       <w:r>
         <w:rPr>
@@ -3408,7 +4626,7 @@
           <w:spacing w:val="4"/>
           <w:sz w:val="24"/>
         </w:rPr>
-        <w:t> </w:t>
+        <w:t xml:space="preserve"> </w:t>
       </w:r>
       <w:r>
         <w:rPr>
@@ -3422,7 +4640,7 @@
           <w:spacing w:val="4"/>
           <w:sz w:val="24"/>
         </w:rPr>
-        <w:t> </w:t>
+        <w:t xml:space="preserve"> </w:t>
       </w:r>
       <w:r>
         <w:rPr>
@@ -3436,7 +4654,7 @@
           <w:spacing w:val="5"/>
           <w:sz w:val="24"/>
         </w:rPr>
-        <w:t> </w:t>
+        <w:t xml:space="preserve"> </w:t>
       </w:r>
       <w:r>
         <w:rPr>
@@ -3450,7 +4668,7 @@
           <w:spacing w:val="4"/>
           <w:sz w:val="24"/>
         </w:rPr>
-        <w:t> </w:t>
+        <w:t xml:space="preserve"> </w:t>
       </w:r>
       <w:r>
         <w:rPr>
@@ -3464,7 +4682,7 @@
           <w:spacing w:val="4"/>
           <w:sz w:val="24"/>
         </w:rPr>
-        <w:t> </w:t>
+        <w:t xml:space="preserve"> </w:t>
       </w:r>
       <w:r>
         <w:rPr>
@@ -3478,7 +4696,7 @@
           <w:spacing w:val="4"/>
           <w:sz w:val="24"/>
         </w:rPr>
-        <w:t> </w:t>
+        <w:t xml:space="preserve"> </w:t>
       </w:r>
       <w:r>
         <w:rPr>
@@ -3492,7 +4710,7 @@
           <w:spacing w:val="5"/>
           <w:sz w:val="24"/>
         </w:rPr>
-        <w:t> </w:t>
+        <w:t xml:space="preserve"> </w:t>
       </w:r>
       <w:r>
         <w:rPr>
@@ -3506,7 +4724,7 @@
           <w:spacing w:val="4"/>
           <w:sz w:val="24"/>
         </w:rPr>
-        <w:t> </w:t>
+        <w:t xml:space="preserve"> </w:t>
       </w:r>
       <w:r>
         <w:rPr>
@@ -3520,7 +4738,7 @@
           <w:spacing w:val="4"/>
           <w:sz w:val="24"/>
         </w:rPr>
-        <w:t> </w:t>
+        <w:t xml:space="preserve"> </w:t>
       </w:r>
       <w:r>
         <w:rPr>
@@ -3534,7 +4752,7 @@
           <w:spacing w:val="4"/>
           <w:sz w:val="24"/>
         </w:rPr>
-        <w:t> </w:t>
+        <w:t xml:space="preserve"> </w:t>
       </w:r>
       <w:r>
         <w:rPr>
@@ -3550,14 +4768,13 @@
         <w:pStyle w:val="ListParagraph"/>
         <w:numPr>
           <w:ilvl w:val="0"/>
-          <w:numId w:val="4"/>
+          <w:numId w:val="1"/>
         </w:numPr>
         <w:tabs>
-          <w:tab w:pos="741" w:val="left" w:leader="none"/>
+          <w:tab w:val="left" w:pos="741"/>
         </w:tabs>
-        <w:spacing w:line="240" w:lineRule="auto" w:before="17" w:after="0"/>
-        <w:ind w:left="741" w:right="0" w:hanging="358"/>
-        <w:jc w:val="left"/>
+        <w:spacing w:before="17"/>
+        <w:ind w:left="741" w:hanging="358"/>
         <w:rPr>
           <w:sz w:val="24"/>
         </w:rPr>
@@ -3575,7 +4792,7 @@
           <w:w w:val="90"/>
           <w:sz w:val="24"/>
         </w:rPr>
-        <w:t> </w:t>
+        <w:t xml:space="preserve"> </w:t>
       </w:r>
       <w:r>
         <w:rPr>
@@ -3590,7 +4807,7 @@
           <w:w w:val="90"/>
           <w:sz w:val="24"/>
         </w:rPr>
-        <w:t> </w:t>
+        <w:t xml:space="preserve"> </w:t>
       </w:r>
       <w:r>
         <w:rPr>
@@ -3605,7 +4822,7 @@
           <w:w w:val="90"/>
           <w:sz w:val="24"/>
         </w:rPr>
-        <w:t> </w:t>
+        <w:t xml:space="preserve"> </w:t>
       </w:r>
       <w:r>
         <w:rPr>
@@ -3620,7 +4837,7 @@
           <w:w w:val="90"/>
           <w:sz w:val="24"/>
         </w:rPr>
-        <w:t> </w:t>
+        <w:t xml:space="preserve"> </w:t>
       </w:r>
       <w:r>
         <w:rPr>
@@ -3635,15 +4852,25 @@
           <w:w w:val="90"/>
           <w:sz w:val="24"/>
         </w:rPr>
-        <w:t> </w:t>
-      </w:r>
+        <w:t xml:space="preserve"> </w:t>
+      </w:r>
+      <w:proofErr w:type="spellStart"/>
       <w:r>
         <w:rPr>
           <w:spacing w:val="-2"/>
           <w:w w:val="90"/>
           <w:sz w:val="24"/>
         </w:rPr>
-        <w:t>organised?</w:t>
+        <w:t>organised</w:t>
+      </w:r>
+      <w:proofErr w:type="spellEnd"/>
+      <w:r>
+        <w:rPr>
+          <w:spacing w:val="-2"/>
+          <w:w w:val="90"/>
+          <w:sz w:val="24"/>
+        </w:rPr>
+        <w:t>?</w:t>
       </w:r>
     </w:p>
     <w:p>
@@ -3651,14 +4878,13 @@
         <w:pStyle w:val="ListParagraph"/>
         <w:numPr>
           <w:ilvl w:val="0"/>
-          <w:numId w:val="4"/>
+          <w:numId w:val="1"/>
         </w:numPr>
         <w:tabs>
-          <w:tab w:pos="741" w:val="left" w:leader="none"/>
+          <w:tab w:val="left" w:pos="741"/>
         </w:tabs>
-        <w:spacing w:line="240" w:lineRule="auto" w:before="17" w:after="0"/>
-        <w:ind w:left="741" w:right="0" w:hanging="358"/>
-        <w:jc w:val="left"/>
+        <w:spacing w:before="17"/>
+        <w:ind w:left="741" w:hanging="358"/>
         <w:rPr>
           <w:sz w:val="24"/>
         </w:rPr>
@@ -3674,7 +4900,7 @@
         <w:rPr>
           <w:sz w:val="24"/>
         </w:rPr>
-        <w:t> </w:t>
+        <w:t xml:space="preserve"> </w:t>
       </w:r>
       <w:r>
         <w:rPr>
@@ -3688,7 +4914,7 @@
           <w:spacing w:val="1"/>
           <w:sz w:val="24"/>
         </w:rPr>
-        <w:t> </w:t>
+        <w:t xml:space="preserve"> </w:t>
       </w:r>
       <w:r>
         <w:rPr>
@@ -3702,7 +4928,7 @@
           <w:spacing w:val="1"/>
           <w:sz w:val="24"/>
         </w:rPr>
-        <w:t> </w:t>
+        <w:t xml:space="preserve"> </w:t>
       </w:r>
       <w:r>
         <w:rPr>
@@ -3716,7 +4942,7 @@
           <w:spacing w:val="1"/>
           <w:sz w:val="24"/>
         </w:rPr>
-        <w:t> </w:t>
+        <w:t xml:space="preserve"> </w:t>
       </w:r>
       <w:r>
         <w:rPr>
@@ -3729,7 +4955,7 @@
         <w:rPr>
           <w:sz w:val="24"/>
         </w:rPr>
-        <w:t> </w:t>
+        <w:t xml:space="preserve"> </w:t>
       </w:r>
       <w:r>
         <w:rPr>
@@ -3743,7 +4969,7 @@
           <w:spacing w:val="1"/>
           <w:sz w:val="24"/>
         </w:rPr>
-        <w:t> </w:t>
+        <w:t xml:space="preserve"> </w:t>
       </w:r>
       <w:r>
         <w:rPr>
@@ -3757,7 +4983,7 @@
           <w:spacing w:val="1"/>
           <w:sz w:val="24"/>
         </w:rPr>
-        <w:t> </w:t>
+        <w:t xml:space="preserve"> </w:t>
       </w:r>
       <w:r>
         <w:rPr>
@@ -3771,7 +4997,7 @@
           <w:spacing w:val="1"/>
           <w:sz w:val="24"/>
         </w:rPr>
-        <w:t> </w:t>
+        <w:t xml:space="preserve"> </w:t>
       </w:r>
       <w:r>
         <w:rPr>
@@ -3785,8 +5011,9 @@
           <w:spacing w:val="1"/>
           <w:sz w:val="24"/>
         </w:rPr>
-        <w:t> </w:t>
-      </w:r>
+        <w:t xml:space="preserve"> </w:t>
+      </w:r>
+      <w:proofErr w:type="spellStart"/>
       <w:r>
         <w:rPr>
           <w:w w:val="90"/>
@@ -3794,11 +5021,12 @@
         </w:rPr>
         <w:t>organising</w:t>
       </w:r>
-      <w:r>
-        <w:rPr>
-          <w:sz w:val="24"/>
-        </w:rPr>
-        <w:t> </w:t>
+      <w:proofErr w:type="spellEnd"/>
+      <w:r>
+        <w:rPr>
+          <w:sz w:val="24"/>
+        </w:rPr>
+        <w:t xml:space="preserve"> </w:t>
       </w:r>
       <w:r>
         <w:rPr>
@@ -3814,14 +5042,13 @@
         <w:pStyle w:val="ListParagraph"/>
         <w:numPr>
           <w:ilvl w:val="0"/>
-          <w:numId w:val="4"/>
+          <w:numId w:val="1"/>
         </w:numPr>
         <w:tabs>
-          <w:tab w:pos="741" w:val="left" w:leader="none"/>
+          <w:tab w:val="left" w:pos="741"/>
         </w:tabs>
-        <w:spacing w:line="240" w:lineRule="auto" w:before="17" w:after="0"/>
-        <w:ind w:left="741" w:right="0" w:hanging="358"/>
-        <w:jc w:val="left"/>
+        <w:spacing w:before="17"/>
+        <w:ind w:left="741" w:hanging="358"/>
         <w:rPr>
           <w:sz w:val="24"/>
         </w:rPr>
@@ -3838,8 +5065,9 @@
           <w:spacing w:val="1"/>
           <w:sz w:val="24"/>
         </w:rPr>
-        <w:t> </w:t>
-      </w:r>
+        <w:t xml:space="preserve"> </w:t>
+      </w:r>
+      <w:proofErr w:type="spellStart"/>
       <w:r>
         <w:rPr>
           <w:w w:val="90"/>
@@ -3847,12 +5075,13 @@
         </w:rPr>
         <w:t>organisational</w:t>
       </w:r>
+      <w:proofErr w:type="spellEnd"/>
       <w:r>
         <w:rPr>
           <w:spacing w:val="2"/>
           <w:sz w:val="24"/>
         </w:rPr>
-        <w:t> </w:t>
+        <w:t xml:space="preserve"> </w:t>
       </w:r>
       <w:r>
         <w:rPr>
@@ -3866,7 +5095,7 @@
           <w:spacing w:val="1"/>
           <w:sz w:val="24"/>
         </w:rPr>
-        <w:t> </w:t>
+        <w:t xml:space="preserve"> </w:t>
       </w:r>
       <w:r>
         <w:rPr>
@@ -3880,7 +5109,7 @@
           <w:spacing w:val="2"/>
           <w:sz w:val="24"/>
         </w:rPr>
-        <w:t> </w:t>
+        <w:t xml:space="preserve"> </w:t>
       </w:r>
       <w:r>
         <w:rPr>
@@ -3894,7 +5123,7 @@
           <w:spacing w:val="2"/>
           <w:sz w:val="24"/>
         </w:rPr>
-        <w:t> </w:t>
+        <w:t xml:space="preserve"> </w:t>
       </w:r>
       <w:r>
         <w:rPr>
@@ -3910,25 +5139,24 @@
         <w:pStyle w:val="ListParagraph"/>
         <w:numPr>
           <w:ilvl w:val="0"/>
-          <w:numId w:val="4"/>
+          <w:numId w:val="1"/>
         </w:numPr>
         <w:tabs>
-          <w:tab w:pos="741" w:val="left" w:leader="none"/>
-          <w:tab w:pos="743" w:val="left" w:leader="none"/>
+          <w:tab w:val="left" w:pos="741"/>
+          <w:tab w:val="left" w:pos="743"/>
         </w:tabs>
-        <w:spacing w:line="254" w:lineRule="auto" w:before="17" w:after="0"/>
-        <w:ind w:left="743" w:right="1139" w:hanging="360"/>
-        <w:jc w:val="left"/>
-        <w:rPr>
-          <w:sz w:val="24"/>
-        </w:rPr>
-      </w:pPr>
-      <w:r>
-        <w:rPr>
-          <w:w w:val="90"/>
-          <w:sz w:val="24"/>
-        </w:rPr>
-        <w:t>How helpful would it be to have one simple place to see sessions, confirm </w:t>
+        <w:spacing w:before="17" w:line="254" w:lineRule="auto"/>
+        <w:ind w:left="743" w:right="1139"/>
+        <w:rPr>
+          <w:sz w:val="24"/>
+        </w:rPr>
+      </w:pPr>
+      <w:r>
+        <w:rPr>
+          <w:w w:val="90"/>
+          <w:sz w:val="24"/>
+        </w:rPr>
+        <w:t xml:space="preserve">How helpful would it be to have one simple place to see sessions, confirm </w:t>
       </w:r>
       <w:r>
         <w:rPr>
@@ -3942,7 +5170,7 @@
           <w:spacing w:val="-12"/>
           <w:sz w:val="24"/>
         </w:rPr>
-        <w:t> </w:t>
+        <w:t xml:space="preserve"> </w:t>
       </w:r>
       <w:r>
         <w:rPr>
@@ -3956,7 +5184,7 @@
           <w:spacing w:val="-12"/>
           <w:sz w:val="24"/>
         </w:rPr>
-        <w:t> </w:t>
+        <w:t xml:space="preserve"> </w:t>
       </w:r>
       <w:r>
         <w:rPr>
@@ -3970,7 +5198,7 @@
           <w:spacing w:val="-12"/>
           <w:sz w:val="24"/>
         </w:rPr>
-        <w:t> </w:t>
+        <w:t xml:space="preserve"> </w:t>
       </w:r>
       <w:r>
         <w:rPr>
@@ -3984,7 +5212,7 @@
           <w:spacing w:val="-12"/>
           <w:sz w:val="24"/>
         </w:rPr>
-        <w:t> </w:t>
+        <w:t xml:space="preserve"> </w:t>
       </w:r>
       <w:r>
         <w:rPr>
@@ -3998,7 +5226,7 @@
           <w:spacing w:val="-12"/>
           <w:sz w:val="24"/>
         </w:rPr>
-        <w:t> </w:t>
+        <w:t xml:space="preserve"> </w:t>
       </w:r>
       <w:r>
         <w:rPr>
@@ -4012,7 +5240,7 @@
           <w:spacing w:val="-12"/>
           <w:sz w:val="24"/>
         </w:rPr>
-        <w:t> </w:t>
+        <w:t xml:space="preserve"> </w:t>
       </w:r>
       <w:r>
         <w:rPr>
@@ -4024,137 +5252,26 @@
     </w:p>
     <w:p>
       <w:pPr>
-        <w:pStyle w:val="BodyText"/>
-      </w:pPr>
-    </w:p>
-    <w:p>
-      <w:pPr>
-        <w:pStyle w:val="BodyText"/>
-      </w:pPr>
-    </w:p>
-    <w:p>
-      <w:pPr>
-        <w:pStyle w:val="BodyText"/>
-      </w:pPr>
-    </w:p>
-    <w:p>
-      <w:pPr>
-        <w:pStyle w:val="BodyText"/>
-      </w:pPr>
-    </w:p>
-    <w:p>
-      <w:pPr>
-        <w:pStyle w:val="BodyText"/>
-      </w:pPr>
-    </w:p>
-    <w:p>
-      <w:pPr>
-        <w:pStyle w:val="BodyText"/>
-        <w:spacing w:before="270"/>
-      </w:pPr>
-    </w:p>
-    <w:p>
-      <w:pPr>
         <w:pStyle w:val="Heading2"/>
-        <w:ind w:left="23" w:firstLine="0"/>
-      </w:pPr>
-      <w:r>
-        <w:rPr>
-          <w:color w:val="2F5496"/>
-          <w:w w:val="105"/>
-        </w:rPr>
-        <w:t>B</w:t>
-      </w:r>
-      <w:r>
-        <w:rPr>
-          <w:color w:val="2F5496"/>
-          <w:spacing w:val="43"/>
-          <w:w w:val="105"/>
-        </w:rPr>
-        <w:t> </w:t>
-      </w:r>
-      <w:r>
-        <w:rPr>
-          <w:color w:val="2F5496"/>
-          <w:w w:val="105"/>
-        </w:rPr>
-        <w:t>–</w:t>
-      </w:r>
-      <w:r>
-        <w:rPr>
-          <w:color w:val="2F5496"/>
-          <w:spacing w:val="44"/>
-          <w:w w:val="105"/>
-        </w:rPr>
-        <w:t> </w:t>
-      </w:r>
-      <w:r>
-        <w:rPr>
-          <w:color w:val="2F5496"/>
-          <w:w w:val="105"/>
-        </w:rPr>
-        <w:t>Summary</w:t>
-      </w:r>
-      <w:r>
-        <w:rPr>
-          <w:color w:val="2F5496"/>
-          <w:spacing w:val="44"/>
-          <w:w w:val="105"/>
-        </w:rPr>
-        <w:t> </w:t>
-      </w:r>
-      <w:r>
-        <w:rPr>
-          <w:color w:val="2F5496"/>
-          <w:w w:val="105"/>
-        </w:rPr>
-        <w:t>of</w:t>
-      </w:r>
-      <w:r>
-        <w:rPr>
-          <w:color w:val="2F5496"/>
-          <w:spacing w:val="43"/>
-          <w:w w:val="105"/>
-        </w:rPr>
-        <w:t> </w:t>
-      </w:r>
-      <w:r>
-        <w:rPr>
-          <w:color w:val="2F5496"/>
-          <w:w w:val="105"/>
-        </w:rPr>
-        <w:t>Questionnaire</w:t>
-      </w:r>
-      <w:r>
-        <w:rPr>
-          <w:color w:val="2F5496"/>
-          <w:spacing w:val="44"/>
-          <w:w w:val="105"/>
-        </w:rPr>
-        <w:t> </w:t>
-      </w:r>
-      <w:r>
-        <w:rPr>
-          <w:color w:val="2F5496"/>
-          <w:spacing w:val="-2"/>
-          <w:w w:val="105"/>
-        </w:rPr>
-        <w:t>Responses</w:t>
-      </w:r>
+      </w:pPr>
+      <w:bookmarkStart w:id="5" w:name="_Toc226656379"/>
+      <w:r>
+        <w:t>B – Summary of Questionnaire Responses</w:t>
+      </w:r>
+      <w:bookmarkEnd w:id="5"/>
     </w:p>
     <w:p>
       <w:pPr>
         <w:pStyle w:val="ListParagraph"/>
         <w:numPr>
           <w:ilvl w:val="1"/>
-          <w:numId w:val="4"/>
+          <w:numId w:val="1"/>
         </w:numPr>
         <w:tabs>
-          <w:tab w:pos="742" w:val="left" w:leader="none"/>
+          <w:tab w:val="left" w:pos="742"/>
         </w:tabs>
-        <w:spacing w:line="240" w:lineRule="auto" w:before="290" w:after="0"/>
-        <w:ind w:left="742" w:right="0" w:hanging="359"/>
-        <w:jc w:val="left"/>
+        <w:spacing w:before="290"/>
+        <w:ind w:left="742" w:hanging="359"/>
         <w:rPr>
           <w:sz w:val="24"/>
         </w:rPr>
@@ -4171,7 +5288,7 @@
           <w:spacing w:val="17"/>
           <w:sz w:val="24"/>
         </w:rPr>
-        <w:t> </w:t>
+        <w:t xml:space="preserve"> </w:t>
       </w:r>
       <w:r>
         <w:rPr>
@@ -4185,7 +5302,7 @@
           <w:spacing w:val="18"/>
           <w:sz w:val="24"/>
         </w:rPr>
-        <w:t> </w:t>
+        <w:t xml:space="preserve"> </w:t>
       </w:r>
       <w:r>
         <w:rPr>
@@ -4199,7 +5316,7 @@
           <w:spacing w:val="18"/>
           <w:sz w:val="24"/>
         </w:rPr>
-        <w:t> </w:t>
+        <w:t xml:space="preserve"> </w:t>
       </w:r>
       <w:r>
         <w:rPr>
@@ -4215,24 +5332,39 @@
         <w:pStyle w:val="ListParagraph"/>
         <w:numPr>
           <w:ilvl w:val="1"/>
-          <w:numId w:val="4"/>
+          <w:numId w:val="1"/>
         </w:numPr>
         <w:tabs>
-          <w:tab w:pos="743" w:val="left" w:leader="none"/>
+          <w:tab w:val="left" w:pos="743"/>
         </w:tabs>
-        <w:spacing w:line="254" w:lineRule="auto" w:before="17" w:after="0"/>
-        <w:ind w:left="743" w:right="525" w:hanging="360"/>
-        <w:jc w:val="left"/>
-        <w:rPr>
-          <w:sz w:val="24"/>
-        </w:rPr>
-      </w:pPr>
-      <w:r>
-        <w:rPr>
-          <w:w w:val="90"/>
-          <w:sz w:val="24"/>
-        </w:rPr>
-        <w:t>Most respondents reported organising sessions via WhatsApp or informal group </w:t>
+        <w:spacing w:before="17" w:line="254" w:lineRule="auto"/>
+        <w:ind w:right="525" w:hanging="360"/>
+        <w:rPr>
+          <w:sz w:val="24"/>
+        </w:rPr>
+      </w:pPr>
+      <w:r>
+        <w:rPr>
+          <w:w w:val="90"/>
+          <w:sz w:val="24"/>
+        </w:rPr>
+        <w:t xml:space="preserve">Most respondents reported </w:t>
+      </w:r>
+      <w:proofErr w:type="spellStart"/>
+      <w:r>
+        <w:rPr>
+          <w:w w:val="90"/>
+          <w:sz w:val="24"/>
+        </w:rPr>
+        <w:t>organising</w:t>
+      </w:r>
+      <w:proofErr w:type="spellEnd"/>
+      <w:r>
+        <w:rPr>
+          <w:w w:val="90"/>
+          <w:sz w:val="24"/>
+        </w:rPr>
+        <w:t xml:space="preserve"> sessions via WhatsApp or informal group </w:t>
       </w:r>
       <w:r>
         <w:rPr>
@@ -4247,14 +5379,13 @@
         <w:pStyle w:val="ListParagraph"/>
         <w:numPr>
           <w:ilvl w:val="1"/>
-          <w:numId w:val="4"/>
+          <w:numId w:val="1"/>
         </w:numPr>
         <w:tabs>
-          <w:tab w:pos="742" w:val="left" w:leader="none"/>
+          <w:tab w:val="left" w:pos="742"/>
         </w:tabs>
-        <w:spacing w:line="240" w:lineRule="auto" w:before="1" w:after="0"/>
-        <w:ind w:left="742" w:right="0" w:hanging="359"/>
-        <w:jc w:val="left"/>
+        <w:spacing w:before="1"/>
+        <w:ind w:left="742" w:hanging="359"/>
         <w:rPr>
           <w:sz w:val="24"/>
         </w:rPr>
@@ -4271,7 +5402,7 @@
           <w:spacing w:val="10"/>
           <w:sz w:val="24"/>
         </w:rPr>
-        <w:t> </w:t>
+        <w:t xml:space="preserve"> </w:t>
       </w:r>
       <w:r>
         <w:rPr>
@@ -4285,7 +5416,7 @@
           <w:spacing w:val="10"/>
           <w:sz w:val="24"/>
         </w:rPr>
-        <w:t> </w:t>
+        <w:t xml:space="preserve"> </w:t>
       </w:r>
       <w:r>
         <w:rPr>
@@ -4299,8 +5430,9 @@
           <w:spacing w:val="11"/>
           <w:sz w:val="24"/>
         </w:rPr>
-        <w:t> </w:t>
-      </w:r>
+        <w:t xml:space="preserve"> </w:t>
+      </w:r>
+      <w:proofErr w:type="spellStart"/>
       <w:r>
         <w:rPr>
           <w:w w:val="90"/>
@@ -4308,12 +5440,13 @@
         </w:rPr>
         <w:t>organisational</w:t>
       </w:r>
+      <w:proofErr w:type="spellEnd"/>
       <w:r>
         <w:rPr>
           <w:spacing w:val="10"/>
           <w:sz w:val="24"/>
         </w:rPr>
-        <w:t> </w:t>
+        <w:t xml:space="preserve"> </w:t>
       </w:r>
       <w:r>
         <w:rPr>
@@ -4327,7 +5460,7 @@
           <w:spacing w:val="10"/>
           <w:sz w:val="24"/>
         </w:rPr>
-        <w:t> </w:t>
+        <w:t xml:space="preserve"> </w:t>
       </w:r>
       <w:r>
         <w:rPr>
@@ -4341,7 +5474,7 @@
           <w:spacing w:val="11"/>
           <w:sz w:val="24"/>
         </w:rPr>
-        <w:t> </w:t>
+        <w:t xml:space="preserve"> </w:t>
       </w:r>
       <w:r>
         <w:rPr>
@@ -4355,7 +5488,7 @@
           <w:spacing w:val="10"/>
           <w:sz w:val="24"/>
         </w:rPr>
-        <w:t> </w:t>
+        <w:t xml:space="preserve"> </w:t>
       </w:r>
       <w:r>
         <w:rPr>
@@ -4369,7 +5502,7 @@
           <w:spacing w:val="11"/>
           <w:sz w:val="24"/>
         </w:rPr>
-        <w:t> </w:t>
+        <w:t xml:space="preserve"> </w:t>
       </w:r>
       <w:r>
         <w:rPr>
@@ -4385,14 +5518,13 @@
         <w:pStyle w:val="ListParagraph"/>
         <w:numPr>
           <w:ilvl w:val="1"/>
-          <w:numId w:val="4"/>
+          <w:numId w:val="1"/>
         </w:numPr>
         <w:tabs>
-          <w:tab w:pos="743" w:val="left" w:leader="none"/>
+          <w:tab w:val="left" w:pos="743"/>
         </w:tabs>
-        <w:spacing w:line="254" w:lineRule="auto" w:before="17" w:after="0"/>
-        <w:ind w:left="743" w:right="276" w:hanging="360"/>
-        <w:jc w:val="left"/>
+        <w:spacing w:before="17" w:line="254" w:lineRule="auto"/>
+        <w:ind w:right="276" w:hanging="360"/>
         <w:rPr>
           <w:sz w:val="24"/>
         </w:rPr>
@@ -4410,7 +5542,7 @@
           <w:w w:val="90"/>
           <w:sz w:val="24"/>
         </w:rPr>
-        <w:t> </w:t>
+        <w:t xml:space="preserve"> </w:t>
       </w:r>
       <w:r>
         <w:rPr>
@@ -4425,7 +5557,7 @@
           <w:w w:val="90"/>
           <w:sz w:val="24"/>
         </w:rPr>
-        <w:t> </w:t>
+        <w:t xml:space="preserve"> </w:t>
       </w:r>
       <w:r>
         <w:rPr>
@@ -4440,7 +5572,7 @@
           <w:w w:val="90"/>
           <w:sz w:val="24"/>
         </w:rPr>
-        <w:t> </w:t>
+        <w:t xml:space="preserve"> </w:t>
       </w:r>
       <w:r>
         <w:rPr>
@@ -4455,7 +5587,7 @@
           <w:w w:val="90"/>
           <w:sz w:val="24"/>
         </w:rPr>
-        <w:t> </w:t>
+        <w:t xml:space="preserve"> </w:t>
       </w:r>
       <w:r>
         <w:rPr>
@@ -4470,7 +5602,7 @@
           <w:w w:val="90"/>
           <w:sz w:val="24"/>
         </w:rPr>
-        <w:t> </w:t>
+        <w:t xml:space="preserve"> </w:t>
       </w:r>
       <w:r>
         <w:rPr>
@@ -4485,7 +5617,7 @@
           <w:w w:val="90"/>
           <w:sz w:val="24"/>
         </w:rPr>
-        <w:t> </w:t>
+        <w:t xml:space="preserve"> </w:t>
       </w:r>
       <w:r>
         <w:rPr>
@@ -4500,7 +5632,7 @@
           <w:w w:val="90"/>
           <w:sz w:val="24"/>
         </w:rPr>
-        <w:t> </w:t>
+        <w:t xml:space="preserve"> </w:t>
       </w:r>
       <w:r>
         <w:rPr>
@@ -4515,7 +5647,7 @@
           <w:w w:val="90"/>
           <w:sz w:val="24"/>
         </w:rPr>
-        <w:t> </w:t>
+        <w:t xml:space="preserve"> </w:t>
       </w:r>
       <w:r>
         <w:rPr>
@@ -4530,14 +5662,14 @@
           <w:w w:val="90"/>
           <w:sz w:val="24"/>
         </w:rPr>
-        <w:t> </w:t>
-      </w:r>
-      <w:r>
-        <w:rPr>
-          <w:w w:val="90"/>
-          <w:sz w:val="24"/>
-        </w:rPr>
-        <w:t>around </w:t>
+        <w:t xml:space="preserve"> </w:t>
+      </w:r>
+      <w:r>
+        <w:rPr>
+          <w:w w:val="90"/>
+          <w:sz w:val="24"/>
+        </w:rPr>
+        <w:t xml:space="preserve">around </w:t>
       </w:r>
       <w:r>
         <w:rPr>
@@ -4552,14 +5684,12 @@
         <w:pStyle w:val="ListParagraph"/>
         <w:numPr>
           <w:ilvl w:val="1"/>
-          <w:numId w:val="4"/>
+          <w:numId w:val="1"/>
         </w:numPr>
         <w:tabs>
-          <w:tab w:pos="742" w:val="left" w:leader="none"/>
+          <w:tab w:val="left" w:pos="742"/>
         </w:tabs>
-        <w:spacing w:line="240" w:lineRule="auto" w:before="0" w:after="0"/>
-        <w:ind w:left="742" w:right="0" w:hanging="359"/>
-        <w:jc w:val="left"/>
+        <w:ind w:left="742" w:hanging="359"/>
         <w:rPr>
           <w:sz w:val="24"/>
         </w:rPr>
@@ -4576,7 +5706,7 @@
           <w:spacing w:val="6"/>
           <w:sz w:val="24"/>
         </w:rPr>
-        <w:t> </w:t>
+        <w:t xml:space="preserve"> </w:t>
       </w:r>
       <w:r>
         <w:rPr>
@@ -4590,7 +5720,7 @@
           <w:spacing w:val="6"/>
           <w:sz w:val="24"/>
         </w:rPr>
-        <w:t> </w:t>
+        <w:t xml:space="preserve"> </w:t>
       </w:r>
       <w:r>
         <w:rPr>
@@ -4604,7 +5734,7 @@
           <w:spacing w:val="7"/>
           <w:sz w:val="24"/>
         </w:rPr>
-        <w:t> </w:t>
+        <w:t xml:space="preserve"> </w:t>
       </w:r>
       <w:r>
         <w:rPr>
@@ -4618,7 +5748,7 @@
           <w:spacing w:val="6"/>
           <w:sz w:val="24"/>
         </w:rPr>
-        <w:t> </w:t>
+        <w:t xml:space="preserve"> </w:t>
       </w:r>
       <w:r>
         <w:rPr>
@@ -4632,7 +5762,7 @@
           <w:spacing w:val="6"/>
           <w:sz w:val="24"/>
         </w:rPr>
-        <w:t> </w:t>
+        <w:t xml:space="preserve"> </w:t>
       </w:r>
       <w:r>
         <w:rPr>
@@ -4646,8 +5776,9 @@
           <w:spacing w:val="7"/>
           <w:sz w:val="24"/>
         </w:rPr>
-        <w:t> </w:t>
-      </w:r>
+        <w:t xml:space="preserve"> </w:t>
+      </w:r>
+      <w:proofErr w:type="spellStart"/>
       <w:r>
         <w:rPr>
           <w:w w:val="90"/>
@@ -4655,12 +5786,13 @@
         </w:rPr>
         <w:t>organiser</w:t>
       </w:r>
+      <w:proofErr w:type="spellEnd"/>
       <w:r>
         <w:rPr>
           <w:spacing w:val="6"/>
           <w:sz w:val="24"/>
         </w:rPr>
-        <w:t> </w:t>
+        <w:t xml:space="preserve"> </w:t>
       </w:r>
       <w:r>
         <w:rPr>
@@ -4674,7 +5806,7 @@
           <w:spacing w:val="6"/>
           <w:sz w:val="24"/>
         </w:rPr>
-        <w:t> </w:t>
+        <w:t xml:space="preserve"> </w:t>
       </w:r>
       <w:r>
         <w:rPr>
@@ -4688,7 +5820,7 @@
           <w:spacing w:val="7"/>
           <w:sz w:val="24"/>
         </w:rPr>
-        <w:t> </w:t>
+        <w:t xml:space="preserve"> </w:t>
       </w:r>
       <w:r>
         <w:rPr>
@@ -4702,7 +5834,7 @@
           <w:spacing w:val="6"/>
           <w:sz w:val="24"/>
         </w:rPr>
-        <w:t> </w:t>
+        <w:t xml:space="preserve"> </w:t>
       </w:r>
       <w:r>
         <w:rPr>
@@ -4716,7 +5848,7 @@
           <w:spacing w:val="6"/>
           <w:sz w:val="24"/>
         </w:rPr>
-        <w:t> </w:t>
+        <w:t xml:space="preserve"> </w:t>
       </w:r>
       <w:r>
         <w:rPr>
@@ -4730,7 +5862,7 @@
           <w:spacing w:val="7"/>
           <w:sz w:val="24"/>
         </w:rPr>
-        <w:t> </w:t>
+        <w:t xml:space="preserve"> </w:t>
       </w:r>
       <w:r>
         <w:rPr>
@@ -4763,7 +5895,7 @@
         <w:rPr>
           <w:spacing w:val="-15"/>
         </w:rPr>
-        <w:t> </w:t>
+        <w:t xml:space="preserve"> </w:t>
       </w:r>
       <w:r>
         <w:rPr>
@@ -4775,7 +5907,7 @@
         <w:rPr>
           <w:spacing w:val="-15"/>
         </w:rPr>
-        <w:t> </w:t>
+        <w:t xml:space="preserve"> </w:t>
       </w:r>
       <w:r>
         <w:rPr>
@@ -4787,7 +5919,7 @@
         <w:rPr>
           <w:spacing w:val="-14"/>
         </w:rPr>
-        <w:t> </w:t>
+        <w:t xml:space="preserve"> </w:t>
       </w:r>
       <w:r>
         <w:rPr>
@@ -4799,13 +5931,13 @@
         <w:rPr>
           <w:spacing w:val="-15"/>
         </w:rPr>
-        <w:t> </w:t>
+        <w:t xml:space="preserve"> </w:t>
       </w:r>
       <w:r>
         <w:rPr>
           <w:spacing w:val="-2"/>
         </w:rPr>
-        <w:t>below </w:t>
+        <w:t xml:space="preserve">below </w:t>
       </w:r>
       <w:r>
         <w:rPr>
@@ -4814,7 +5946,7 @@
         </w:rPr>
         <w:t>(</w:t>
       </w:r>
-      <w:hyperlink r:id="rId6">
+      <w:hyperlink r:id="rId12">
         <w:r>
           <w:rPr>
             <w:color w:val="0463C1"/>
@@ -4831,16 +5963,44 @@
           <w:spacing w:val="-2"/>
           <w:w w:val="90"/>
         </w:rPr>
-        <w:t> </w:t>
-      </w:r>
-      <w:hyperlink r:id="rId6">
+        <w:t xml:space="preserve"> </w:t>
+      </w:r>
+      <w:hyperlink r:id="rId13">
+        <w:proofErr w:type="spellStart"/>
         <w:r>
           <w:rPr>
             <w:color w:val="0463C1"/>
             <w:spacing w:val="-2"/>
             <w:u w:val="single" w:color="0463C1"/>
           </w:rPr>
-          <w:t>Xk/edit?usp=sharing</w:t>
+          <w:t>Xk</w:t>
+        </w:r>
+        <w:proofErr w:type="spellEnd"/>
+        <w:r>
+          <w:rPr>
+            <w:color w:val="0463C1"/>
+            <w:spacing w:val="-2"/>
+            <w:u w:val="single" w:color="0463C1"/>
+          </w:rPr>
+          <w:t>/</w:t>
+        </w:r>
+        <w:proofErr w:type="spellStart"/>
+        <w:r>
+          <w:rPr>
+            <w:color w:val="0463C1"/>
+            <w:spacing w:val="-2"/>
+            <w:u w:val="single" w:color="0463C1"/>
+          </w:rPr>
+          <w:t>edit?usp</w:t>
+        </w:r>
+        <w:proofErr w:type="spellEnd"/>
+        <w:r>
+          <w:rPr>
+            <w:color w:val="0463C1"/>
+            <w:spacing w:val="-2"/>
+            <w:u w:val="single" w:color="0463C1"/>
+          </w:rPr>
+          <w:t>=sharing</w:t>
         </w:r>
       </w:hyperlink>
       <w:r>
@@ -4853,10 +6013,11 @@
     <w:p>
       <w:pPr>
         <w:pStyle w:val="BodyText"/>
-        <w:spacing w:after="0" w:line="254" w:lineRule="auto"/>
+        <w:spacing w:line="254" w:lineRule="auto"/>
         <w:sectPr>
           <w:pgSz w:w="11910" w:h="16840"/>
-          <w:pgMar w:header="0" w:footer="1264" w:top="1400" w:bottom="1460" w:left="1417" w:right="1417"/>
+          <w:pgMar w:top="1400" w:right="1417" w:bottom="1460" w:left="1417" w:header="0" w:footer="1264" w:gutter="0"/>
+          <w:cols w:space="720"/>
         </w:sectPr>
       </w:pPr>
     </w:p>
@@ -4864,43 +6025,25 @@
       <w:pPr>
         <w:pStyle w:val="Heading1"/>
       </w:pPr>
-      <w:r>
-        <w:rPr>
-          <w:color w:val="2F5496"/>
-          <w:w w:val="110"/>
-        </w:rPr>
-        <w:t>References</w:t>
-      </w:r>
-      <w:r>
-        <w:rPr>
-          <w:color w:val="2F5496"/>
-          <w:spacing w:val="-6"/>
-          <w:w w:val="110"/>
-        </w:rPr>
-        <w:t> </w:t>
-      </w:r>
-      <w:r>
-        <w:rPr>
-          <w:color w:val="2F5496"/>
-          <w:spacing w:val="-4"/>
-          <w:w w:val="110"/>
-        </w:rPr>
-        <w:t>List</w:t>
-      </w:r>
+      <w:bookmarkStart w:id="6" w:name="_Toc226656380"/>
+      <w:r>
+        <w:lastRenderedPageBreak/>
+        <w:t>References List</w:t>
+      </w:r>
+      <w:bookmarkEnd w:id="6"/>
     </w:p>
     <w:p>
       <w:pPr>
         <w:pStyle w:val="ListParagraph"/>
         <w:numPr>
           <w:ilvl w:val="1"/>
-          <w:numId w:val="4"/>
+          <w:numId w:val="1"/>
         </w:numPr>
         <w:tabs>
-          <w:tab w:pos="742" w:val="left" w:leader="none"/>
+          <w:tab w:val="left" w:pos="742"/>
         </w:tabs>
-        <w:spacing w:line="240" w:lineRule="auto" w:before="291" w:after="0"/>
-        <w:ind w:left="742" w:right="0" w:hanging="359"/>
-        <w:jc w:val="left"/>
+        <w:spacing w:before="291"/>
+        <w:ind w:left="742" w:hanging="359"/>
         <w:rPr>
           <w:i/>
           <w:sz w:val="24"/>
@@ -4918,7 +6061,7 @@
           <w:spacing w:val="-4"/>
           <w:sz w:val="24"/>
         </w:rPr>
-        <w:t> </w:t>
+        <w:t xml:space="preserve"> </w:t>
       </w:r>
       <w:r>
         <w:rPr>
@@ -4932,7 +6075,7 @@
           <w:spacing w:val="-3"/>
           <w:sz w:val="24"/>
         </w:rPr>
-        <w:t> </w:t>
+        <w:t xml:space="preserve"> </w:t>
       </w:r>
       <w:r>
         <w:rPr>
@@ -4946,7 +6089,7 @@
           <w:spacing w:val="-4"/>
           <w:sz w:val="24"/>
         </w:rPr>
-        <w:t> </w:t>
+        <w:t xml:space="preserve"> </w:t>
       </w:r>
       <w:r>
         <w:rPr>
@@ -4960,7 +6103,7 @@
           <w:spacing w:val="-3"/>
           <w:sz w:val="24"/>
         </w:rPr>
-        <w:t> </w:t>
+        <w:t xml:space="preserve"> </w:t>
       </w:r>
       <w:r>
         <w:rPr>
@@ -4974,7 +6117,7 @@
           <w:spacing w:val="-3"/>
           <w:sz w:val="24"/>
         </w:rPr>
-        <w:t> </w:t>
+        <w:t xml:space="preserve"> </w:t>
       </w:r>
       <w:r>
         <w:rPr>
@@ -4988,7 +6131,7 @@
           <w:spacing w:val="-4"/>
           <w:sz w:val="24"/>
         </w:rPr>
-        <w:t> </w:t>
+        <w:t xml:space="preserve"> </w:t>
       </w:r>
       <w:r>
         <w:rPr>
@@ -5004,7 +6147,7 @@
           <w:spacing w:val="-3"/>
           <w:sz w:val="24"/>
         </w:rPr>
-        <w:t> </w:t>
+        <w:t xml:space="preserve"> </w:t>
       </w:r>
       <w:r>
         <w:rPr>
@@ -5020,7 +6163,7 @@
           <w:spacing w:val="-3"/>
           <w:sz w:val="24"/>
         </w:rPr>
-        <w:t> </w:t>
+        <w:t xml:space="preserve"> </w:t>
       </w:r>
       <w:r>
         <w:rPr>
@@ -5036,7 +6179,7 @@
           <w:spacing w:val="-4"/>
           <w:sz w:val="24"/>
         </w:rPr>
-        <w:t> </w:t>
+        <w:t xml:space="preserve"> </w:t>
       </w:r>
       <w:r>
         <w:rPr>
@@ -5052,8 +6195,9 @@
           <w:spacing w:val="-3"/>
           <w:sz w:val="24"/>
         </w:rPr>
-        <w:t> </w:t>
-      </w:r>
+        <w:t xml:space="preserve"> </w:t>
+      </w:r>
+      <w:proofErr w:type="spellStart"/>
       <w:r>
         <w:rPr>
           <w:i/>
@@ -5061,7 +6205,17 @@
           <w:w w:val="90"/>
           <w:sz w:val="24"/>
         </w:rPr>
-        <w:t>Organisations.</w:t>
+        <w:t>Organisations</w:t>
+      </w:r>
+      <w:proofErr w:type="spellEnd"/>
+      <w:r>
+        <w:rPr>
+          <w:i/>
+          <w:spacing w:val="-2"/>
+          <w:w w:val="90"/>
+          <w:sz w:val="24"/>
+        </w:rPr>
+        <w:t>.</w:t>
       </w:r>
     </w:p>
     <w:p>
@@ -5082,14 +6236,13 @@
         <w:pStyle w:val="ListParagraph"/>
         <w:numPr>
           <w:ilvl w:val="1"/>
-          <w:numId w:val="4"/>
+          <w:numId w:val="1"/>
         </w:numPr>
         <w:tabs>
-          <w:tab w:pos="743" w:val="left" w:leader="none"/>
+          <w:tab w:val="left" w:pos="743"/>
         </w:tabs>
-        <w:spacing w:line="254" w:lineRule="auto" w:before="17" w:after="0"/>
-        <w:ind w:left="743" w:right="188" w:hanging="360"/>
-        <w:jc w:val="left"/>
+        <w:spacing w:before="17" w:line="254" w:lineRule="auto"/>
+        <w:ind w:right="188" w:hanging="360"/>
         <w:rPr>
           <w:sz w:val="24"/>
         </w:rPr>
@@ -5100,16 +6253,16 @@
           <w:w w:val="90"/>
           <w:sz w:val="24"/>
         </w:rPr>
-        <w:t>Heja App: Connecting Teams Through Sport. </w:t>
-      </w:r>
-      <w:r>
-        <w:rPr>
-          <w:w w:val="90"/>
-          <w:sz w:val="24"/>
-        </w:rPr>
-        <w:t>[Online] Available from: </w:t>
-      </w:r>
-      <w:hyperlink r:id="rId7">
+        <w:t xml:space="preserve">Heja App: Connecting Teams Through Sport. </w:t>
+      </w:r>
+      <w:r>
+        <w:rPr>
+          <w:w w:val="90"/>
+          <w:sz w:val="24"/>
+        </w:rPr>
+        <w:t xml:space="preserve">[Online] Available from: </w:t>
+      </w:r>
+      <w:hyperlink r:id="rId14">
         <w:r>
           <w:rPr>
             <w:w w:val="90"/>
@@ -5123,7 +6276,7 @@
           <w:w w:val="90"/>
           <w:sz w:val="24"/>
         </w:rPr>
-        <w:t> </w:t>
+        <w:t xml:space="preserve"> </w:t>
       </w:r>
       <w:r>
         <w:rPr>
@@ -5137,7 +6290,7 @@
           <w:spacing w:val="-13"/>
           <w:sz w:val="24"/>
         </w:rPr>
-        <w:t> </w:t>
+        <w:t xml:space="preserve"> </w:t>
       </w:r>
       <w:r>
         <w:rPr>
@@ -5151,7 +6304,7 @@
           <w:spacing w:val="-13"/>
           <w:sz w:val="24"/>
         </w:rPr>
-        <w:t> </w:t>
+        <w:t xml:space="preserve"> </w:t>
       </w:r>
       <w:r>
         <w:rPr>
@@ -5165,7 +6318,7 @@
           <w:spacing w:val="-13"/>
           <w:sz w:val="24"/>
         </w:rPr>
-        <w:t> </w:t>
+        <w:t xml:space="preserve"> </w:t>
       </w:r>
       <w:r>
         <w:rPr>
@@ -5180,24 +6333,23 @@
         <w:pStyle w:val="ListParagraph"/>
         <w:numPr>
           <w:ilvl w:val="1"/>
-          <w:numId w:val="4"/>
+          <w:numId w:val="1"/>
         </w:numPr>
         <w:tabs>
-          <w:tab w:pos="743" w:val="left" w:leader="none"/>
+          <w:tab w:val="left" w:pos="743"/>
         </w:tabs>
-        <w:spacing w:line="254" w:lineRule="auto" w:before="0" w:after="0"/>
-        <w:ind w:left="743" w:right="1141" w:hanging="360"/>
-        <w:jc w:val="left"/>
-        <w:rPr>
-          <w:sz w:val="24"/>
-        </w:rPr>
-      </w:pPr>
-      <w:r>
-        <w:rPr>
-          <w:w w:val="90"/>
-          <w:sz w:val="24"/>
-        </w:rPr>
-        <w:t>Hoye, R. &amp; Nicholson, M. (2009) </w:t>
+        <w:spacing w:line="254" w:lineRule="auto"/>
+        <w:ind w:right="1141" w:hanging="360"/>
+        <w:rPr>
+          <w:sz w:val="24"/>
+        </w:rPr>
+      </w:pPr>
+      <w:r>
+        <w:rPr>
+          <w:w w:val="90"/>
+          <w:sz w:val="24"/>
+        </w:rPr>
+        <w:t xml:space="preserve">Hoye, R. &amp; Nicholson, M. (2009) </w:t>
       </w:r>
       <w:r>
         <w:rPr>
@@ -5205,15 +6357,25 @@
           <w:w w:val="90"/>
           <w:sz w:val="24"/>
         </w:rPr>
-        <w:t>Locating Volunteer Management in Sport </w:t>
-      </w:r>
+        <w:t xml:space="preserve">Locating Volunteer Management in Sport </w:t>
+      </w:r>
+      <w:proofErr w:type="spellStart"/>
       <w:r>
         <w:rPr>
           <w:i/>
           <w:spacing w:val="-8"/>
           <w:sz w:val="24"/>
         </w:rPr>
-        <w:t>Organisations. </w:t>
+        <w:t>Organisations</w:t>
+      </w:r>
+      <w:proofErr w:type="spellEnd"/>
+      <w:r>
+        <w:rPr>
+          <w:i/>
+          <w:spacing w:val="-8"/>
+          <w:sz w:val="24"/>
+        </w:rPr>
+        <w:t xml:space="preserve">. </w:t>
       </w:r>
       <w:r>
         <w:rPr>
@@ -5228,7 +6390,7 @@
           <w:spacing w:val="-8"/>
           <w:sz w:val="24"/>
         </w:rPr>
-        <w:t>, </w:t>
+        <w:t xml:space="preserve">, </w:t>
       </w:r>
       <w:r>
         <w:rPr>
@@ -5243,14 +6405,13 @@
         <w:pStyle w:val="ListParagraph"/>
         <w:numPr>
           <w:ilvl w:val="1"/>
-          <w:numId w:val="4"/>
+          <w:numId w:val="1"/>
         </w:numPr>
         <w:tabs>
-          <w:tab w:pos="743" w:val="left" w:leader="none"/>
+          <w:tab w:val="left" w:pos="743"/>
         </w:tabs>
-        <w:spacing w:line="254" w:lineRule="auto" w:before="1" w:after="0"/>
-        <w:ind w:left="743" w:right="406" w:hanging="360"/>
-        <w:jc w:val="left"/>
+        <w:spacing w:before="1" w:line="254" w:lineRule="auto"/>
+        <w:ind w:right="406" w:hanging="360"/>
         <w:rPr>
           <w:sz w:val="24"/>
         </w:rPr>
@@ -5268,7 +6429,7 @@
           <w:w w:val="90"/>
           <w:sz w:val="24"/>
         </w:rPr>
-        <w:t> </w:t>
+        <w:t xml:space="preserve"> </w:t>
       </w:r>
       <w:r>
         <w:rPr>
@@ -5283,7 +6444,7 @@
           <w:w w:val="90"/>
           <w:sz w:val="24"/>
         </w:rPr>
-        <w:t> </w:t>
+        <w:t xml:space="preserve"> </w:t>
       </w:r>
       <w:r>
         <w:rPr>
@@ -5298,7 +6459,7 @@
           <w:w w:val="90"/>
           <w:sz w:val="24"/>
         </w:rPr>
-        <w:t> </w:t>
+        <w:t xml:space="preserve"> </w:t>
       </w:r>
       <w:r>
         <w:rPr>
@@ -5315,7 +6476,7 @@
           <w:w w:val="90"/>
           <w:sz w:val="24"/>
         </w:rPr>
-        <w:t> </w:t>
+        <w:t xml:space="preserve"> </w:t>
       </w:r>
       <w:r>
         <w:rPr>
@@ -5332,7 +6493,7 @@
           <w:w w:val="90"/>
           <w:sz w:val="24"/>
         </w:rPr>
-        <w:t> </w:t>
+        <w:t xml:space="preserve"> </w:t>
       </w:r>
       <w:r>
         <w:rPr>
@@ -5349,7 +6510,7 @@
           <w:w w:val="90"/>
           <w:sz w:val="24"/>
         </w:rPr>
-        <w:t> </w:t>
+        <w:t xml:space="preserve"> </w:t>
       </w:r>
       <w:r>
         <w:rPr>
@@ -5366,7 +6527,7 @@
           <w:w w:val="90"/>
           <w:sz w:val="24"/>
         </w:rPr>
-        <w:t> </w:t>
+        <w:t xml:space="preserve"> </w:t>
       </w:r>
       <w:r>
         <w:rPr>
@@ -5383,7 +6544,7 @@
           <w:w w:val="90"/>
           <w:sz w:val="24"/>
         </w:rPr>
-        <w:t> </w:t>
+        <w:t xml:space="preserve"> </w:t>
       </w:r>
       <w:r>
         <w:rPr>
@@ -5400,7 +6561,7 @@
           <w:w w:val="90"/>
           <w:sz w:val="24"/>
         </w:rPr>
-        <w:t> </w:t>
+        <w:t xml:space="preserve"> </w:t>
       </w:r>
       <w:r>
         <w:rPr>
@@ -5417,14 +6578,14 @@
           <w:w w:val="90"/>
           <w:sz w:val="24"/>
         </w:rPr>
-        <w:t> </w:t>
-      </w:r>
-      <w:r>
-        <w:rPr>
-          <w:w w:val="90"/>
-          <w:sz w:val="24"/>
-        </w:rPr>
-        <w:t>London: </w:t>
+        <w:t xml:space="preserve"> </w:t>
+      </w:r>
+      <w:r>
+        <w:rPr>
+          <w:w w:val="90"/>
+          <w:sz w:val="24"/>
+        </w:rPr>
+        <w:t xml:space="preserve">London: </w:t>
       </w:r>
       <w:r>
         <w:rPr>
@@ -5437,7 +6598,7 @@
           <w:spacing w:val="-14"/>
           <w:sz w:val="24"/>
         </w:rPr>
-        <w:t> </w:t>
+        <w:t xml:space="preserve"> </w:t>
       </w:r>
       <w:r>
         <w:rPr>
@@ -5451,24 +6612,23 @@
         <w:pStyle w:val="ListParagraph"/>
         <w:numPr>
           <w:ilvl w:val="1"/>
-          <w:numId w:val="4"/>
+          <w:numId w:val="1"/>
         </w:numPr>
         <w:tabs>
-          <w:tab w:pos="743" w:val="left" w:leader="none"/>
+          <w:tab w:val="left" w:pos="743"/>
         </w:tabs>
-        <w:spacing w:line="254" w:lineRule="auto" w:before="1" w:after="0"/>
-        <w:ind w:left="743" w:right="427" w:hanging="360"/>
-        <w:jc w:val="left"/>
-        <w:rPr>
-          <w:sz w:val="24"/>
-        </w:rPr>
-      </w:pPr>
-      <w:r>
-        <w:rPr>
-          <w:w w:val="90"/>
-          <w:sz w:val="24"/>
-        </w:rPr>
-        <w:t>Taylor, P., Barrett, D. &amp; Nichols, G. (2020) </w:t>
+        <w:spacing w:before="1" w:line="254" w:lineRule="auto"/>
+        <w:ind w:right="427" w:hanging="360"/>
+        <w:rPr>
+          <w:sz w:val="24"/>
+        </w:rPr>
+      </w:pPr>
+      <w:r>
+        <w:rPr>
+          <w:w w:val="90"/>
+          <w:sz w:val="24"/>
+        </w:rPr>
+        <w:t xml:space="preserve">Taylor, P., Barrett, D. &amp; Nichols, G. (2020) </w:t>
       </w:r>
       <w:r>
         <w:rPr>
@@ -5476,7 +6636,7 @@
           <w:w w:val="90"/>
           <w:sz w:val="24"/>
         </w:rPr>
-        <w:t>Grassroots Sports Participation and the Role of Volunteers. </w:t>
+        <w:t xml:space="preserve">Grassroots Sports Participation and the Role of Volunteers. </w:t>
       </w:r>
       <w:r>
         <w:rPr>
@@ -5491,14 +6651,13 @@
         <w:pStyle w:val="ListParagraph"/>
         <w:numPr>
           <w:ilvl w:val="1"/>
-          <w:numId w:val="4"/>
+          <w:numId w:val="1"/>
         </w:numPr>
         <w:tabs>
-          <w:tab w:pos="742" w:val="left" w:leader="none"/>
+          <w:tab w:val="left" w:pos="742"/>
         </w:tabs>
-        <w:spacing w:line="240" w:lineRule="auto" w:before="1" w:after="0"/>
-        <w:ind w:left="742" w:right="0" w:hanging="359"/>
-        <w:jc w:val="left"/>
+        <w:spacing w:before="1"/>
+        <w:ind w:left="742" w:hanging="359"/>
         <w:rPr>
           <w:sz w:val="24"/>
         </w:rPr>
@@ -5516,7 +6675,7 @@
           <w:w w:val="90"/>
           <w:sz w:val="24"/>
         </w:rPr>
-        <w:t> </w:t>
+        <w:t xml:space="preserve"> </w:t>
       </w:r>
       <w:r>
         <w:rPr>
@@ -5531,7 +6690,7 @@
           <w:w w:val="90"/>
           <w:sz w:val="24"/>
         </w:rPr>
-        <w:t> </w:t>
+        <w:t xml:space="preserve"> </w:t>
       </w:r>
       <w:r>
         <w:rPr>
@@ -5548,7 +6707,7 @@
           <w:w w:val="90"/>
           <w:sz w:val="24"/>
         </w:rPr>
-        <w:t> </w:t>
+        <w:t xml:space="preserve"> </w:t>
       </w:r>
       <w:r>
         <w:rPr>
@@ -5565,7 +6724,7 @@
           <w:w w:val="90"/>
           <w:sz w:val="24"/>
         </w:rPr>
-        <w:t> </w:t>
+        <w:t xml:space="preserve"> </w:t>
       </w:r>
       <w:r>
         <w:rPr>
@@ -5582,7 +6741,7 @@
           <w:w w:val="90"/>
           <w:sz w:val="24"/>
         </w:rPr>
-        <w:t> </w:t>
+        <w:t xml:space="preserve"> </w:t>
       </w:r>
       <w:r>
         <w:rPr>
@@ -5598,7 +6757,7 @@
           <w:spacing w:val="30"/>
           <w:sz w:val="24"/>
         </w:rPr>
-        <w:t> </w:t>
+        <w:t xml:space="preserve"> </w:t>
       </w:r>
       <w:r>
         <w:rPr>
@@ -5613,7 +6772,7 @@
           <w:w w:val="90"/>
           <w:sz w:val="24"/>
         </w:rPr>
-        <w:t> </w:t>
+        <w:t xml:space="preserve"> </w:t>
       </w:r>
       <w:r>
         <w:rPr>
@@ -5629,19 +6788,18 @@
         <w:pStyle w:val="ListParagraph"/>
         <w:numPr>
           <w:ilvl w:val="1"/>
-          <w:numId w:val="4"/>
+          <w:numId w:val="1"/>
         </w:numPr>
         <w:tabs>
-          <w:tab w:pos="742" w:val="left" w:leader="none"/>
+          <w:tab w:val="left" w:pos="742"/>
         </w:tabs>
-        <w:spacing w:line="240" w:lineRule="auto" w:before="17" w:after="0"/>
-        <w:ind w:left="742" w:right="0" w:hanging="359"/>
-        <w:jc w:val="left"/>
-        <w:rPr>
-          <w:sz w:val="24"/>
-        </w:rPr>
-      </w:pPr>
-      <w:hyperlink r:id="rId8">
+        <w:spacing w:before="17"/>
+        <w:ind w:left="742" w:hanging="359"/>
+        <w:rPr>
+          <w:sz w:val="24"/>
+        </w:rPr>
+      </w:pPr>
+      <w:hyperlink r:id="rId15">
         <w:r>
           <w:rPr>
             <w:color w:val="0463C1"/>
@@ -5658,19 +6816,18 @@
         <w:pStyle w:val="ListParagraph"/>
         <w:numPr>
           <w:ilvl w:val="1"/>
-          <w:numId w:val="4"/>
+          <w:numId w:val="1"/>
         </w:numPr>
         <w:tabs>
-          <w:tab w:pos="743" w:val="left" w:leader="none"/>
+          <w:tab w:val="left" w:pos="743"/>
         </w:tabs>
-        <w:spacing w:line="254" w:lineRule="auto" w:before="17" w:after="0"/>
-        <w:ind w:left="743" w:right="532" w:hanging="360"/>
-        <w:jc w:val="left"/>
-        <w:rPr>
-          <w:sz w:val="24"/>
-        </w:rPr>
-      </w:pPr>
-      <w:hyperlink r:id="rId9">
+        <w:spacing w:before="17" w:line="254" w:lineRule="auto"/>
+        <w:ind w:right="532" w:hanging="360"/>
+        <w:rPr>
+          <w:sz w:val="24"/>
+        </w:rPr>
+      </w:pPr>
+      <w:hyperlink r:id="rId16">
         <w:r>
           <w:rPr>
             <w:color w:val="0463C1"/>
@@ -5688,7 +6845,7 @@
           <w:spacing w:val="40"/>
           <w:sz w:val="24"/>
         </w:rPr>
-        <w:t>  </w:t>
+        <w:t xml:space="preserve">  </w:t>
       </w:r>
       <w:r>
         <w:rPr>
@@ -5701,7 +6858,7 @@
           <w:spacing w:val="-4"/>
           <w:sz w:val="24"/>
         </w:rPr>
-        <w:t> </w:t>
+        <w:t xml:space="preserve"> </w:t>
       </w:r>
       <w:r>
         <w:rPr>
@@ -5714,7 +6871,7 @@
           <w:spacing w:val="-4"/>
           <w:sz w:val="24"/>
         </w:rPr>
-        <w:t> </w:t>
+        <w:t xml:space="preserve"> </w:t>
       </w:r>
       <w:r>
         <w:rPr>
@@ -5728,19 +6885,18 @@
         <w:pStyle w:val="ListParagraph"/>
         <w:numPr>
           <w:ilvl w:val="1"/>
-          <w:numId w:val="4"/>
+          <w:numId w:val="1"/>
         </w:numPr>
         <w:tabs>
-          <w:tab w:pos="743" w:val="left" w:leader="none"/>
+          <w:tab w:val="left" w:pos="743"/>
         </w:tabs>
-        <w:spacing w:line="254" w:lineRule="auto" w:before="1" w:after="0"/>
-        <w:ind w:left="743" w:right="514" w:hanging="360"/>
-        <w:jc w:val="left"/>
-        <w:rPr>
-          <w:sz w:val="24"/>
-        </w:rPr>
-      </w:pPr>
-      <w:hyperlink r:id="rId10">
+        <w:spacing w:before="1" w:line="254" w:lineRule="auto"/>
+        <w:ind w:right="514" w:hanging="360"/>
+        <w:rPr>
+          <w:sz w:val="24"/>
+        </w:rPr>
+      </w:pPr>
+      <w:hyperlink r:id="rId17">
         <w:r>
           <w:rPr>
             <w:color w:val="0463C1"/>
@@ -5757,14 +6913,14 @@
           <w:w w:val="90"/>
           <w:sz w:val="24"/>
         </w:rPr>
-        <w:t> </w:t>
-      </w:r>
-      <w:r>
-        <w:rPr>
-          <w:w w:val="90"/>
-          <w:sz w:val="24"/>
-        </w:rPr>
-        <w:t>(Accessed </w:t>
+        <w:t xml:space="preserve"> </w:t>
+      </w:r>
+      <w:r>
+        <w:rPr>
+          <w:w w:val="90"/>
+          <w:sz w:val="24"/>
+        </w:rPr>
+        <w:t xml:space="preserve">(Accessed </w:t>
       </w:r>
       <w:r>
         <w:rPr>
@@ -5775,489 +6931,20 @@
     </w:p>
     <w:sectPr>
       <w:pgSz w:w="11910" w:h="16840"/>
-      <w:pgMar w:header="0" w:footer="1264" w:top="1340" w:bottom="1460" w:left="1417" w:right="1417"/>
+      <w:pgMar w:top="1340" w:right="1417" w:bottom="1460" w:left="1417" w:header="0" w:footer="1264" w:gutter="0"/>
+      <w:cols w:space="720"/>
     </w:sectPr>
   </w:body>
 </w:document>
 </file>
 
-<file path=word/footer1.xml><?xml version="1.0" encoding="utf-8"?>
-<w:ftr xmlns:mc="http://schemas.openxmlformats.org/markup-compatibility/2006" xmlns:ve="http://schemas.openxmlformats.org/markup-compatibility/2006" xmlns:o="urn:schemas-microsoft-com:office:office" xmlns:r="http://schemas.openxmlformats.org/officeDocument/2006/relationships" xmlns:m="http://schemas.openxmlformats.org/officeDocument/2006/math" xmlns:v="urn:schemas-microsoft-com:vml" xmlns:wp="http://schemas.openxmlformats.org/drawingml/2006/wordprocessingDrawing" xmlns:w10="urn:schemas-microsoft-com:office:word" xmlns:w="http://schemas.openxmlformats.org/wordprocessingml/2006/main" xmlns:wne="http://schemas.microsoft.com/office/word/2006/wordml" xmlns:a="http://schemas.openxmlformats.org/drawingml/2006/main" xmlns:pic="http://schemas.openxmlformats.org/drawingml/2006/picture" xmlns:wpg="http://schemas.microsoft.com/office/word/2010/wordprocessingGroup" xmlns:wps="http://schemas.microsoft.com/office/word/2010/wordprocessingShape" xmlns:w14="http://schemas.microsoft.com/office/word/2010/wordml" mc:Ignorable="w14" xml:space="preserve">
-  <w:p>
-    <w:pPr>
-      <w:pStyle w:val="BodyText"/>
-      <w:spacing w:line="14" w:lineRule="auto"/>
-      <w:rPr>
-        <w:sz w:val="20"/>
-      </w:rPr>
-    </w:pPr>
-    <w:r>
-      <w:rPr>
-        <w:sz w:val="20"/>
-      </w:rPr>
-      <mc:AlternateContent>
-        <mc:Choice Requires="wps">
-          <w:drawing>
-            <wp:anchor distT="0" distB="0" distL="0" distR="0" allowOverlap="1" layoutInCell="1" locked="0" behindDoc="1" simplePos="0" relativeHeight="487445504">
-              <wp:simplePos x="0" y="0"/>
-              <wp:positionH relativeFrom="page">
-                <wp:posOffset>895985</wp:posOffset>
-              </wp:positionH>
-              <wp:positionV relativeFrom="page">
-                <wp:posOffset>9715068</wp:posOffset>
-              </wp:positionV>
-              <wp:extent cx="5768340" cy="1270"/>
-              <wp:effectExtent l="0" t="0" r="0" b="0"/>
-              <wp:wrapNone/>
-              <wp:docPr id="1" name="Graphic 1"/>
-              <wp:cNvGraphicFramePr>
-                <a:graphicFrameLocks/>
-              </wp:cNvGraphicFramePr>
-              <a:graphic>
-                <a:graphicData uri="http://schemas.microsoft.com/office/word/2010/wordprocessingShape">
-                  <wps:wsp>
-                    <wps:cNvPr id="1" name="Graphic 1"/>
-                    <wps:cNvSpPr/>
-                    <wps:spPr>
-                      <a:xfrm>
-                        <a:off x="0" y="0"/>
-                        <a:ext cx="5768340" cy="1270"/>
-                      </a:xfrm>
-                      <a:custGeom>
-                        <a:avLst/>
-                        <a:gdLst/>
-                        <a:ahLst/>
-                        <a:cxnLst/>
-                        <a:rect l="l" t="t" r="r" b="b"/>
-                        <a:pathLst>
-                          <a:path w="5768340" h="0">
-                            <a:moveTo>
-                              <a:pt x="0" y="0"/>
-                            </a:moveTo>
-                            <a:lnTo>
-                              <a:pt x="5768340" y="0"/>
-                            </a:lnTo>
-                          </a:path>
-                        </a:pathLst>
-                      </a:custGeom>
-                      <a:ln w="6350">
-                        <a:solidFill>
-                          <a:srgbClr val="D9D9D9"/>
-                        </a:solidFill>
-                        <a:prstDash val="solid"/>
-                      </a:ln>
-                    </wps:spPr>
-                    <wps:bodyPr wrap="square" lIns="0" tIns="0" rIns="0" bIns="0" rtlCol="0">
-                      <a:prstTxWarp prst="textNoShape">
-                        <a:avLst/>
-                      </a:prstTxWarp>
-                      <a:noAutofit/>
-                    </wps:bodyPr>
-                  </wps:wsp>
-                </a:graphicData>
-              </a:graphic>
-            </wp:anchor>
-          </w:drawing>
-        </mc:Choice>
-        <mc:Fallback>
-          <w:pict>
-            <v:line style="position:absolute;mso-position-horizontal-relative:page;mso-position-vertical-relative:page;z-index:-15870976" from="70.550003pt,764.966003pt" to="524.750003pt,764.966003pt" stroked="true" strokeweight=".5pt" strokecolor="#d9d9d9">
-              <v:stroke dashstyle="solid"/>
-              <w10:wrap type="none"/>
-            </v:line>
-          </w:pict>
-        </mc:Fallback>
-      </mc:AlternateContent>
-    </w:r>
-    <w:r>
-      <w:rPr>
-        <w:sz w:val="20"/>
-      </w:rPr>
-      <mc:AlternateContent>
-        <mc:Choice Requires="wps">
-          <w:drawing>
-            <wp:anchor distT="0" distB="0" distL="0" distR="0" allowOverlap="1" layoutInCell="1" locked="0" behindDoc="1" simplePos="0" relativeHeight="487446016">
-              <wp:simplePos x="0" y="0"/>
-              <wp:positionH relativeFrom="page">
-                <wp:posOffset>901700</wp:posOffset>
-              </wp:positionH>
-              <wp:positionV relativeFrom="page">
-                <wp:posOffset>9746488</wp:posOffset>
-              </wp:positionV>
-              <wp:extent cx="1113790" cy="165100"/>
-              <wp:effectExtent l="0" t="0" r="0" b="0"/>
-              <wp:wrapNone/>
-              <wp:docPr id="2" name="Textbox 2"/>
-              <wp:cNvGraphicFramePr>
-                <a:graphicFrameLocks/>
-              </wp:cNvGraphicFramePr>
-              <a:graphic>
-                <a:graphicData uri="http://schemas.microsoft.com/office/word/2010/wordprocessingShape">
-                  <wps:wsp>
-                    <wps:cNvPr id="2" name="Textbox 2"/>
-                    <wps:cNvSpPr txBox="1"/>
-                    <wps:spPr>
-                      <a:xfrm>
-                        <a:off x="0" y="0"/>
-                        <a:ext cx="1113790" cy="165100"/>
-                      </a:xfrm>
-                      <a:prstGeom prst="rect">
-                        <a:avLst/>
-                      </a:prstGeom>
-                    </wps:spPr>
-                    <wps:txbx>
-                      <w:txbxContent>
-                        <w:p>
-                          <w:pPr>
-                            <w:spacing w:line="232" w:lineRule="exact" w:before="0"/>
-                            <w:ind w:left="20" w:right="0" w:firstLine="0"/>
-                            <w:jc w:val="left"/>
-                            <w:rPr>
-                              <w:sz w:val="22"/>
-                            </w:rPr>
-                          </w:pPr>
-                          <w:r>
-                            <w:rPr>
-                              <w:w w:val="90"/>
-                              <w:sz w:val="22"/>
-                            </w:rPr>
-                            <w:t>Abdirahman</w:t>
-                          </w:r>
-                          <w:r>
-                            <w:rPr>
-                              <w:spacing w:val="11"/>
-                              <w:sz w:val="22"/>
-                            </w:rPr>
-                            <w:t> </w:t>
-                          </w:r>
-                          <w:r>
-                            <w:rPr>
-                              <w:spacing w:val="-2"/>
-                              <w:w w:val="90"/>
-                              <w:sz w:val="22"/>
-                            </w:rPr>
-                            <w:t>Jimale</w:t>
-                          </w:r>
-                        </w:p>
-                      </w:txbxContent>
-                    </wps:txbx>
-                    <wps:bodyPr wrap="square" lIns="0" tIns="0" rIns="0" bIns="0" rtlCol="0">
-                      <a:noAutofit/>
-                    </wps:bodyPr>
-                  </wps:wsp>
-                </a:graphicData>
-              </a:graphic>
-            </wp:anchor>
-          </w:drawing>
-        </mc:Choice>
-        <mc:Fallback>
-          <w:pict>
-            <v:shapetype id="_x0000_t202" o:spt="202" coordsize="21600,21600" path="m,l,21600r21600,l21600,xe">
-              <v:stroke joinstyle="miter"/>
-              <v:path gradientshapeok="t" o:connecttype="rect"/>
-            </v:shapetype>
-            <v:shape style="position:absolute;margin-left:71pt;margin-top:767.440002pt;width:87.7pt;height:13pt;mso-position-horizontal-relative:page;mso-position-vertical-relative:page;z-index:-15870464" type="#_x0000_t202" id="docshape1" filled="false" stroked="false">
-              <v:textbox inset="0,0,0,0">
-                <w:txbxContent>
-                  <w:p>
-                    <w:pPr>
-                      <w:spacing w:line="232" w:lineRule="exact" w:before="0"/>
-                      <w:ind w:left="20" w:right="0" w:firstLine="0"/>
-                      <w:jc w:val="left"/>
-                      <w:rPr>
-                        <w:sz w:val="22"/>
-                      </w:rPr>
-                    </w:pPr>
-                    <w:r>
-                      <w:rPr>
-                        <w:w w:val="90"/>
-                        <w:sz w:val="22"/>
-                      </w:rPr>
-                      <w:t>Abdirahman</w:t>
-                    </w:r>
-                    <w:r>
-                      <w:rPr>
-                        <w:spacing w:val="11"/>
-                        <w:sz w:val="22"/>
-                      </w:rPr>
-                      <w:t> </w:t>
-                    </w:r>
-                    <w:r>
-                      <w:rPr>
-                        <w:spacing w:val="-2"/>
-                        <w:w w:val="90"/>
-                        <w:sz w:val="22"/>
-                      </w:rPr>
-                      <w:t>Jimale</w:t>
-                    </w:r>
-                  </w:p>
-                </w:txbxContent>
-              </v:textbox>
-              <w10:wrap type="none"/>
-            </v:shape>
-          </w:pict>
-        </mc:Fallback>
-      </mc:AlternateContent>
-    </w:r>
-    <w:r>
-      <w:rPr>
-        <w:sz w:val="20"/>
-      </w:rPr>
-      <mc:AlternateContent>
-        <mc:Choice Requires="wps">
-          <w:drawing>
-            <wp:anchor distT="0" distB="0" distL="0" distR="0" allowOverlap="1" layoutInCell="1" locked="0" behindDoc="1" simplePos="0" relativeHeight="487446528">
-              <wp:simplePos x="0" y="0"/>
-              <wp:positionH relativeFrom="page">
-                <wp:posOffset>3800850</wp:posOffset>
-              </wp:positionH>
-              <wp:positionV relativeFrom="page">
-                <wp:posOffset>9746488</wp:posOffset>
-              </wp:positionV>
-              <wp:extent cx="167640" cy="165100"/>
-              <wp:effectExtent l="0" t="0" r="0" b="0"/>
-              <wp:wrapNone/>
-              <wp:docPr id="3" name="Textbox 3"/>
-              <wp:cNvGraphicFramePr>
-                <a:graphicFrameLocks/>
-              </wp:cNvGraphicFramePr>
-              <a:graphic>
-                <a:graphicData uri="http://schemas.microsoft.com/office/word/2010/wordprocessingShape">
-                  <wps:wsp>
-                    <wps:cNvPr id="3" name="Textbox 3"/>
-                    <wps:cNvSpPr txBox="1"/>
-                    <wps:spPr>
-                      <a:xfrm>
-                        <a:off x="0" y="0"/>
-                        <a:ext cx="167640" cy="165100"/>
-                      </a:xfrm>
-                      <a:prstGeom prst="rect">
-                        <a:avLst/>
-                      </a:prstGeom>
-                    </wps:spPr>
-                    <wps:txbx>
-                      <w:txbxContent>
-                        <w:p>
-                          <w:pPr>
-                            <w:spacing w:line="232" w:lineRule="exact" w:before="0"/>
-                            <w:ind w:left="20" w:right="0" w:firstLine="0"/>
-                            <w:jc w:val="left"/>
-                            <w:rPr>
-                              <w:sz w:val="22"/>
-                            </w:rPr>
-                          </w:pPr>
-                          <w:r>
-                            <w:rPr>
-                              <w:spacing w:val="-7"/>
-                              <w:sz w:val="22"/>
-                            </w:rPr>
-                            <w:fldChar w:fldCharType="begin"/>
-                          </w:r>
-                          <w:r>
-                            <w:rPr>
-                              <w:spacing w:val="-7"/>
-                              <w:sz w:val="22"/>
-                            </w:rPr>
-                            <w:instrText> PAGE </w:instrText>
-                          </w:r>
-                          <w:r>
-                            <w:rPr>
-                              <w:spacing w:val="-7"/>
-                              <w:sz w:val="22"/>
-                            </w:rPr>
-                            <w:fldChar w:fldCharType="separate"/>
-                          </w:r>
-                          <w:r>
-                            <w:rPr>
-                              <w:spacing w:val="-7"/>
-                              <w:sz w:val="22"/>
-                            </w:rPr>
-                            <w:t>10</w:t>
-                          </w:r>
-                          <w:r>
-                            <w:rPr>
-                              <w:spacing w:val="-7"/>
-                              <w:sz w:val="22"/>
-                            </w:rPr>
-                            <w:fldChar w:fldCharType="end"/>
-                          </w:r>
-                        </w:p>
-                      </w:txbxContent>
-                    </wps:txbx>
-                    <wps:bodyPr wrap="square" lIns="0" tIns="0" rIns="0" bIns="0" rtlCol="0">
-                      <a:noAutofit/>
-                    </wps:bodyPr>
-                  </wps:wsp>
-                </a:graphicData>
-              </a:graphic>
-            </wp:anchor>
-          </w:drawing>
-        </mc:Choice>
-        <mc:Fallback>
-          <w:pict>
-            <v:shape style="position:absolute;margin-left:299.279602pt;margin-top:767.440002pt;width:13.2pt;height:13pt;mso-position-horizontal-relative:page;mso-position-vertical-relative:page;z-index:-15869952" type="#_x0000_t202" id="docshape2" filled="false" stroked="false">
-              <v:textbox inset="0,0,0,0">
-                <w:txbxContent>
-                  <w:p>
-                    <w:pPr>
-                      <w:spacing w:line="232" w:lineRule="exact" w:before="0"/>
-                      <w:ind w:left="20" w:right="0" w:firstLine="0"/>
-                      <w:jc w:val="left"/>
-                      <w:rPr>
-                        <w:sz w:val="22"/>
-                      </w:rPr>
-                    </w:pPr>
-                    <w:r>
-                      <w:rPr>
-                        <w:spacing w:val="-7"/>
-                        <w:sz w:val="22"/>
-                      </w:rPr>
-                      <w:fldChar w:fldCharType="begin"/>
-                    </w:r>
-                    <w:r>
-                      <w:rPr>
-                        <w:spacing w:val="-7"/>
-                        <w:sz w:val="22"/>
-                      </w:rPr>
-                      <w:instrText> PAGE </w:instrText>
-                    </w:r>
-                    <w:r>
-                      <w:rPr>
-                        <w:spacing w:val="-7"/>
-                        <w:sz w:val="22"/>
-                      </w:rPr>
-                      <w:fldChar w:fldCharType="separate"/>
-                    </w:r>
-                    <w:r>
-                      <w:rPr>
-                        <w:spacing w:val="-7"/>
-                        <w:sz w:val="22"/>
-                      </w:rPr>
-                      <w:t>10</w:t>
-                    </w:r>
-                    <w:r>
-                      <w:rPr>
-                        <w:spacing w:val="-7"/>
-                        <w:sz w:val="22"/>
-                      </w:rPr>
-                      <w:fldChar w:fldCharType="end"/>
-                    </w:r>
-                  </w:p>
-                </w:txbxContent>
-              </v:textbox>
-              <w10:wrap type="none"/>
-            </v:shape>
-          </w:pict>
-        </mc:Fallback>
-      </mc:AlternateContent>
-    </w:r>
-    <w:r>
-      <w:rPr>
-        <w:sz w:val="20"/>
-      </w:rPr>
-      <mc:AlternateContent>
-        <mc:Choice Requires="wps">
-          <w:drawing>
-            <wp:anchor distT="0" distB="0" distL="0" distR="0" allowOverlap="1" layoutInCell="1" locked="0" behindDoc="1" simplePos="0" relativeHeight="487447040">
-              <wp:simplePos x="0" y="0"/>
-              <wp:positionH relativeFrom="page">
-                <wp:posOffset>6064410</wp:posOffset>
-              </wp:positionH>
-              <wp:positionV relativeFrom="page">
-                <wp:posOffset>9746488</wp:posOffset>
-              </wp:positionV>
-              <wp:extent cx="593725" cy="165100"/>
-              <wp:effectExtent l="0" t="0" r="0" b="0"/>
-              <wp:wrapNone/>
-              <wp:docPr id="4" name="Textbox 4"/>
-              <wp:cNvGraphicFramePr>
-                <a:graphicFrameLocks/>
-              </wp:cNvGraphicFramePr>
-              <a:graphic>
-                <a:graphicData uri="http://schemas.microsoft.com/office/word/2010/wordprocessingShape">
-                  <wps:wsp>
-                    <wps:cNvPr id="4" name="Textbox 4"/>
-                    <wps:cNvSpPr txBox="1"/>
-                    <wps:spPr>
-                      <a:xfrm>
-                        <a:off x="0" y="0"/>
-                        <a:ext cx="593725" cy="165100"/>
-                      </a:xfrm>
-                      <a:prstGeom prst="rect">
-                        <a:avLst/>
-                      </a:prstGeom>
-                    </wps:spPr>
-                    <wps:txbx>
-                      <w:txbxContent>
-                        <w:p>
-                          <w:pPr>
-                            <w:spacing w:line="232" w:lineRule="exact" w:before="0"/>
-                            <w:ind w:left="20" w:right="0" w:firstLine="0"/>
-                            <w:jc w:val="left"/>
-                            <w:rPr>
-                              <w:sz w:val="22"/>
-                            </w:rPr>
-                          </w:pPr>
-                          <w:r>
-                            <w:rPr>
-                              <w:spacing w:val="-2"/>
-                              <w:w w:val="90"/>
-                              <w:sz w:val="22"/>
-                            </w:rPr>
-                            <w:t>K2557660</w:t>
-                          </w:r>
-                        </w:p>
-                      </w:txbxContent>
-                    </wps:txbx>
-                    <wps:bodyPr wrap="square" lIns="0" tIns="0" rIns="0" bIns="0" rtlCol="0">
-                      <a:noAutofit/>
-                    </wps:bodyPr>
-                  </wps:wsp>
-                </a:graphicData>
-              </a:graphic>
-            </wp:anchor>
-          </w:drawing>
-        </mc:Choice>
-        <mc:Fallback>
-          <w:pict>
-            <v:shape style="position:absolute;margin-left:477.512604pt;margin-top:767.440002pt;width:46.75pt;height:13pt;mso-position-horizontal-relative:page;mso-position-vertical-relative:page;z-index:-15869440" type="#_x0000_t202" id="docshape3" filled="false" stroked="false">
-              <v:textbox inset="0,0,0,0">
-                <w:txbxContent>
-                  <w:p>
-                    <w:pPr>
-                      <w:spacing w:line="232" w:lineRule="exact" w:before="0"/>
-                      <w:ind w:left="20" w:right="0" w:firstLine="0"/>
-                      <w:jc w:val="left"/>
-                      <w:rPr>
-                        <w:sz w:val="22"/>
-                      </w:rPr>
-                    </w:pPr>
-                    <w:r>
-                      <w:rPr>
-                        <w:spacing w:val="-2"/>
-                        <w:w w:val="90"/>
-                        <w:sz w:val="22"/>
-                      </w:rPr>
-                      <w:t>K2557660</w:t>
-                    </w:r>
-                  </w:p>
-                </w:txbxContent>
-              </v:textbox>
-              <w10:wrap type="none"/>
-            </v:shape>
-          </w:pict>
-        </mc:Fallback>
-      </mc:AlternateContent>
-    </w:r>
-  </w:p>
-</w:ftr>
-</file>
-
 <file path=word/numbering.xml><?xml version="1.0" encoding="utf-8"?>
-<w:numbering xmlns:ve="http://schemas.openxmlformats.org/markup-compatibility/2006" xmlns:o="urn:schemas-microsoft-com:office:office" xmlns:r="http://schemas.openxmlformats.org/officeDocument/2006/relationships" xmlns:m="http://schemas.openxmlformats.org/officeDocument/2006/math" xmlns:v="urn:schemas-microsoft-com:vml" xmlns:wp="http://schemas.openxmlformats.org/drawingml/2006/wordprocessingDrawing" xmlns:w10="urn:schemas-microsoft-com:office:word" xmlns:w="http://schemas.openxmlformats.org/wordprocessingml/2006/main" xmlns:wne="http://schemas.microsoft.com/office/word/2006/wordml">
-  <w:abstractNum w:abstractNumId="3">
+<w:numbering xmlns:wpc="http://schemas.microsoft.com/office/word/2010/wordprocessingCanvas" xmlns:cx="http://schemas.microsoft.com/office/drawing/2014/chartex" xmlns:cx1="http://schemas.microsoft.com/office/drawing/2015/9/8/chartex" xmlns:cx2="http://schemas.microsoft.com/office/drawing/2015/10/21/chartex" xmlns:cx3="http://schemas.microsoft.com/office/drawing/2016/5/9/chartex" xmlns:cx4="http://schemas.microsoft.com/office/drawing/2016/5/10/chartex" xmlns:cx5="http://schemas.microsoft.com/office/drawing/2016/5/11/chartex" xmlns:cx6="http://schemas.microsoft.com/office/drawing/2016/5/12/chartex" xmlns:cx7="http://schemas.microsoft.com/office/drawing/2016/5/13/chartex" xmlns:cx8="http://schemas.microsoft.com/office/drawing/2016/5/14/chartex" xmlns:mc="http://schemas.openxmlformats.org/markup-compatibility/2006" xmlns:aink="http://schemas.microsoft.com/office/drawing/2016/ink" xmlns:am3d="http://schemas.microsoft.com/office/drawing/2017/model3d" xmlns:o="urn:schemas-microsoft-com:office:office" xmlns:oel="http://schemas.microsoft.com/office/2019/extlst" xmlns:r="http://schemas.openxmlformats.org/officeDocument/2006/relationships" xmlns:m="http://schemas.openxmlformats.org/officeDocument/2006/math" xmlns:v="urn:schemas-microsoft-com:vml" xmlns:wp14="http://schemas.microsoft.com/office/word/2010/wordprocessingDrawing" xmlns:wp="http://schemas.openxmlformats.org/drawingml/2006/wordprocessingDrawing" xmlns:w10="urn:schemas-microsoft-com:office:word" xmlns:w="http://schemas.openxmlformats.org/wordprocessingml/2006/main" xmlns:w14="http://schemas.microsoft.com/office/word/2010/wordml" xmlns:w15="http://schemas.microsoft.com/office/word/2012/wordml" xmlns:w16cex="http://schemas.microsoft.com/office/word/2018/wordml/cex" xmlns:w16cid="http://schemas.microsoft.com/office/word/2016/wordml/cid" xmlns:w16="http://schemas.microsoft.com/office/word/2018/wordml" xmlns:w16du="http://schemas.microsoft.com/office/word/2023/wordml/word16du" xmlns:w16sdtdh="http://schemas.microsoft.com/office/word/2020/wordml/sdtdatahash" xmlns:w16sdtfl="http://schemas.microsoft.com/office/word/2024/wordml/sdtformatlock" xmlns:w16se="http://schemas.microsoft.com/office/word/2015/wordml/symex" xmlns:wpg="http://schemas.microsoft.com/office/word/2010/wordprocessingGroup" xmlns:wpi="http://schemas.microsoft.com/office/word/2010/wordprocessingInk" xmlns:wne="http://schemas.microsoft.com/office/word/2006/wordml" xmlns:wps="http://schemas.microsoft.com/office/word/2010/wordprocessingShape" mc:Ignorable="w14 w15 w16se w16cid w16 w16cex w16sdtdh w16sdtfl w16du wp14">
+  <w:abstractNum w:abstractNumId="0" w15:restartNumberingAfterBreak="0">
+    <w:nsid w:val="07114F63"/>
     <w:multiLevelType w:val="hybridMultilevel"/>
-    <w:lvl w:ilvl="0">
+    <w:tmpl w:val="AF5A7E12"/>
+    <w:lvl w:ilvl="0" w:tplc="E318D2DC">
       <w:start w:val="1"/>
       <w:numFmt w:val="decimal"/>
       <w:lvlText w:val="%1."/>
@@ -6267,7 +6954,7 @@
         <w:jc w:val="left"/>
       </w:pPr>
       <w:rPr>
-        <w:rFonts w:hint="default" w:ascii="Arial" w:hAnsi="Arial" w:eastAsia="Arial" w:cs="Arial"/>
+        <w:rFonts w:ascii="Arial" w:eastAsia="Arial" w:hAnsi="Arial" w:cs="Arial" w:hint="default"/>
         <w:b w:val="0"/>
         <w:bCs w:val="0"/>
         <w:i w:val="0"/>
@@ -6279,8 +6966,7 @@
         <w:lang w:val="en-US" w:eastAsia="en-US" w:bidi="ar-SA"/>
       </w:rPr>
     </w:lvl>
-    <w:lvl w:ilvl="1">
-      <w:start w:val="0"/>
+    <w:lvl w:ilvl="1" w:tplc="E9C0F9F0">
       <w:numFmt w:val="bullet"/>
       <w:lvlText w:val="•"/>
       <w:lvlJc w:val="left"/>
@@ -6288,7 +6974,7 @@
         <w:ind w:left="743" w:hanging="361"/>
       </w:pPr>
       <w:rPr>
-        <w:rFonts w:hint="default" w:ascii="Arial" w:hAnsi="Arial" w:eastAsia="Arial" w:cs="Arial"/>
+        <w:rFonts w:ascii="Arial" w:eastAsia="Arial" w:hAnsi="Arial" w:cs="Arial" w:hint="default"/>
         <w:b w:val="0"/>
         <w:bCs w:val="0"/>
         <w:i w:val="0"/>
@@ -6300,8 +6986,7 @@
         <w:lang w:val="en-US" w:eastAsia="en-US" w:bidi="ar-SA"/>
       </w:rPr>
     </w:lvl>
-    <w:lvl w:ilvl="2">
-      <w:start w:val="0"/>
+    <w:lvl w:ilvl="2" w:tplc="05A272A8">
       <w:numFmt w:val="bullet"/>
       <w:lvlText w:val="•"/>
       <w:lvlJc w:val="left"/>
@@ -6313,8 +6998,7 @@
         <w:lang w:val="en-US" w:eastAsia="en-US" w:bidi="ar-SA"/>
       </w:rPr>
     </w:lvl>
-    <w:lvl w:ilvl="3">
-      <w:start w:val="0"/>
+    <w:lvl w:ilvl="3" w:tplc="090C83FE">
       <w:numFmt w:val="bullet"/>
       <w:lvlText w:val="•"/>
       <w:lvlJc w:val="left"/>
@@ -6326,8 +7010,7 @@
         <w:lang w:val="en-US" w:eastAsia="en-US" w:bidi="ar-SA"/>
       </w:rPr>
     </w:lvl>
-    <w:lvl w:ilvl="4">
-      <w:start w:val="0"/>
+    <w:lvl w:ilvl="4" w:tplc="082E1702">
       <w:numFmt w:val="bullet"/>
       <w:lvlText w:val="•"/>
       <w:lvlJc w:val="left"/>
@@ -6339,8 +7022,7 @@
         <w:lang w:val="en-US" w:eastAsia="en-US" w:bidi="ar-SA"/>
       </w:rPr>
     </w:lvl>
-    <w:lvl w:ilvl="5">
-      <w:start w:val="0"/>
+    <w:lvl w:ilvl="5" w:tplc="EBA6C082">
       <w:numFmt w:val="bullet"/>
       <w:lvlText w:val="•"/>
       <w:lvlJc w:val="left"/>
@@ -6352,8 +7034,7 @@
         <w:lang w:val="en-US" w:eastAsia="en-US" w:bidi="ar-SA"/>
       </w:rPr>
     </w:lvl>
-    <w:lvl w:ilvl="6">
-      <w:start w:val="0"/>
+    <w:lvl w:ilvl="6" w:tplc="C8982E02">
       <w:numFmt w:val="bullet"/>
       <w:lvlText w:val="•"/>
       <w:lvlJc w:val="left"/>
@@ -6365,8 +7046,7 @@
         <w:lang w:val="en-US" w:eastAsia="en-US" w:bidi="ar-SA"/>
       </w:rPr>
     </w:lvl>
-    <w:lvl w:ilvl="7">
-      <w:start w:val="0"/>
+    <w:lvl w:ilvl="7" w:tplc="5912770E">
       <w:numFmt w:val="bullet"/>
       <w:lvlText w:val="•"/>
       <w:lvlJc w:val="left"/>
@@ -6378,8 +7058,7 @@
         <w:lang w:val="en-US" w:eastAsia="en-US" w:bidi="ar-SA"/>
       </w:rPr>
     </w:lvl>
-    <w:lvl w:ilvl="8">
-      <w:start w:val="0"/>
+    <w:lvl w:ilvl="8" w:tplc="E1889C1C">
       <w:numFmt w:val="bullet"/>
       <w:lvlText w:val="•"/>
       <w:lvlJc w:val="left"/>
@@ -6392,8 +7071,131 @@
       </w:rPr>
     </w:lvl>
   </w:abstractNum>
-  <w:abstractNum w:abstractNumId="2">
+  <w:abstractNum w:abstractNumId="1" w15:restartNumberingAfterBreak="0">
+    <w:nsid w:val="5ECD2E7D"/>
     <w:multiLevelType w:val="hybridMultilevel"/>
+    <w:tmpl w:val="40627886"/>
+    <w:lvl w:ilvl="0" w:tplc="2F4CD250">
+      <w:numFmt w:val="bullet"/>
+      <w:lvlText w:val="•"/>
+      <w:lvlJc w:val="left"/>
+      <w:pPr>
+        <w:ind w:left="743" w:hanging="360"/>
+      </w:pPr>
+      <w:rPr>
+        <w:rFonts w:ascii="Arial" w:eastAsia="Arial" w:hAnsi="Arial" w:cs="Arial" w:hint="default"/>
+        <w:b w:val="0"/>
+        <w:bCs w:val="0"/>
+        <w:i w:val="0"/>
+        <w:iCs w:val="0"/>
+        <w:spacing w:val="0"/>
+        <w:w w:val="131"/>
+        <w:sz w:val="22"/>
+        <w:szCs w:val="22"/>
+        <w:lang w:val="en-US" w:eastAsia="en-US" w:bidi="ar-SA"/>
+      </w:rPr>
+    </w:lvl>
+    <w:lvl w:ilvl="1" w:tplc="E62A8EBA">
+      <w:numFmt w:val="bullet"/>
+      <w:lvlText w:val="•"/>
+      <w:lvlJc w:val="left"/>
+      <w:pPr>
+        <w:ind w:left="1573" w:hanging="360"/>
+      </w:pPr>
+      <w:rPr>
+        <w:rFonts w:hint="default"/>
+        <w:lang w:val="en-US" w:eastAsia="en-US" w:bidi="ar-SA"/>
+      </w:rPr>
+    </w:lvl>
+    <w:lvl w:ilvl="2" w:tplc="01A4325C">
+      <w:numFmt w:val="bullet"/>
+      <w:lvlText w:val="•"/>
+      <w:lvlJc w:val="left"/>
+      <w:pPr>
+        <w:ind w:left="2406" w:hanging="360"/>
+      </w:pPr>
+      <w:rPr>
+        <w:rFonts w:hint="default"/>
+        <w:lang w:val="en-US" w:eastAsia="en-US" w:bidi="ar-SA"/>
+      </w:rPr>
+    </w:lvl>
+    <w:lvl w:ilvl="3" w:tplc="760E5F4C">
+      <w:numFmt w:val="bullet"/>
+      <w:lvlText w:val="•"/>
+      <w:lvlJc w:val="left"/>
+      <w:pPr>
+        <w:ind w:left="3239" w:hanging="360"/>
+      </w:pPr>
+      <w:rPr>
+        <w:rFonts w:hint="default"/>
+        <w:lang w:val="en-US" w:eastAsia="en-US" w:bidi="ar-SA"/>
+      </w:rPr>
+    </w:lvl>
+    <w:lvl w:ilvl="4" w:tplc="641608CC">
+      <w:numFmt w:val="bullet"/>
+      <w:lvlText w:val="•"/>
+      <w:lvlJc w:val="left"/>
+      <w:pPr>
+        <w:ind w:left="4072" w:hanging="360"/>
+      </w:pPr>
+      <w:rPr>
+        <w:rFonts w:hint="default"/>
+        <w:lang w:val="en-US" w:eastAsia="en-US" w:bidi="ar-SA"/>
+      </w:rPr>
+    </w:lvl>
+    <w:lvl w:ilvl="5" w:tplc="C59C9E70">
+      <w:numFmt w:val="bullet"/>
+      <w:lvlText w:val="•"/>
+      <w:lvlJc w:val="left"/>
+      <w:pPr>
+        <w:ind w:left="4906" w:hanging="360"/>
+      </w:pPr>
+      <w:rPr>
+        <w:rFonts w:hint="default"/>
+        <w:lang w:val="en-US" w:eastAsia="en-US" w:bidi="ar-SA"/>
+      </w:rPr>
+    </w:lvl>
+    <w:lvl w:ilvl="6" w:tplc="99E44E2E">
+      <w:numFmt w:val="bullet"/>
+      <w:lvlText w:val="•"/>
+      <w:lvlJc w:val="left"/>
+      <w:pPr>
+        <w:ind w:left="5739" w:hanging="360"/>
+      </w:pPr>
+      <w:rPr>
+        <w:rFonts w:hint="default"/>
+        <w:lang w:val="en-US" w:eastAsia="en-US" w:bidi="ar-SA"/>
+      </w:rPr>
+    </w:lvl>
+    <w:lvl w:ilvl="7" w:tplc="C0646D86">
+      <w:numFmt w:val="bullet"/>
+      <w:lvlText w:val="•"/>
+      <w:lvlJc w:val="left"/>
+      <w:pPr>
+        <w:ind w:left="6572" w:hanging="360"/>
+      </w:pPr>
+      <w:rPr>
+        <w:rFonts w:hint="default"/>
+        <w:lang w:val="en-US" w:eastAsia="en-US" w:bidi="ar-SA"/>
+      </w:rPr>
+    </w:lvl>
+    <w:lvl w:ilvl="8" w:tplc="123CCA38">
+      <w:numFmt w:val="bullet"/>
+      <w:lvlText w:val="•"/>
+      <w:lvlJc w:val="left"/>
+      <w:pPr>
+        <w:ind w:left="7405" w:hanging="360"/>
+      </w:pPr>
+      <w:rPr>
+        <w:rFonts w:hint="default"/>
+        <w:lang w:val="en-US" w:eastAsia="en-US" w:bidi="ar-SA"/>
+      </w:rPr>
+    </w:lvl>
+  </w:abstractNum>
+  <w:abstractNum w:abstractNumId="2" w15:restartNumberingAfterBreak="0">
+    <w:nsid w:val="6DD30229"/>
+    <w:multiLevelType w:val="multilevel"/>
+    <w:tmpl w:val="FD007888"/>
     <w:lvl w:ilvl="0">
       <w:start w:val="2"/>
       <w:numFmt w:val="decimal"/>
@@ -6418,7 +7220,7 @@
         <w:jc w:val="left"/>
       </w:pPr>
       <w:rPr>
-        <w:rFonts w:hint="default" w:ascii="Arial" w:hAnsi="Arial" w:eastAsia="Arial" w:cs="Arial"/>
+        <w:rFonts w:ascii="Arial" w:eastAsia="Arial" w:hAnsi="Arial" w:cs="Arial" w:hint="default"/>
         <w:b w:val="0"/>
         <w:bCs w:val="0"/>
         <w:i w:val="0"/>
@@ -6441,7 +7243,7 @@
         <w:jc w:val="left"/>
       </w:pPr>
       <w:rPr>
-        <w:rFonts w:hint="default" w:ascii="Arial" w:hAnsi="Arial" w:eastAsia="Arial" w:cs="Arial"/>
+        <w:rFonts w:ascii="Arial" w:eastAsia="Arial" w:hAnsi="Arial" w:cs="Arial" w:hint="default"/>
         <w:b w:val="0"/>
         <w:bCs w:val="0"/>
         <w:i w:val="0"/>
@@ -6455,7 +7257,6 @@
       </w:rPr>
     </w:lvl>
     <w:lvl w:ilvl="3">
-      <w:start w:val="0"/>
       <w:numFmt w:val="bullet"/>
       <w:lvlText w:val="•"/>
       <w:lvlJc w:val="left"/>
@@ -6468,7 +7269,6 @@
       </w:rPr>
     </w:lvl>
     <w:lvl w:ilvl="4">
-      <w:start w:val="0"/>
       <w:numFmt w:val="bullet"/>
       <w:lvlText w:val="•"/>
       <w:lvlJc w:val="left"/>
@@ -6481,7 +7281,6 @@
       </w:rPr>
     </w:lvl>
     <w:lvl w:ilvl="5">
-      <w:start w:val="0"/>
       <w:numFmt w:val="bullet"/>
       <w:lvlText w:val="•"/>
       <w:lvlJc w:val="left"/>
@@ -6494,7 +7293,6 @@
       </w:rPr>
     </w:lvl>
     <w:lvl w:ilvl="6">
-      <w:start w:val="0"/>
       <w:numFmt w:val="bullet"/>
       <w:lvlText w:val="•"/>
       <w:lvlJc w:val="left"/>
@@ -6507,7 +7305,6 @@
       </w:rPr>
     </w:lvl>
     <w:lvl w:ilvl="7">
-      <w:start w:val="0"/>
       <w:numFmt w:val="bullet"/>
       <w:lvlText w:val="•"/>
       <w:lvlJc w:val="left"/>
@@ -6520,7 +7317,6 @@
       </w:rPr>
     </w:lvl>
     <w:lvl w:ilvl="8">
-      <w:start w:val="0"/>
       <w:numFmt w:val="bullet"/>
       <w:lvlText w:val="•"/>
       <w:lvlJc w:val="left"/>
@@ -6533,146 +7329,19 @@
       </w:rPr>
     </w:lvl>
   </w:abstractNum>
-  <w:abstractNum w:abstractNumId="1">
+  <w:abstractNum w:abstractNumId="3" w15:restartNumberingAfterBreak="0">
+    <w:nsid w:val="7D446EFF"/>
     <w:multiLevelType w:val="hybridMultilevel"/>
-    <w:lvl w:ilvl="0">
-      <w:start w:val="0"/>
+    <w:tmpl w:val="11F2DD82"/>
+    <w:lvl w:ilvl="0" w:tplc="73589292">
       <w:numFmt w:val="bullet"/>
       <w:lvlText w:val="•"/>
       <w:lvlJc w:val="left"/>
       <w:pPr>
-        <w:ind w:left="743" w:hanging="360"/>
+        <w:ind w:left="455" w:hanging="360"/>
       </w:pPr>
       <w:rPr>
-        <w:rFonts w:hint="default" w:ascii="Arial" w:hAnsi="Arial" w:eastAsia="Arial" w:cs="Arial"/>
-        <w:b w:val="0"/>
-        <w:bCs w:val="0"/>
-        <w:i w:val="0"/>
-        <w:iCs w:val="0"/>
-        <w:spacing w:val="0"/>
-        <w:w w:val="131"/>
-        <w:sz w:val="22"/>
-        <w:szCs w:val="22"/>
-        <w:lang w:val="en-US" w:eastAsia="en-US" w:bidi="ar-SA"/>
-      </w:rPr>
-    </w:lvl>
-    <w:lvl w:ilvl="1">
-      <w:start w:val="0"/>
-      <w:numFmt w:val="bullet"/>
-      <w:lvlText w:val="•"/>
-      <w:lvlJc w:val="left"/>
-      <w:pPr>
-        <w:ind w:left="1573" w:hanging="360"/>
-      </w:pPr>
-      <w:rPr>
-        <w:rFonts w:hint="default"/>
-        <w:lang w:val="en-US" w:eastAsia="en-US" w:bidi="ar-SA"/>
-      </w:rPr>
-    </w:lvl>
-    <w:lvl w:ilvl="2">
-      <w:start w:val="0"/>
-      <w:numFmt w:val="bullet"/>
-      <w:lvlText w:val="•"/>
-      <w:lvlJc w:val="left"/>
-      <w:pPr>
-        <w:ind w:left="2406" w:hanging="360"/>
-      </w:pPr>
-      <w:rPr>
-        <w:rFonts w:hint="default"/>
-        <w:lang w:val="en-US" w:eastAsia="en-US" w:bidi="ar-SA"/>
-      </w:rPr>
-    </w:lvl>
-    <w:lvl w:ilvl="3">
-      <w:start w:val="0"/>
-      <w:numFmt w:val="bullet"/>
-      <w:lvlText w:val="•"/>
-      <w:lvlJc w:val="left"/>
-      <w:pPr>
-        <w:ind w:left="3239" w:hanging="360"/>
-      </w:pPr>
-      <w:rPr>
-        <w:rFonts w:hint="default"/>
-        <w:lang w:val="en-US" w:eastAsia="en-US" w:bidi="ar-SA"/>
-      </w:rPr>
-    </w:lvl>
-    <w:lvl w:ilvl="4">
-      <w:start w:val="0"/>
-      <w:numFmt w:val="bullet"/>
-      <w:lvlText w:val="•"/>
-      <w:lvlJc w:val="left"/>
-      <w:pPr>
-        <w:ind w:left="4072" w:hanging="360"/>
-      </w:pPr>
-      <w:rPr>
-        <w:rFonts w:hint="default"/>
-        <w:lang w:val="en-US" w:eastAsia="en-US" w:bidi="ar-SA"/>
-      </w:rPr>
-    </w:lvl>
-    <w:lvl w:ilvl="5">
-      <w:start w:val="0"/>
-      <w:numFmt w:val="bullet"/>
-      <w:lvlText w:val="•"/>
-      <w:lvlJc w:val="left"/>
-      <w:pPr>
-        <w:ind w:left="4906" w:hanging="360"/>
-      </w:pPr>
-      <w:rPr>
-        <w:rFonts w:hint="default"/>
-        <w:lang w:val="en-US" w:eastAsia="en-US" w:bidi="ar-SA"/>
-      </w:rPr>
-    </w:lvl>
-    <w:lvl w:ilvl="6">
-      <w:start w:val="0"/>
-      <w:numFmt w:val="bullet"/>
-      <w:lvlText w:val="•"/>
-      <w:lvlJc w:val="left"/>
-      <w:pPr>
-        <w:ind w:left="5739" w:hanging="360"/>
-      </w:pPr>
-      <w:rPr>
-        <w:rFonts w:hint="default"/>
-        <w:lang w:val="en-US" w:eastAsia="en-US" w:bidi="ar-SA"/>
-      </w:rPr>
-    </w:lvl>
-    <w:lvl w:ilvl="7">
-      <w:start w:val="0"/>
-      <w:numFmt w:val="bullet"/>
-      <w:lvlText w:val="•"/>
-      <w:lvlJc w:val="left"/>
-      <w:pPr>
-        <w:ind w:left="6572" w:hanging="360"/>
-      </w:pPr>
-      <w:rPr>
-        <w:rFonts w:hint="default"/>
-        <w:lang w:val="en-US" w:eastAsia="en-US" w:bidi="ar-SA"/>
-      </w:rPr>
-    </w:lvl>
-    <w:lvl w:ilvl="8">
-      <w:start w:val="0"/>
-      <w:numFmt w:val="bullet"/>
-      <w:lvlText w:val="•"/>
-      <w:lvlJc w:val="left"/>
-      <w:pPr>
-        <w:ind w:left="7405" w:hanging="360"/>
-      </w:pPr>
-      <w:rPr>
-        <w:rFonts w:hint="default"/>
-        <w:lang w:val="en-US" w:eastAsia="en-US" w:bidi="ar-SA"/>
-      </w:rPr>
-    </w:lvl>
-  </w:abstractNum>
-  <w:abstractNum w:abstractNumId="0">
-    <w:multiLevelType w:val="hybridMultilevel"/>
-    <w:lvl w:ilvl="0">
-      <w:start w:val="0"/>
-      <w:numFmt w:val="bullet"/>
-      <w:lvlText w:val="•"/>
-      <w:lvlJc w:val="left"/>
-      <w:pPr>
-        <w:ind w:left="455" w:hanging="360"/>
-      </w:pPr>
-      <w:rPr>
-        <w:rFonts w:hint="default" w:ascii="Arial" w:hAnsi="Arial" w:eastAsia="Arial" w:cs="Arial"/>
+        <w:rFonts w:ascii="Arial" w:eastAsia="Arial" w:hAnsi="Arial" w:cs="Arial" w:hint="default"/>
         <w:b w:val="0"/>
         <w:bCs w:val="0"/>
         <w:i w:val="0"/>
@@ -6684,8 +7353,7 @@
         <w:lang w:val="en-US" w:eastAsia="en-US" w:bidi="ar-SA"/>
       </w:rPr>
     </w:lvl>
-    <w:lvl w:ilvl="1">
-      <w:start w:val="0"/>
+    <w:lvl w:ilvl="1" w:tplc="970E69CA">
       <w:numFmt w:val="bullet"/>
       <w:lvlText w:val="•"/>
       <w:lvlJc w:val="left"/>
@@ -6697,8 +7365,7 @@
         <w:lang w:val="en-US" w:eastAsia="en-US" w:bidi="ar-SA"/>
       </w:rPr>
     </w:lvl>
-    <w:lvl w:ilvl="2">
-      <w:start w:val="0"/>
+    <w:lvl w:ilvl="2" w:tplc="08CCE504">
       <w:numFmt w:val="bullet"/>
       <w:lvlText w:val="•"/>
       <w:lvlJc w:val="left"/>
@@ -6710,8 +7377,7 @@
         <w:lang w:val="en-US" w:eastAsia="en-US" w:bidi="ar-SA"/>
       </w:rPr>
     </w:lvl>
-    <w:lvl w:ilvl="3">
-      <w:start w:val="0"/>
+    <w:lvl w:ilvl="3" w:tplc="65167438">
       <w:numFmt w:val="bullet"/>
       <w:lvlText w:val="•"/>
       <w:lvlJc w:val="left"/>
@@ -6723,8 +7389,7 @@
         <w:lang w:val="en-US" w:eastAsia="en-US" w:bidi="ar-SA"/>
       </w:rPr>
     </w:lvl>
-    <w:lvl w:ilvl="4">
-      <w:start w:val="0"/>
+    <w:lvl w:ilvl="4" w:tplc="17D252AE">
       <w:numFmt w:val="bullet"/>
       <w:lvlText w:val="•"/>
       <w:lvlJc w:val="left"/>
@@ -6736,8 +7401,7 @@
         <w:lang w:val="en-US" w:eastAsia="en-US" w:bidi="ar-SA"/>
       </w:rPr>
     </w:lvl>
-    <w:lvl w:ilvl="5">
-      <w:start w:val="0"/>
+    <w:lvl w:ilvl="5" w:tplc="360CB520">
       <w:numFmt w:val="bullet"/>
       <w:lvlText w:val="•"/>
       <w:lvlJc w:val="left"/>
@@ -6749,8 +7413,7 @@
         <w:lang w:val="en-US" w:eastAsia="en-US" w:bidi="ar-SA"/>
       </w:rPr>
     </w:lvl>
-    <w:lvl w:ilvl="6">
-      <w:start w:val="0"/>
+    <w:lvl w:ilvl="6" w:tplc="0F4643EE">
       <w:numFmt w:val="bullet"/>
       <w:lvlText w:val="•"/>
       <w:lvlJc w:val="left"/>
@@ -6762,8 +7425,7 @@
         <w:lang w:val="en-US" w:eastAsia="en-US" w:bidi="ar-SA"/>
       </w:rPr>
     </w:lvl>
-    <w:lvl w:ilvl="7">
-      <w:start w:val="0"/>
+    <w:lvl w:ilvl="7" w:tplc="8624B67A">
       <w:numFmt w:val="bullet"/>
       <w:lvlText w:val="•"/>
       <w:lvlJc w:val="left"/>
@@ -6775,8 +7437,7 @@
         <w:lang w:val="en-US" w:eastAsia="en-US" w:bidi="ar-SA"/>
       </w:rPr>
     </w:lvl>
-    <w:lvl w:ilvl="8">
-      <w:start w:val="0"/>
+    <w:lvl w:ilvl="8" w:tplc="F9E08FCA">
       <w:numFmt w:val="bullet"/>
       <w:lvlText w:val="•"/>
       <w:lvlJc w:val="left"/>
@@ -6789,30 +7450,30 @@
       </w:rPr>
     </w:lvl>
   </w:abstractNum>
-  <w:num w:numId="4">
-    <w:abstractNumId w:val="3"/>
+  <w:num w:numId="1" w16cid:durableId="1960839204">
+    <w:abstractNumId w:val="0"/>
   </w:num>
-  <w:num w:numId="3">
+  <w:num w:numId="2" w16cid:durableId="833565530">
     <w:abstractNumId w:val="2"/>
   </w:num>
-  <w:num w:numId="2">
+  <w:num w:numId="3" w16cid:durableId="650332104">
     <w:abstractNumId w:val="1"/>
   </w:num>
-  <w:num w:numId="1">
-    <w:abstractNumId w:val="0"/>
+  <w:num w:numId="4" w16cid:durableId="1497724965">
+    <w:abstractNumId w:val="3"/>
   </w:num>
 </w:numbering>
 </file>
 
 <file path=word/styles.xml><?xml version="1.0" encoding="utf-8"?>
-<w:styles xmlns:r="http://schemas.openxmlformats.org/officeDocument/2006/relationships" xmlns:w="http://schemas.openxmlformats.org/wordprocessingml/2006/main">
+<w:styles xmlns:mc="http://schemas.openxmlformats.org/markup-compatibility/2006" xmlns:r="http://schemas.openxmlformats.org/officeDocument/2006/relationships" xmlns:w="http://schemas.openxmlformats.org/wordprocessingml/2006/main" xmlns:w14="http://schemas.microsoft.com/office/word/2010/wordml" xmlns:w15="http://schemas.microsoft.com/office/word/2012/wordml" xmlns:w16cex="http://schemas.microsoft.com/office/word/2018/wordml/cex" xmlns:w16cid="http://schemas.microsoft.com/office/word/2016/wordml/cid" xmlns:w16="http://schemas.microsoft.com/office/word/2018/wordml" xmlns:w16du="http://schemas.microsoft.com/office/word/2023/wordml/word16du" xmlns:w16sdtdh="http://schemas.microsoft.com/office/word/2020/wordml/sdtdatahash" xmlns:w16sdtfl="http://schemas.microsoft.com/office/word/2024/wordml/sdtformatlock" xmlns:w16se="http://schemas.microsoft.com/office/word/2015/wordml/symex" mc:Ignorable="w14 w15 w16se w16cid w16 w16cex w16sdtdh w16sdtfl w16du">
   <w:docDefaults>
     <w:rPrDefault>
       <w:rPr>
-        <w:rFonts w:cstheme="minorBidi" w:hAnsiTheme="minorHAnsi" w:eastAsiaTheme="minorHAnsi" w:asciiTheme="minorHAnsi"/>
+        <w:rFonts w:asciiTheme="minorHAnsi" w:eastAsiaTheme="minorHAnsi" w:hAnsiTheme="minorHAnsi" w:cstheme="minorBidi"/>
         <w:sz w:val="22"/>
         <w:szCs w:val="22"/>
-        <w:lang w:val="en-US" w:bidi="ar-SA" w:eastAsia="en-US"/>
+        <w:lang w:val="en-US" w:eastAsia="en-US" w:bidi="ar-SA"/>
       </w:rPr>
     </w:rPrDefault>
     <w:pPrDefault>
@@ -6820,115 +7481,500 @@
         <w:widowControl w:val="0"/>
         <w:autoSpaceDE w:val="0"/>
         <w:autoSpaceDN w:val="0"/>
-        <w:spacing w:lineRule="auto" w:line="240" w:before="0" w:after="0"/>
-        <w:ind w:left="0" w:right="0"/>
-        <w:jc w:val="left"/>
       </w:pPr>
     </w:pPrDefault>
   </w:docDefaults>
-  <w:style w:styleId="DefaultParagraphFont" w:default="1" w:type="character">
+  <w:latentStyles w:defLockedState="0" w:defUIPriority="99" w:defSemiHidden="0" w:defUnhideWhenUsed="0" w:defQFormat="0" w:count="376">
+    <w:lsdException w:name="Normal" w:uiPriority="0" w:qFormat="1"/>
+    <w:lsdException w:name="heading 1" w:uiPriority="9" w:qFormat="1"/>
+    <w:lsdException w:name="heading 2" w:semiHidden="1" w:uiPriority="9" w:unhideWhenUsed="1" w:qFormat="1"/>
+    <w:lsdException w:name="heading 3" w:semiHidden="1" w:uiPriority="9" w:unhideWhenUsed="1" w:qFormat="1"/>
+    <w:lsdException w:name="heading 4" w:semiHidden="1" w:uiPriority="9" w:unhideWhenUsed="1" w:qFormat="1"/>
+    <w:lsdException w:name="heading 5" w:semiHidden="1" w:uiPriority="9" w:unhideWhenUsed="1" w:qFormat="1"/>
+    <w:lsdException w:name="heading 6" w:semiHidden="1" w:uiPriority="9" w:unhideWhenUsed="1" w:qFormat="1"/>
+    <w:lsdException w:name="heading 7" w:semiHidden="1" w:uiPriority="9" w:unhideWhenUsed="1" w:qFormat="1"/>
+    <w:lsdException w:name="heading 8" w:semiHidden="1" w:uiPriority="9" w:unhideWhenUsed="1" w:qFormat="1"/>
+    <w:lsdException w:name="heading 9" w:semiHidden="1" w:uiPriority="9" w:unhideWhenUsed="1" w:qFormat="1"/>
+    <w:lsdException w:name="index 1" w:semiHidden="1" w:unhideWhenUsed="1"/>
+    <w:lsdException w:name="index 2" w:semiHidden="1" w:unhideWhenUsed="1"/>
+    <w:lsdException w:name="index 3" w:semiHidden="1" w:unhideWhenUsed="1"/>
+    <w:lsdException w:name="index 4" w:semiHidden="1" w:unhideWhenUsed="1"/>
+    <w:lsdException w:name="index 5" w:semiHidden="1" w:unhideWhenUsed="1"/>
+    <w:lsdException w:name="index 6" w:semiHidden="1" w:unhideWhenUsed="1"/>
+    <w:lsdException w:name="index 7" w:semiHidden="1" w:unhideWhenUsed="1"/>
+    <w:lsdException w:name="index 8" w:semiHidden="1" w:unhideWhenUsed="1"/>
+    <w:lsdException w:name="index 9" w:semiHidden="1" w:unhideWhenUsed="1"/>
+    <w:lsdException w:name="toc 1" w:semiHidden="1" w:uiPriority="39" w:unhideWhenUsed="1"/>
+    <w:lsdException w:name="toc 2" w:semiHidden="1" w:uiPriority="39" w:unhideWhenUsed="1"/>
+    <w:lsdException w:name="toc 3" w:semiHidden="1" w:uiPriority="39" w:unhideWhenUsed="1"/>
+    <w:lsdException w:name="toc 4" w:semiHidden="1" w:uiPriority="39" w:unhideWhenUsed="1"/>
+    <w:lsdException w:name="toc 5" w:semiHidden="1" w:uiPriority="39" w:unhideWhenUsed="1"/>
+    <w:lsdException w:name="toc 6" w:semiHidden="1" w:uiPriority="39" w:unhideWhenUsed="1"/>
+    <w:lsdException w:name="toc 7" w:semiHidden="1" w:uiPriority="39" w:unhideWhenUsed="1"/>
+    <w:lsdException w:name="toc 8" w:semiHidden="1" w:uiPriority="39" w:unhideWhenUsed="1"/>
+    <w:lsdException w:name="toc 9" w:semiHidden="1" w:uiPriority="39" w:unhideWhenUsed="1"/>
+    <w:lsdException w:name="Normal Indent" w:semiHidden="1" w:unhideWhenUsed="1"/>
+    <w:lsdException w:name="footnote text" w:semiHidden="1" w:unhideWhenUsed="1"/>
+    <w:lsdException w:name="annotation text" w:semiHidden="1" w:unhideWhenUsed="1"/>
+    <w:lsdException w:name="header" w:semiHidden="1" w:unhideWhenUsed="1"/>
+    <w:lsdException w:name="footer" w:semiHidden="1" w:unhideWhenUsed="1"/>
+    <w:lsdException w:name="index heading" w:semiHidden="1" w:unhideWhenUsed="1"/>
+    <w:lsdException w:name="caption" w:semiHidden="1" w:uiPriority="35" w:unhideWhenUsed="1" w:qFormat="1"/>
+    <w:lsdException w:name="table of figures" w:semiHidden="1" w:unhideWhenUsed="1"/>
+    <w:lsdException w:name="envelope address" w:semiHidden="1" w:unhideWhenUsed="1"/>
+    <w:lsdException w:name="envelope return" w:semiHidden="1" w:unhideWhenUsed="1"/>
+    <w:lsdException w:name="footnote reference" w:semiHidden="1" w:unhideWhenUsed="1"/>
+    <w:lsdException w:name="annotation reference" w:semiHidden="1" w:unhideWhenUsed="1"/>
+    <w:lsdException w:name="line number" w:semiHidden="1" w:unhideWhenUsed="1"/>
+    <w:lsdException w:name="page number" w:semiHidden="1" w:unhideWhenUsed="1"/>
+    <w:lsdException w:name="endnote reference" w:semiHidden="1" w:unhideWhenUsed="1"/>
+    <w:lsdException w:name="endnote text" w:semiHidden="1" w:unhideWhenUsed="1"/>
+    <w:lsdException w:name="table of authorities" w:semiHidden="1" w:unhideWhenUsed="1"/>
+    <w:lsdException w:name="macro" w:semiHidden="1" w:unhideWhenUsed="1"/>
+    <w:lsdException w:name="toa heading" w:semiHidden="1" w:unhideWhenUsed="1"/>
+    <w:lsdException w:name="List" w:semiHidden="1" w:unhideWhenUsed="1"/>
+    <w:lsdException w:name="List Bullet" w:semiHidden="1" w:unhideWhenUsed="1"/>
+    <w:lsdException w:name="List Number" w:semiHidden="1" w:unhideWhenUsed="1"/>
+    <w:lsdException w:name="List 2" w:semiHidden="1" w:unhideWhenUsed="1"/>
+    <w:lsdException w:name="List 3" w:semiHidden="1" w:unhideWhenUsed="1"/>
+    <w:lsdException w:name="List 4" w:semiHidden="1" w:unhideWhenUsed="1"/>
+    <w:lsdException w:name="List 5" w:semiHidden="1" w:unhideWhenUsed="1"/>
+    <w:lsdException w:name="List Bullet 2" w:semiHidden="1" w:unhideWhenUsed="1"/>
+    <w:lsdException w:name="List Bullet 3" w:semiHidden="1" w:unhideWhenUsed="1"/>
+    <w:lsdException w:name="List Bullet 4" w:semiHidden="1" w:unhideWhenUsed="1"/>
+    <w:lsdException w:name="List Bullet 5" w:semiHidden="1" w:unhideWhenUsed="1"/>
+    <w:lsdException w:name="List Number 2" w:semiHidden="1" w:unhideWhenUsed="1"/>
+    <w:lsdException w:name="List Number 3" w:semiHidden="1" w:unhideWhenUsed="1"/>
+    <w:lsdException w:name="List Number 4" w:semiHidden="1" w:unhideWhenUsed="1"/>
+    <w:lsdException w:name="List Number 5" w:semiHidden="1" w:unhideWhenUsed="1"/>
+    <w:lsdException w:name="Title" w:uiPriority="10" w:qFormat="1"/>
+    <w:lsdException w:name="Closing" w:semiHidden="1" w:unhideWhenUsed="1"/>
+    <w:lsdException w:name="Signature" w:semiHidden="1" w:unhideWhenUsed="1"/>
+    <w:lsdException w:name="Default Paragraph Font" w:semiHidden="1" w:uiPriority="1" w:unhideWhenUsed="1"/>
+    <w:lsdException w:name="Body Text" w:semiHidden="1" w:unhideWhenUsed="1"/>
+    <w:lsdException w:name="Body Text Indent" w:semiHidden="1" w:unhideWhenUsed="1"/>
+    <w:lsdException w:name="List Continue" w:semiHidden="1" w:unhideWhenUsed="1"/>
+    <w:lsdException w:name="List Continue 2" w:semiHidden="1" w:unhideWhenUsed="1"/>
+    <w:lsdException w:name="List Continue 3" w:semiHidden="1" w:unhideWhenUsed="1"/>
+    <w:lsdException w:name="List Continue 4" w:semiHidden="1" w:unhideWhenUsed="1"/>
+    <w:lsdException w:name="List Continue 5" w:semiHidden="1" w:unhideWhenUsed="1"/>
+    <w:lsdException w:name="Message Header" w:semiHidden="1" w:unhideWhenUsed="1"/>
+    <w:lsdException w:name="Subtitle" w:uiPriority="11" w:qFormat="1"/>
+    <w:lsdException w:name="Salutation" w:semiHidden="1" w:unhideWhenUsed="1"/>
+    <w:lsdException w:name="Date" w:semiHidden="1" w:unhideWhenUsed="1"/>
+    <w:lsdException w:name="Body Text First Indent" w:semiHidden="1" w:unhideWhenUsed="1"/>
+    <w:lsdException w:name="Body Text First Indent 2" w:semiHidden="1" w:unhideWhenUsed="1"/>
+    <w:lsdException w:name="Note Heading" w:semiHidden="1" w:unhideWhenUsed="1"/>
+    <w:lsdException w:name="Body Text 2" w:semiHidden="1" w:unhideWhenUsed="1"/>
+    <w:lsdException w:name="Body Text 3" w:semiHidden="1" w:unhideWhenUsed="1"/>
+    <w:lsdException w:name="Body Text Indent 2" w:semiHidden="1" w:unhideWhenUsed="1"/>
+    <w:lsdException w:name="Body Text Indent 3" w:semiHidden="1" w:unhideWhenUsed="1"/>
+    <w:lsdException w:name="Block Text" w:semiHidden="1" w:unhideWhenUsed="1"/>
+    <w:lsdException w:name="Hyperlink" w:semiHidden="1" w:unhideWhenUsed="1"/>
+    <w:lsdException w:name="FollowedHyperlink" w:semiHidden="1" w:unhideWhenUsed="1"/>
+    <w:lsdException w:name="Strong" w:uiPriority="22" w:qFormat="1"/>
+    <w:lsdException w:name="Emphasis" w:uiPriority="20" w:qFormat="1"/>
+    <w:lsdException w:name="Document Map" w:semiHidden="1" w:unhideWhenUsed="1"/>
+    <w:lsdException w:name="Plain Text" w:semiHidden="1" w:unhideWhenUsed="1"/>
+    <w:lsdException w:name="E-mail Signature" w:semiHidden="1" w:unhideWhenUsed="1"/>
+    <w:lsdException w:name="HTML Top of Form" w:semiHidden="1" w:unhideWhenUsed="1"/>
+    <w:lsdException w:name="HTML Bottom of Form" w:semiHidden="1" w:unhideWhenUsed="1"/>
+    <w:lsdException w:name="Normal (Web)" w:semiHidden="1" w:unhideWhenUsed="1"/>
+    <w:lsdException w:name="HTML Acronym" w:semiHidden="1" w:unhideWhenUsed="1"/>
+    <w:lsdException w:name="HTML Address" w:semiHidden="1" w:unhideWhenUsed="1"/>
+    <w:lsdException w:name="HTML Cite" w:semiHidden="1" w:unhideWhenUsed="1"/>
+    <w:lsdException w:name="HTML Code" w:semiHidden="1" w:unhideWhenUsed="1"/>
+    <w:lsdException w:name="HTML Definition" w:semiHidden="1" w:unhideWhenUsed="1"/>
+    <w:lsdException w:name="HTML Keyboard" w:semiHidden="1" w:unhideWhenUsed="1"/>
+    <w:lsdException w:name="HTML Preformatted" w:semiHidden="1" w:unhideWhenUsed="1"/>
+    <w:lsdException w:name="HTML Sample" w:semiHidden="1" w:unhideWhenUsed="1"/>
+    <w:lsdException w:name="HTML Typewriter" w:semiHidden="1" w:unhideWhenUsed="1"/>
+    <w:lsdException w:name="HTML Variable" w:semiHidden="1" w:unhideWhenUsed="1"/>
+    <w:lsdException w:name="Normal Table" w:semiHidden="1" w:unhideWhenUsed="1"/>
+    <w:lsdException w:name="annotation subject" w:semiHidden="1" w:unhideWhenUsed="1"/>
+    <w:lsdException w:name="No List" w:semiHidden="1" w:unhideWhenUsed="1"/>
+    <w:lsdException w:name="Outline List 1" w:semiHidden="1" w:unhideWhenUsed="1"/>
+    <w:lsdException w:name="Outline List 2" w:semiHidden="1" w:unhideWhenUsed="1"/>
+    <w:lsdException w:name="Outline List 3" w:semiHidden="1" w:unhideWhenUsed="1"/>
+    <w:lsdException w:name="Table Simple 1" w:semiHidden="1" w:unhideWhenUsed="1"/>
+    <w:lsdException w:name="Table Simple 2" w:semiHidden="1" w:unhideWhenUsed="1"/>
+    <w:lsdException w:name="Table Simple 3" w:semiHidden="1" w:unhideWhenUsed="1"/>
+    <w:lsdException w:name="Table Classic 1" w:semiHidden="1" w:unhideWhenUsed="1"/>
+    <w:lsdException w:name="Table Classic 2" w:semiHidden="1" w:unhideWhenUsed="1"/>
+    <w:lsdException w:name="Table Classic 3" w:semiHidden="1" w:unhideWhenUsed="1"/>
+    <w:lsdException w:name="Table Classic 4" w:semiHidden="1" w:unhideWhenUsed="1"/>
+    <w:lsdException w:name="Table Colorful 1" w:semiHidden="1" w:unhideWhenUsed="1"/>
+    <w:lsdException w:name="Table Colorful 2" w:semiHidden="1" w:unhideWhenUsed="1"/>
+    <w:lsdException w:name="Table Colorful 3" w:semiHidden="1" w:unhideWhenUsed="1"/>
+    <w:lsdException w:name="Table Columns 1" w:semiHidden="1" w:unhideWhenUsed="1"/>
+    <w:lsdException w:name="Table Columns 2" w:semiHidden="1" w:unhideWhenUsed="1"/>
+    <w:lsdException w:name="Table Columns 3" w:semiHidden="1" w:unhideWhenUsed="1"/>
+    <w:lsdException w:name="Table Columns 4" w:semiHidden="1" w:unhideWhenUsed="1"/>
+    <w:lsdException w:name="Table Columns 5" w:semiHidden="1" w:unhideWhenUsed="1"/>
+    <w:lsdException w:name="Table Grid 1" w:semiHidden="1" w:unhideWhenUsed="1"/>
+    <w:lsdException w:name="Table Grid 2" w:semiHidden="1" w:unhideWhenUsed="1"/>
+    <w:lsdException w:name="Table Grid 3" w:semiHidden="1" w:unhideWhenUsed="1"/>
+    <w:lsdException w:name="Table Grid 4" w:semiHidden="1" w:unhideWhenUsed="1"/>
+    <w:lsdException w:name="Table Grid 5" w:semiHidden="1" w:unhideWhenUsed="1"/>
+    <w:lsdException w:name="Table Grid 6" w:semiHidden="1" w:unhideWhenUsed="1"/>
+    <w:lsdException w:name="Table Grid 7" w:semiHidden="1" w:unhideWhenUsed="1"/>
+    <w:lsdException w:name="Table Grid 8" w:semiHidden="1" w:unhideWhenUsed="1"/>
+    <w:lsdException w:name="Table List 1" w:semiHidden="1" w:unhideWhenUsed="1"/>
+    <w:lsdException w:name="Table List 2" w:semiHidden="1" w:unhideWhenUsed="1"/>
+    <w:lsdException w:name="Table List 3" w:semiHidden="1" w:unhideWhenUsed="1"/>
+    <w:lsdException w:name="Table List 4" w:semiHidden="1" w:unhideWhenUsed="1"/>
+    <w:lsdException w:name="Table List 5" w:semiHidden="1" w:unhideWhenUsed="1"/>
+    <w:lsdException w:name="Table List 6" w:semiHidden="1" w:unhideWhenUsed="1"/>
+    <w:lsdException w:name="Table List 7" w:semiHidden="1" w:unhideWhenUsed="1"/>
+    <w:lsdException w:name="Table List 8" w:semiHidden="1" w:unhideWhenUsed="1"/>
+    <w:lsdException w:name="Table 3D effects 1" w:semiHidden="1" w:unhideWhenUsed="1"/>
+    <w:lsdException w:name="Table 3D effects 2" w:semiHidden="1" w:unhideWhenUsed="1"/>
+    <w:lsdException w:name="Table 3D effects 3" w:semiHidden="1" w:unhideWhenUsed="1"/>
+    <w:lsdException w:name="Table Contemporary" w:semiHidden="1" w:unhideWhenUsed="1"/>
+    <w:lsdException w:name="Table Elegant" w:semiHidden="1" w:unhideWhenUsed="1"/>
+    <w:lsdException w:name="Table Professional" w:semiHidden="1" w:unhideWhenUsed="1"/>
+    <w:lsdException w:name="Table Subtle 1" w:semiHidden="1" w:unhideWhenUsed="1"/>
+    <w:lsdException w:name="Table Subtle 2" w:semiHidden="1" w:unhideWhenUsed="1"/>
+    <w:lsdException w:name="Table Web 1" w:semiHidden="1" w:unhideWhenUsed="1"/>
+    <w:lsdException w:name="Table Web 2" w:semiHidden="1" w:unhideWhenUsed="1"/>
+    <w:lsdException w:name="Table Web 3" w:semiHidden="1" w:unhideWhenUsed="1"/>
+    <w:lsdException w:name="Balloon Text" w:semiHidden="1" w:unhideWhenUsed="1"/>
+    <w:lsdException w:name="Table Grid" w:uiPriority="39"/>
+    <w:lsdException w:name="Table Theme" w:semiHidden="1" w:unhideWhenUsed="1"/>
+    <w:lsdException w:name="Placeholder Text" w:semiHidden="1"/>
+    <w:lsdException w:name="No Spacing" w:uiPriority="1" w:qFormat="1"/>
+    <w:lsdException w:name="Light Shading" w:uiPriority="60"/>
+    <w:lsdException w:name="Light List" w:uiPriority="61"/>
+    <w:lsdException w:name="Light Grid" w:uiPriority="62"/>
+    <w:lsdException w:name="Medium Shading 1" w:uiPriority="63"/>
+    <w:lsdException w:name="Medium Shading 2" w:uiPriority="64"/>
+    <w:lsdException w:name="Medium List 1" w:uiPriority="65"/>
+    <w:lsdException w:name="Medium List 2" w:uiPriority="66"/>
+    <w:lsdException w:name="Medium Grid 1" w:uiPriority="67"/>
+    <w:lsdException w:name="Medium Grid 2" w:uiPriority="68"/>
+    <w:lsdException w:name="Medium Grid 3" w:uiPriority="69"/>
+    <w:lsdException w:name="Dark List" w:uiPriority="70"/>
+    <w:lsdException w:name="Colorful Shading" w:uiPriority="71"/>
+    <w:lsdException w:name="Colorful List" w:uiPriority="72"/>
+    <w:lsdException w:name="Colorful Grid" w:uiPriority="73"/>
+    <w:lsdException w:name="Light Shading Accent 1" w:uiPriority="60"/>
+    <w:lsdException w:name="Light List Accent 1" w:uiPriority="61"/>
+    <w:lsdException w:name="Light Grid Accent 1" w:uiPriority="62"/>
+    <w:lsdException w:name="Medium Shading 1 Accent 1" w:uiPriority="63"/>
+    <w:lsdException w:name="Medium Shading 2 Accent 1" w:uiPriority="64"/>
+    <w:lsdException w:name="Medium List 1 Accent 1" w:uiPriority="65"/>
+    <w:lsdException w:name="Revision" w:semiHidden="1"/>
+    <w:lsdException w:name="List Paragraph" w:uiPriority="34" w:qFormat="1"/>
+    <w:lsdException w:name="Quote" w:uiPriority="29" w:qFormat="1"/>
+    <w:lsdException w:name="Intense Quote" w:uiPriority="30" w:qFormat="1"/>
+    <w:lsdException w:name="Medium List 2 Accent 1" w:uiPriority="66"/>
+    <w:lsdException w:name="Medium Grid 1 Accent 1" w:uiPriority="67"/>
+    <w:lsdException w:name="Medium Grid 2 Accent 1" w:uiPriority="68"/>
+    <w:lsdException w:name="Medium Grid 3 Accent 1" w:uiPriority="69"/>
+    <w:lsdException w:name="Dark List Accent 1" w:uiPriority="70"/>
+    <w:lsdException w:name="Colorful Shading Accent 1" w:uiPriority="71"/>
+    <w:lsdException w:name="Colorful List Accent 1" w:uiPriority="72"/>
+    <w:lsdException w:name="Colorful Grid Accent 1" w:uiPriority="73"/>
+    <w:lsdException w:name="Light Shading Accent 2" w:uiPriority="60"/>
+    <w:lsdException w:name="Light List Accent 2" w:uiPriority="61"/>
+    <w:lsdException w:name="Light Grid Accent 2" w:uiPriority="62"/>
+    <w:lsdException w:name="Medium Shading 1 Accent 2" w:uiPriority="63"/>
+    <w:lsdException w:name="Medium Shading 2 Accent 2" w:uiPriority="64"/>
+    <w:lsdException w:name="Medium List 1 Accent 2" w:uiPriority="65"/>
+    <w:lsdException w:name="Medium List 2 Accent 2" w:uiPriority="66"/>
+    <w:lsdException w:name="Medium Grid 1 Accent 2" w:uiPriority="67"/>
+    <w:lsdException w:name="Medium Grid 2 Accent 2" w:uiPriority="68"/>
+    <w:lsdException w:name="Medium Grid 3 Accent 2" w:uiPriority="69"/>
+    <w:lsdException w:name="Dark List Accent 2" w:uiPriority="70"/>
+    <w:lsdException w:name="Colorful Shading Accent 2" w:uiPriority="71"/>
+    <w:lsdException w:name="Colorful List Accent 2" w:uiPriority="72"/>
+    <w:lsdException w:name="Colorful Grid Accent 2" w:uiPriority="73"/>
+    <w:lsdException w:name="Light Shading Accent 3" w:uiPriority="60"/>
+    <w:lsdException w:name="Light List Accent 3" w:uiPriority="61"/>
+    <w:lsdException w:name="Light Grid Accent 3" w:uiPriority="62"/>
+    <w:lsdException w:name="Medium Shading 1 Accent 3" w:uiPriority="63"/>
+    <w:lsdException w:name="Medium Shading 2 Accent 3" w:uiPriority="64"/>
+    <w:lsdException w:name="Medium List 1 Accent 3" w:uiPriority="65"/>
+    <w:lsdException w:name="Medium List 2 Accent 3" w:uiPriority="66"/>
+    <w:lsdException w:name="Medium Grid 1 Accent 3" w:uiPriority="67"/>
+    <w:lsdException w:name="Medium Grid 2 Accent 3" w:uiPriority="68"/>
+    <w:lsdException w:name="Medium Grid 3 Accent 3" w:uiPriority="69"/>
+    <w:lsdException w:name="Dark List Accent 3" w:uiPriority="70"/>
+    <w:lsdException w:name="Colorful Shading Accent 3" w:uiPriority="71"/>
+    <w:lsdException w:name="Colorful List Accent 3" w:uiPriority="72"/>
+    <w:lsdException w:name="Colorful Grid Accent 3" w:uiPriority="73"/>
+    <w:lsdException w:name="Light Shading Accent 4" w:uiPriority="60"/>
+    <w:lsdException w:name="Light List Accent 4" w:uiPriority="61"/>
+    <w:lsdException w:name="Light Grid Accent 4" w:uiPriority="62"/>
+    <w:lsdException w:name="Medium Shading 1 Accent 4" w:uiPriority="63"/>
+    <w:lsdException w:name="Medium Shading 2 Accent 4" w:uiPriority="64"/>
+    <w:lsdException w:name="Medium List 1 Accent 4" w:uiPriority="65"/>
+    <w:lsdException w:name="Medium List 2 Accent 4" w:uiPriority="66"/>
+    <w:lsdException w:name="Medium Grid 1 Accent 4" w:uiPriority="67"/>
+    <w:lsdException w:name="Medium Grid 2 Accent 4" w:uiPriority="68"/>
+    <w:lsdException w:name="Medium Grid 3 Accent 4" w:uiPriority="69"/>
+    <w:lsdException w:name="Dark List Accent 4" w:uiPriority="70"/>
+    <w:lsdException w:name="Colorful Shading Accent 4" w:uiPriority="71"/>
+    <w:lsdException w:name="Colorful List Accent 4" w:uiPriority="72"/>
+    <w:lsdException w:name="Colorful Grid Accent 4" w:uiPriority="73"/>
+    <w:lsdException w:name="Light Shading Accent 5" w:uiPriority="60"/>
+    <w:lsdException w:name="Light List Accent 5" w:uiPriority="61"/>
+    <w:lsdException w:name="Light Grid Accent 5" w:uiPriority="62"/>
+    <w:lsdException w:name="Medium Shading 1 Accent 5" w:uiPriority="63"/>
+    <w:lsdException w:name="Medium Shading 2 Accent 5" w:uiPriority="64"/>
+    <w:lsdException w:name="Medium List 1 Accent 5" w:uiPriority="65"/>
+    <w:lsdException w:name="Medium List 2 Accent 5" w:uiPriority="66"/>
+    <w:lsdException w:name="Medium Grid 1 Accent 5" w:uiPriority="67"/>
+    <w:lsdException w:name="Medium Grid 2 Accent 5" w:uiPriority="68"/>
+    <w:lsdException w:name="Medium Grid 3 Accent 5" w:uiPriority="69"/>
+    <w:lsdException w:name="Dark List Accent 5" w:uiPriority="70"/>
+    <w:lsdException w:name="Colorful Shading Accent 5" w:uiPriority="71"/>
+    <w:lsdException w:name="Colorful List Accent 5" w:uiPriority="72"/>
+    <w:lsdException w:name="Colorful Grid Accent 5" w:uiPriority="73"/>
+    <w:lsdException w:name="Light Shading Accent 6" w:uiPriority="60"/>
+    <w:lsdException w:name="Light List Accent 6" w:uiPriority="61"/>
+    <w:lsdException w:name="Light Grid Accent 6" w:uiPriority="62"/>
+    <w:lsdException w:name="Medium Shading 1 Accent 6" w:uiPriority="63"/>
+    <w:lsdException w:name="Medium Shading 2 Accent 6" w:uiPriority="64"/>
+    <w:lsdException w:name="Medium List 1 Accent 6" w:uiPriority="65"/>
+    <w:lsdException w:name="Medium List 2 Accent 6" w:uiPriority="66"/>
+    <w:lsdException w:name="Medium Grid 1 Accent 6" w:uiPriority="67"/>
+    <w:lsdException w:name="Medium Grid 2 Accent 6" w:uiPriority="68"/>
+    <w:lsdException w:name="Medium Grid 3 Accent 6" w:uiPriority="69"/>
+    <w:lsdException w:name="Dark List Accent 6" w:uiPriority="70"/>
+    <w:lsdException w:name="Colorful Shading Accent 6" w:uiPriority="71"/>
+    <w:lsdException w:name="Colorful List Accent 6" w:uiPriority="72"/>
+    <w:lsdException w:name="Colorful Grid Accent 6" w:uiPriority="73"/>
+    <w:lsdException w:name="Subtle Emphasis" w:uiPriority="19" w:qFormat="1"/>
+    <w:lsdException w:name="Intense Emphasis" w:uiPriority="21" w:qFormat="1"/>
+    <w:lsdException w:name="Subtle Reference" w:uiPriority="31" w:qFormat="1"/>
+    <w:lsdException w:name="Intense Reference" w:uiPriority="32" w:qFormat="1"/>
+    <w:lsdException w:name="Book Title" w:uiPriority="33" w:qFormat="1"/>
+    <w:lsdException w:name="Bibliography" w:semiHidden="1" w:uiPriority="37" w:unhideWhenUsed="1"/>
+    <w:lsdException w:name="TOC Heading" w:semiHidden="1" w:uiPriority="39" w:unhideWhenUsed="1" w:qFormat="1"/>
+    <w:lsdException w:name="Plain Table 1" w:uiPriority="41"/>
+    <w:lsdException w:name="Plain Table 2" w:uiPriority="42"/>
+    <w:lsdException w:name="Plain Table 3" w:uiPriority="43"/>
+    <w:lsdException w:name="Plain Table 4" w:uiPriority="44"/>
+    <w:lsdException w:name="Plain Table 5" w:uiPriority="45"/>
+    <w:lsdException w:name="Grid Table Light" w:uiPriority="40"/>
+    <w:lsdException w:name="Grid Table 1 Light" w:uiPriority="46"/>
+    <w:lsdException w:name="Grid Table 2" w:uiPriority="47"/>
+    <w:lsdException w:name="Grid Table 3" w:uiPriority="48"/>
+    <w:lsdException w:name="Grid Table 4" w:uiPriority="49"/>
+    <w:lsdException w:name="Grid Table 5 Dark" w:uiPriority="50"/>
+    <w:lsdException w:name="Grid Table 6 Colorful" w:uiPriority="51"/>
+    <w:lsdException w:name="Grid Table 7 Colorful" w:uiPriority="52"/>
+    <w:lsdException w:name="Grid Table 1 Light Accent 1" w:uiPriority="46"/>
+    <w:lsdException w:name="Grid Table 2 Accent 1" w:uiPriority="47"/>
+    <w:lsdException w:name="Grid Table 3 Accent 1" w:uiPriority="48"/>
+    <w:lsdException w:name="Grid Table 4 Accent 1" w:uiPriority="49"/>
+    <w:lsdException w:name="Grid Table 5 Dark Accent 1" w:uiPriority="50"/>
+    <w:lsdException w:name="Grid Table 6 Colorful Accent 1" w:uiPriority="51"/>
+    <w:lsdException w:name="Grid Table 7 Colorful Accent 1" w:uiPriority="52"/>
+    <w:lsdException w:name="Grid Table 1 Light Accent 2" w:uiPriority="46"/>
+    <w:lsdException w:name="Grid Table 2 Accent 2" w:uiPriority="47"/>
+    <w:lsdException w:name="Grid Table 3 Accent 2" w:uiPriority="48"/>
+    <w:lsdException w:name="Grid Table 4 Accent 2" w:uiPriority="49"/>
+    <w:lsdException w:name="Grid Table 5 Dark Accent 2" w:uiPriority="50"/>
+    <w:lsdException w:name="Grid Table 6 Colorful Accent 2" w:uiPriority="51"/>
+    <w:lsdException w:name="Grid Table 7 Colorful Accent 2" w:uiPriority="52"/>
+    <w:lsdException w:name="Grid Table 1 Light Accent 3" w:uiPriority="46"/>
+    <w:lsdException w:name="Grid Table 2 Accent 3" w:uiPriority="47"/>
+    <w:lsdException w:name="Grid Table 3 Accent 3" w:uiPriority="48"/>
+    <w:lsdException w:name="Grid Table 4 Accent 3" w:uiPriority="49"/>
+    <w:lsdException w:name="Grid Table 5 Dark Accent 3" w:uiPriority="50"/>
+    <w:lsdException w:name="Grid Table 6 Colorful Accent 3" w:uiPriority="51"/>
+    <w:lsdException w:name="Grid Table 7 Colorful Accent 3" w:uiPriority="52"/>
+    <w:lsdException w:name="Grid Table 1 Light Accent 4" w:uiPriority="46"/>
+    <w:lsdException w:name="Grid Table 2 Accent 4" w:uiPriority="47"/>
+    <w:lsdException w:name="Grid Table 3 Accent 4" w:uiPriority="48"/>
+    <w:lsdException w:name="Grid Table 4 Accent 4" w:uiPriority="49"/>
+    <w:lsdException w:name="Grid Table 5 Dark Accent 4" w:uiPriority="50"/>
+    <w:lsdException w:name="Grid Table 6 Colorful Accent 4" w:uiPriority="51"/>
+    <w:lsdException w:name="Grid Table 7 Colorful Accent 4" w:uiPriority="52"/>
+    <w:lsdException w:name="Grid Table 1 Light Accent 5" w:uiPriority="46"/>
+    <w:lsdException w:name="Grid Table 2 Accent 5" w:uiPriority="47"/>
+    <w:lsdException w:name="Grid Table 3 Accent 5" w:uiPriority="48"/>
+    <w:lsdException w:name="Grid Table 4 Accent 5" w:uiPriority="49"/>
+    <w:lsdException w:name="Grid Table 5 Dark Accent 5" w:uiPriority="50"/>
+    <w:lsdException w:name="Grid Table 6 Colorful Accent 5" w:uiPriority="51"/>
+    <w:lsdException w:name="Grid Table 7 Colorful Accent 5" w:uiPriority="52"/>
+    <w:lsdException w:name="Grid Table 1 Light Accent 6" w:uiPriority="46"/>
+    <w:lsdException w:name="Grid Table 2 Accent 6" w:uiPriority="47"/>
+    <w:lsdException w:name="Grid Table 3 Accent 6" w:uiPriority="48"/>
+    <w:lsdException w:name="Grid Table 4 Accent 6" w:uiPriority="49"/>
+    <w:lsdException w:name="Grid Table 5 Dark Accent 6" w:uiPriority="50"/>
+    <w:lsdException w:name="Grid Table 6 Colorful Accent 6" w:uiPriority="51"/>
+    <w:lsdException w:name="Grid Table 7 Colorful Accent 6" w:uiPriority="52"/>
+    <w:lsdException w:name="List Table 1 Light" w:uiPriority="46"/>
+    <w:lsdException w:name="List Table 2" w:uiPriority="47"/>
+    <w:lsdException w:name="List Table 3" w:uiPriority="48"/>
+    <w:lsdException w:name="List Table 4" w:uiPriority="49"/>
+    <w:lsdException w:name="List Table 5 Dark" w:uiPriority="50"/>
+    <w:lsdException w:name="List Table 6 Colorful" w:uiPriority="51"/>
+    <w:lsdException w:name="List Table 7 Colorful" w:uiPriority="52"/>
+    <w:lsdException w:name="List Table 1 Light Accent 1" w:uiPriority="46"/>
+    <w:lsdException w:name="List Table 2 Accent 1" w:uiPriority="47"/>
+    <w:lsdException w:name="List Table 3 Accent 1" w:uiPriority="48"/>
+    <w:lsdException w:name="List Table 4 Accent 1" w:uiPriority="49"/>
+    <w:lsdException w:name="List Table 5 Dark Accent 1" w:uiPriority="50"/>
+    <w:lsdException w:name="List Table 6 Colorful Accent 1" w:uiPriority="51"/>
+    <w:lsdException w:name="List Table 7 Colorful Accent 1" w:uiPriority="52"/>
+    <w:lsdException w:name="List Table 1 Light Accent 2" w:uiPriority="46"/>
+    <w:lsdException w:name="List Table 2 Accent 2" w:uiPriority="47"/>
+    <w:lsdException w:name="List Table 3 Accent 2" w:uiPriority="48"/>
+    <w:lsdException w:name="List Table 4 Accent 2" w:uiPriority="49"/>
+    <w:lsdException w:name="List Table 5 Dark Accent 2" w:uiPriority="50"/>
+    <w:lsdException w:name="List Table 6 Colorful Accent 2" w:uiPriority="51"/>
+    <w:lsdException w:name="List Table 7 Colorful Accent 2" w:uiPriority="52"/>
+    <w:lsdException w:name="List Table 1 Light Accent 3" w:uiPriority="46"/>
+    <w:lsdException w:name="List Table 2 Accent 3" w:uiPriority="47"/>
+    <w:lsdException w:name="List Table 3 Accent 3" w:uiPriority="48"/>
+    <w:lsdException w:name="List Table 4 Accent 3" w:uiPriority="49"/>
+    <w:lsdException w:name="List Table 5 Dark Accent 3" w:uiPriority="50"/>
+    <w:lsdException w:name="List Table 6 Colorful Accent 3" w:uiPriority="51"/>
+    <w:lsdException w:name="List Table 7 Colorful Accent 3" w:uiPriority="52"/>
+    <w:lsdException w:name="List Table 1 Light Accent 4" w:uiPriority="46"/>
+    <w:lsdException w:name="List Table 2 Accent 4" w:uiPriority="47"/>
+    <w:lsdException w:name="List Table 3 Accent 4" w:uiPriority="48"/>
+    <w:lsdException w:name="List Table 4 Accent 4" w:uiPriority="49"/>
+    <w:lsdException w:name="List Table 5 Dark Accent 4" w:uiPriority="50"/>
+    <w:lsdException w:name="List Table 6 Colorful Accent 4" w:uiPriority="51"/>
+    <w:lsdException w:name="List Table 7 Colorful Accent 4" w:uiPriority="52"/>
+    <w:lsdException w:name="List Table 1 Light Accent 5" w:uiPriority="46"/>
+    <w:lsdException w:name="List Table 2 Accent 5" w:uiPriority="47"/>
+    <w:lsdException w:name="List Table 3 Accent 5" w:uiPriority="48"/>
+    <w:lsdException w:name="List Table 4 Accent 5" w:uiPriority="49"/>
+    <w:lsdException w:name="List Table 5 Dark Accent 5" w:uiPriority="50"/>
+    <w:lsdException w:name="List Table 6 Colorful Accent 5" w:uiPriority="51"/>
+    <w:lsdException w:name="List Table 7 Colorful Accent 5" w:uiPriority="52"/>
+    <w:lsdException w:name="List Table 1 Light Accent 6" w:uiPriority="46"/>
+    <w:lsdException w:name="List Table 2 Accent 6" w:uiPriority="47"/>
+    <w:lsdException w:name="List Table 3 Accent 6" w:uiPriority="48"/>
+    <w:lsdException w:name="List Table 4 Accent 6" w:uiPriority="49"/>
+    <w:lsdException w:name="List Table 5 Dark Accent 6" w:uiPriority="50"/>
+    <w:lsdException w:name="List Table 6 Colorful Accent 6" w:uiPriority="51"/>
+    <w:lsdException w:name="List Table 7 Colorful Accent 6" w:uiPriority="52"/>
+    <w:lsdException w:name="Mention" w:semiHidden="1" w:unhideWhenUsed="1"/>
+    <w:lsdException w:name="Smart Hyperlink" w:semiHidden="1" w:unhideWhenUsed="1"/>
+    <w:lsdException w:name="Hashtag" w:semiHidden="1" w:unhideWhenUsed="1"/>
+    <w:lsdException w:name="Unresolved Mention" w:semiHidden="1" w:unhideWhenUsed="1"/>
+    <w:lsdException w:name="Smart Link" w:semiHidden="1" w:unhideWhenUsed="1"/>
+  </w:latentStyles>
+  <w:style w:type="paragraph" w:default="1" w:styleId="Normal">
+    <w:name w:val="Normal"/>
+    <w:qFormat/>
+    <w:rPr>
+      <w:rFonts w:ascii="Arial" w:eastAsia="Arial" w:hAnsi="Arial" w:cs="Arial"/>
+    </w:rPr>
+  </w:style>
+  <w:style w:type="paragraph" w:styleId="Heading1">
+    <w:name w:val="heading 1"/>
+    <w:basedOn w:val="Normal"/>
+    <w:uiPriority w:val="9"/>
+    <w:qFormat/>
+    <w:pPr>
+      <w:spacing w:before="79"/>
+      <w:ind w:left="23"/>
+      <w:outlineLvl w:val="0"/>
+    </w:pPr>
+    <w:rPr>
+      <w:sz w:val="32"/>
+      <w:szCs w:val="32"/>
+    </w:rPr>
+  </w:style>
+  <w:style w:type="paragraph" w:styleId="Heading2">
+    <w:name w:val="heading 2"/>
+    <w:basedOn w:val="Normal"/>
+    <w:uiPriority w:val="9"/>
+    <w:unhideWhenUsed/>
+    <w:qFormat/>
+    <w:pPr>
+      <w:ind w:left="516" w:hanging="493"/>
+      <w:outlineLvl w:val="1"/>
+    </w:pPr>
+    <w:rPr>
+      <w:sz w:val="26"/>
+      <w:szCs w:val="26"/>
+    </w:rPr>
+  </w:style>
+  <w:style w:type="paragraph" w:styleId="Heading3">
+    <w:name w:val="heading 3"/>
+    <w:basedOn w:val="Normal"/>
+    <w:next w:val="Normal"/>
+    <w:link w:val="Heading3Char"/>
+    <w:uiPriority w:val="9"/>
+    <w:unhideWhenUsed/>
+    <w:qFormat/>
+    <w:rsid w:val="00467899"/>
+    <w:pPr>
+      <w:keepNext/>
+      <w:keepLines/>
+      <w:spacing w:before="40"/>
+      <w:outlineLvl w:val="2"/>
+    </w:pPr>
+    <w:rPr>
+      <w:rFonts w:asciiTheme="majorHAnsi" w:eastAsiaTheme="majorEastAsia" w:hAnsiTheme="majorHAnsi" w:cstheme="majorBidi"/>
+      <w:color w:val="243F60" w:themeColor="accent1" w:themeShade="7F"/>
+      <w:sz w:val="24"/>
+      <w:szCs w:val="24"/>
+    </w:rPr>
+  </w:style>
+  <w:style w:type="character" w:default="1" w:styleId="DefaultParagraphFont">
     <w:name w:val="Default Paragraph Font"/>
     <w:uiPriority w:val="1"/>
     <w:semiHidden/>
     <w:unhideWhenUsed/>
   </w:style>
-  <w:style w:styleId="TableNormal" w:default="1" w:type="table">
-    <w:name w:val="Table Normal"/>
-    <w:uiPriority w:val="2"/>
+  <w:style w:type="table" w:default="1" w:styleId="TableNormal">
+    <w:name w:val="Normal Table"/>
+    <w:uiPriority w:val="99"/>
     <w:semiHidden/>
     <w:unhideWhenUsed/>
-    <w:qFormat/>
     <w:tblPr>
       <w:tblInd w:w="0" w:type="dxa"/>
       <w:tblCellMar>
         <w:top w:w="0" w:type="dxa"/>
-        <w:left w:w="0" w:type="dxa"/>
+        <w:left w:w="108" w:type="dxa"/>
         <w:bottom w:w="0" w:type="dxa"/>
-        <w:right w:w="0" w:type="dxa"/>
+        <w:right w:w="108" w:type="dxa"/>
       </w:tblCellMar>
     </w:tblPr>
   </w:style>
-  <w:style w:styleId="NoList" w:default="1" w:type="numbering">
+  <w:style w:type="numbering" w:default="1" w:styleId="NoList">
     <w:name w:val="No List"/>
     <w:uiPriority w:val="99"/>
     <w:semiHidden/>
     <w:unhideWhenUsed/>
   </w:style>
-  <w:style w:default="1" w:styleId="Normal" w:type="paragraph">
-    <w:name w:val="Normal"/>
-    <w:uiPriority w:val="1"/>
-    <w:qFormat/>
-    <w:pPr/>
-    <w:rPr>
-      <w:rFonts w:ascii="Arial" w:hAnsi="Arial" w:eastAsia="Arial" w:cs="Arial"/>
-      <w:lang w:val="en-US" w:eastAsia="en-US" w:bidi="ar-SA"/>
-    </w:rPr>
-  </w:style>
-  <w:style w:styleId="BodyText" w:type="paragraph">
+  <w:style w:type="paragraph" w:styleId="BodyText">
     <w:name w:val="Body Text"/>
     <w:basedOn w:val="Normal"/>
     <w:uiPriority w:val="1"/>
     <w:qFormat/>
-    <w:pPr/>
     <w:rPr>
-      <w:rFonts w:ascii="Arial" w:hAnsi="Arial" w:eastAsia="Arial" w:cs="Arial"/>
       <w:sz w:val="24"/>
       <w:szCs w:val="24"/>
-      <w:lang w:val="en-US" w:eastAsia="en-US" w:bidi="ar-SA"/>
     </w:rPr>
   </w:style>
-  <w:style w:styleId="Heading1" w:type="paragraph">
-    <w:name w:val="Heading 1"/>
-    <w:basedOn w:val="Normal"/>
-    <w:uiPriority w:val="1"/>
-    <w:qFormat/>
-    <w:pPr>
-      <w:spacing w:before="79"/>
-      <w:ind w:left="23"/>
-      <w:outlineLvl w:val="1"/>
-    </w:pPr>
-    <w:rPr>
-      <w:rFonts w:ascii="Arial" w:hAnsi="Arial" w:eastAsia="Arial" w:cs="Arial"/>
-      <w:sz w:val="32"/>
-      <w:szCs w:val="32"/>
-      <w:lang w:val="en-US" w:eastAsia="en-US" w:bidi="ar-SA"/>
-    </w:rPr>
-  </w:style>
-  <w:style w:styleId="Heading2" w:type="paragraph">
-    <w:name w:val="Heading 2"/>
-    <w:basedOn w:val="Normal"/>
-    <w:uiPriority w:val="1"/>
-    <w:qFormat/>
-    <w:pPr>
-      <w:ind w:left="516" w:hanging="493"/>
-      <w:outlineLvl w:val="2"/>
-    </w:pPr>
-    <w:rPr>
-      <w:rFonts w:ascii="Arial" w:hAnsi="Arial" w:eastAsia="Arial" w:cs="Arial"/>
-      <w:sz w:val="26"/>
-      <w:szCs w:val="26"/>
-      <w:lang w:val="en-US" w:eastAsia="en-US" w:bidi="ar-SA"/>
-    </w:rPr>
-  </w:style>
-  <w:style w:styleId="Title" w:type="paragraph">
+  <w:style w:type="paragraph" w:styleId="Title">
     <w:name w:val="Title"/>
     <w:basedOn w:val="Normal"/>
-    <w:uiPriority w:val="1"/>
+    <w:uiPriority w:val="10"/>
     <w:qFormat/>
     <w:pPr>
       <w:ind w:left="1"/>
       <w:jc w:val="center"/>
     </w:pPr>
     <w:rPr>
-      <w:rFonts w:ascii="Arial" w:hAnsi="Arial" w:eastAsia="Arial" w:cs="Arial"/>
       <w:b/>
       <w:bCs/>
       <w:sz w:val="48"/>
       <w:szCs w:val="48"/>
-      <w:lang w:val="en-US" w:eastAsia="en-US" w:bidi="ar-SA"/>
     </w:rPr>
   </w:style>
-  <w:style w:styleId="ListParagraph" w:type="paragraph">
+  <w:style w:type="paragraph" w:styleId="ListParagraph">
     <w:name w:val="List Paragraph"/>
     <w:basedOn w:val="Normal"/>
     <w:uiPriority w:val="1"/>
@@ -6936,19 +7982,227 @@
     <w:pPr>
       <w:ind w:left="743" w:hanging="360"/>
     </w:pPr>
-    <w:rPr>
-      <w:rFonts w:ascii="Arial" w:hAnsi="Arial" w:eastAsia="Arial" w:cs="Arial"/>
-      <w:lang w:val="en-US" w:eastAsia="en-US" w:bidi="ar-SA"/>
-    </w:rPr>
   </w:style>
-  <w:style w:styleId="TableParagraph" w:type="paragraph">
+  <w:style w:type="paragraph" w:customStyle="1" w:styleId="TableParagraph">
     <w:name w:val="Table Paragraph"/>
     <w:basedOn w:val="Normal"/>
     <w:uiPriority w:val="1"/>
     <w:qFormat/>
-    <w:pPr/>
+  </w:style>
+  <w:style w:type="paragraph" w:styleId="TOCHeading">
+    <w:name w:val="TOC Heading"/>
+    <w:basedOn w:val="Heading1"/>
+    <w:next w:val="Normal"/>
+    <w:uiPriority w:val="39"/>
+    <w:unhideWhenUsed/>
+    <w:qFormat/>
+    <w:rsid w:val="00467899"/>
+    <w:pPr>
+      <w:keepNext/>
+      <w:keepLines/>
+      <w:widowControl/>
+      <w:autoSpaceDE/>
+      <w:autoSpaceDN/>
+      <w:spacing w:before="480" w:line="276" w:lineRule="auto"/>
+      <w:ind w:left="0"/>
+      <w:outlineLvl w:val="9"/>
+    </w:pPr>
     <w:rPr>
-      <w:lang w:val="en-US" w:eastAsia="en-US" w:bidi="ar-SA"/>
+      <w:rFonts w:asciiTheme="majorHAnsi" w:eastAsiaTheme="majorEastAsia" w:hAnsiTheme="majorHAnsi" w:cstheme="majorBidi"/>
+      <w:b/>
+      <w:bCs/>
+      <w:color w:val="365F91" w:themeColor="accent1" w:themeShade="BF"/>
+      <w:sz w:val="28"/>
+      <w:szCs w:val="28"/>
+    </w:rPr>
+  </w:style>
+  <w:style w:type="paragraph" w:styleId="TOC1">
+    <w:name w:val="toc 1"/>
+    <w:basedOn w:val="Normal"/>
+    <w:next w:val="Normal"/>
+    <w:autoRedefine/>
+    <w:uiPriority w:val="39"/>
+    <w:unhideWhenUsed/>
+    <w:rsid w:val="00467899"/>
+    <w:pPr>
+      <w:spacing w:before="120"/>
+    </w:pPr>
+    <w:rPr>
+      <w:rFonts w:asciiTheme="minorHAnsi" w:hAnsiTheme="minorHAnsi" w:cstheme="minorHAnsi"/>
+      <w:b/>
+      <w:bCs/>
+      <w:i/>
+      <w:iCs/>
+      <w:sz w:val="24"/>
+      <w:szCs w:val="24"/>
+    </w:rPr>
+  </w:style>
+  <w:style w:type="paragraph" w:styleId="TOC2">
+    <w:name w:val="toc 2"/>
+    <w:basedOn w:val="Normal"/>
+    <w:next w:val="Normal"/>
+    <w:autoRedefine/>
+    <w:uiPriority w:val="39"/>
+    <w:unhideWhenUsed/>
+    <w:rsid w:val="00467899"/>
+    <w:pPr>
+      <w:spacing w:before="120"/>
+      <w:ind w:left="220"/>
+    </w:pPr>
+    <w:rPr>
+      <w:rFonts w:asciiTheme="minorHAnsi" w:hAnsiTheme="minorHAnsi" w:cstheme="minorHAnsi"/>
+      <w:b/>
+      <w:bCs/>
+    </w:rPr>
+  </w:style>
+  <w:style w:type="character" w:styleId="Hyperlink">
+    <w:name w:val="Hyperlink"/>
+    <w:basedOn w:val="DefaultParagraphFont"/>
+    <w:uiPriority w:val="99"/>
+    <w:unhideWhenUsed/>
+    <w:rsid w:val="00467899"/>
+    <w:rPr>
+      <w:color w:val="0000FF" w:themeColor="hyperlink"/>
+      <w:u w:val="single"/>
+    </w:rPr>
+  </w:style>
+  <w:style w:type="paragraph" w:styleId="TOC3">
+    <w:name w:val="toc 3"/>
+    <w:basedOn w:val="Normal"/>
+    <w:next w:val="Normal"/>
+    <w:autoRedefine/>
+    <w:uiPriority w:val="39"/>
+    <w:semiHidden/>
+    <w:unhideWhenUsed/>
+    <w:rsid w:val="00467899"/>
+    <w:pPr>
+      <w:ind w:left="440"/>
+    </w:pPr>
+    <w:rPr>
+      <w:rFonts w:asciiTheme="minorHAnsi" w:hAnsiTheme="minorHAnsi" w:cstheme="minorHAnsi"/>
+      <w:sz w:val="20"/>
+      <w:szCs w:val="20"/>
+    </w:rPr>
+  </w:style>
+  <w:style w:type="paragraph" w:styleId="TOC4">
+    <w:name w:val="toc 4"/>
+    <w:basedOn w:val="Normal"/>
+    <w:next w:val="Normal"/>
+    <w:autoRedefine/>
+    <w:uiPriority w:val="39"/>
+    <w:semiHidden/>
+    <w:unhideWhenUsed/>
+    <w:rsid w:val="00467899"/>
+    <w:pPr>
+      <w:ind w:left="660"/>
+    </w:pPr>
+    <w:rPr>
+      <w:rFonts w:asciiTheme="minorHAnsi" w:hAnsiTheme="minorHAnsi" w:cstheme="minorHAnsi"/>
+      <w:sz w:val="20"/>
+      <w:szCs w:val="20"/>
+    </w:rPr>
+  </w:style>
+  <w:style w:type="paragraph" w:styleId="TOC5">
+    <w:name w:val="toc 5"/>
+    <w:basedOn w:val="Normal"/>
+    <w:next w:val="Normal"/>
+    <w:autoRedefine/>
+    <w:uiPriority w:val="39"/>
+    <w:semiHidden/>
+    <w:unhideWhenUsed/>
+    <w:rsid w:val="00467899"/>
+    <w:pPr>
+      <w:ind w:left="880"/>
+    </w:pPr>
+    <w:rPr>
+      <w:rFonts w:asciiTheme="minorHAnsi" w:hAnsiTheme="minorHAnsi" w:cstheme="minorHAnsi"/>
+      <w:sz w:val="20"/>
+      <w:szCs w:val="20"/>
+    </w:rPr>
+  </w:style>
+  <w:style w:type="paragraph" w:styleId="TOC6">
+    <w:name w:val="toc 6"/>
+    <w:basedOn w:val="Normal"/>
+    <w:next w:val="Normal"/>
+    <w:autoRedefine/>
+    <w:uiPriority w:val="39"/>
+    <w:semiHidden/>
+    <w:unhideWhenUsed/>
+    <w:rsid w:val="00467899"/>
+    <w:pPr>
+      <w:ind w:left="1100"/>
+    </w:pPr>
+    <w:rPr>
+      <w:rFonts w:asciiTheme="minorHAnsi" w:hAnsiTheme="minorHAnsi" w:cstheme="minorHAnsi"/>
+      <w:sz w:val="20"/>
+      <w:szCs w:val="20"/>
+    </w:rPr>
+  </w:style>
+  <w:style w:type="paragraph" w:styleId="TOC7">
+    <w:name w:val="toc 7"/>
+    <w:basedOn w:val="Normal"/>
+    <w:next w:val="Normal"/>
+    <w:autoRedefine/>
+    <w:uiPriority w:val="39"/>
+    <w:semiHidden/>
+    <w:unhideWhenUsed/>
+    <w:rsid w:val="00467899"/>
+    <w:pPr>
+      <w:ind w:left="1320"/>
+    </w:pPr>
+    <w:rPr>
+      <w:rFonts w:asciiTheme="minorHAnsi" w:hAnsiTheme="minorHAnsi" w:cstheme="minorHAnsi"/>
+      <w:sz w:val="20"/>
+      <w:szCs w:val="20"/>
+    </w:rPr>
+  </w:style>
+  <w:style w:type="paragraph" w:styleId="TOC8">
+    <w:name w:val="toc 8"/>
+    <w:basedOn w:val="Normal"/>
+    <w:next w:val="Normal"/>
+    <w:autoRedefine/>
+    <w:uiPriority w:val="39"/>
+    <w:semiHidden/>
+    <w:unhideWhenUsed/>
+    <w:rsid w:val="00467899"/>
+    <w:pPr>
+      <w:ind w:left="1540"/>
+    </w:pPr>
+    <w:rPr>
+      <w:rFonts w:asciiTheme="minorHAnsi" w:hAnsiTheme="minorHAnsi" w:cstheme="minorHAnsi"/>
+      <w:sz w:val="20"/>
+      <w:szCs w:val="20"/>
+    </w:rPr>
+  </w:style>
+  <w:style w:type="paragraph" w:styleId="TOC9">
+    <w:name w:val="toc 9"/>
+    <w:basedOn w:val="Normal"/>
+    <w:next w:val="Normal"/>
+    <w:autoRedefine/>
+    <w:uiPriority w:val="39"/>
+    <w:semiHidden/>
+    <w:unhideWhenUsed/>
+    <w:rsid w:val="00467899"/>
+    <w:pPr>
+      <w:ind w:left="1760"/>
+    </w:pPr>
+    <w:rPr>
+      <w:rFonts w:asciiTheme="minorHAnsi" w:hAnsiTheme="minorHAnsi" w:cstheme="minorHAnsi"/>
+      <w:sz w:val="20"/>
+      <w:szCs w:val="20"/>
+    </w:rPr>
+  </w:style>
+  <w:style w:type="character" w:customStyle="1" w:styleId="Heading3Char">
+    <w:name w:val="Heading 3 Char"/>
+    <w:basedOn w:val="DefaultParagraphFont"/>
+    <w:link w:val="Heading3"/>
+    <w:uiPriority w:val="9"/>
+    <w:rsid w:val="00467899"/>
+    <w:rPr>
+      <w:rFonts w:asciiTheme="majorHAnsi" w:eastAsiaTheme="majorEastAsia" w:hAnsiTheme="majorHAnsi" w:cstheme="majorBidi"/>
+      <w:color w:val="243F60" w:themeColor="accent1" w:themeShade="7F"/>
+      <w:sz w:val="24"/>
+      <w:szCs w:val="24"/>
     </w:rPr>
   </w:style>
 </w:styles>
@@ -7235,4 +8489,16 @@
   <a:objectDefaults/>
   <a:extraClrSchemeLst/>
 </a:theme>
+</file>
+
+<file path=customXml/item1.xml><?xml version="1.0" encoding="utf-8"?>
+<b:Sources xmlns:b="http://schemas.openxmlformats.org/officeDocument/2006/bibliography" xmlns="http://schemas.openxmlformats.org/officeDocument/2006/bibliography" SelectedStyle="/APASixthEditionOfficeOnline.xsl" StyleName="APA" Version="6"/>
+</file>
+
+<file path=customXml/itemProps1.xml><?xml version="1.0" encoding="utf-8"?>
+<ds:datastoreItem xmlns:ds="http://schemas.openxmlformats.org/officeDocument/2006/customXml" ds:itemID="{1D9F94E2-F5ED-3040-9788-57E09AFAD186}">
+  <ds:schemaRefs>
+    <ds:schemaRef ds:uri="http://schemas.openxmlformats.org/officeDocument/2006/bibliography"/>
+  </ds:schemaRefs>
+</ds:datastoreItem>
 </file>